--- a/ROCO318 coursework/Report.docx
+++ b/ROCO318 coursework/Report.docx
@@ -1,6 +1,6 @@
 
 <file path=word/document.xml><?xml version="1.0" encoding="utf-8"?>
-<w:document xmlns:wpc="http://schemas.microsoft.com/office/word/2010/wordprocessingCanvas" xmlns:cx="http://schemas.microsoft.com/office/drawing/2014/chartex" xmlns:cx1="http://schemas.microsoft.com/office/drawing/2015/9/8/chartex" xmlns:cx2="http://schemas.microsoft.com/office/drawing/2015/10/21/chartex" xmlns:cx3="http://schemas.microsoft.com/office/drawing/2016/5/9/chartex" xmlns:cx4="http://schemas.microsoft.com/office/drawing/2016/5/10/chartex" xmlns:cx5="http://schemas.microsoft.com/office/drawing/2016/5/11/chartex" xmlns:cx6="http://schemas.microsoft.com/office/drawing/2016/5/12/chartex" xmlns:cx7="http://schemas.microsoft.com/office/drawing/2016/5/13/chartex" xmlns:cx8="http://schemas.microsoft.com/office/drawing/2016/5/14/chartex" xmlns:mc="http://schemas.openxmlformats.org/markup-compatibility/2006" xmlns:aink="http://schemas.microsoft.com/office/drawing/2016/ink" xmlns:am3d="http://schemas.microsoft.com/office/drawing/2017/model3d" xmlns:o="urn:schemas-microsoft-com:office:office" xmlns:oel="http://schemas.microsoft.com/office/2019/extlst" xmlns:r="http://schemas.openxmlformats.org/officeDocument/2006/relationships" xmlns:m="http://schemas.openxmlformats.org/officeDocument/2006/math" xmlns:v="urn:schemas-microsoft-com:vml" xmlns:wp14="http://schemas.microsoft.com/office/word/2010/wordprocessingDrawing" xmlns:wp="http://schemas.openxmlformats.org/drawingml/2006/wordprocessingDrawing" xmlns:w10="urn:schemas-microsoft-com:office:word" xmlns:w="http://schemas.openxmlformats.org/wordprocessingml/2006/main" xmlns:w14="http://schemas.microsoft.com/office/word/2010/wordml" xmlns:w15="http://schemas.microsoft.com/office/word/2012/wordml" xmlns:w16cex="http://schemas.microsoft.com/office/word/2018/wordml/cex" xmlns:w16cid="http://schemas.microsoft.com/office/word/2016/wordml/cid" xmlns:w16="http://schemas.microsoft.com/office/word/2018/wordml" xmlns:w16du="http://schemas.microsoft.com/office/word/2023/wordml/word16du" xmlns:w16sdtdh="http://schemas.microsoft.com/office/word/2020/wordml/sdtdatahash" xmlns:w16sdtfl="http://schemas.microsoft.com/office/word/2024/wordml/sdtformatlock" xmlns:w16se="http://schemas.microsoft.com/office/word/2015/wordml/symex" xmlns:wpg="http://schemas.microsoft.com/office/word/2010/wordprocessingGroup" xmlns:wpi="http://schemas.microsoft.com/office/word/2010/wordprocessingInk" xmlns:wne="http://schemas.microsoft.com/office/word/2006/wordml" xmlns:wps="http://schemas.microsoft.com/office/word/2010/wordprocessingShape" mc:Ignorable="w14 w15 w16se w16cid w16 w16cex w16sdtdh w16sdtfl w16du wp14">
+<w:document xmlns:wpc="http://schemas.microsoft.com/office/word/2010/wordprocessingCanvas" xmlns:cx="http://schemas.microsoft.com/office/drawing/2014/chartex" xmlns:cx1="http://schemas.microsoft.com/office/drawing/2015/9/8/chartex" xmlns:cx2="http://schemas.microsoft.com/office/drawing/2015/10/21/chartex" xmlns:cx3="http://schemas.microsoft.com/office/drawing/2016/5/9/chartex" xmlns:cx4="http://schemas.microsoft.com/office/drawing/2016/5/10/chartex" xmlns:cx5="http://schemas.microsoft.com/office/drawing/2016/5/11/chartex" xmlns:cx6="http://schemas.microsoft.com/office/drawing/2016/5/12/chartex" xmlns:cx7="http://schemas.microsoft.com/office/drawing/2016/5/13/chartex" xmlns:cx8="http://schemas.microsoft.com/office/drawing/2016/5/14/chartex" xmlns:mc="http://schemas.openxmlformats.org/markup-compatibility/2006" xmlns:aink="http://schemas.microsoft.com/office/drawing/2016/ink" xmlns:am3d="http://schemas.microsoft.com/office/drawing/2017/model3d" xmlns:o="urn:schemas-microsoft-com:office:office" xmlns:r="http://schemas.openxmlformats.org/officeDocument/2006/relationships" xmlns:m="http://schemas.openxmlformats.org/officeDocument/2006/math" xmlns:v="urn:schemas-microsoft-com:vml" xmlns:wp14="http://schemas.microsoft.com/office/word/2010/wordprocessingDrawing" xmlns:wp="http://schemas.openxmlformats.org/drawingml/2006/wordprocessingDrawing" xmlns:w10="urn:schemas-microsoft-com:office:word" xmlns:w="http://schemas.openxmlformats.org/wordprocessingml/2006/main" xmlns:w14="http://schemas.microsoft.com/office/word/2010/wordml" xmlns:w15="http://schemas.microsoft.com/office/word/2012/wordml" xmlns:w16cid="http://schemas.microsoft.com/office/word/2016/wordml/cid" xmlns:w16se="http://schemas.microsoft.com/office/word/2015/wordml/symex" xmlns:wpg="http://schemas.microsoft.com/office/word/2010/wordprocessingGroup" xmlns:wpi="http://schemas.microsoft.com/office/word/2010/wordprocessingInk" xmlns:wne="http://schemas.microsoft.com/office/word/2006/wordml" xmlns:wps="http://schemas.microsoft.com/office/word/2010/wordprocessingShape" mc:Ignorable="w14 w15 w16se w16cid wp14">
   <w:body>
     <w:p>
       <w:pPr>
@@ -705,6 +705,7 @@
           <w14:ligatures w14:val="none"/>
         </w:rPr>
       </w:pPr>
+      <w:proofErr w:type="gramStart"/>
       <w:r>
         <w:rPr>
           <w:rFonts w:ascii="Times New Roman" w:eastAsia="Times New Roman" w:hAnsi="Times New Roman" w:cs="Times New Roman"/>
@@ -713,16 +714,18 @@
           <w:lang w:eastAsia="en-GB"/>
           <w14:ligatures w14:val="none"/>
         </w:rPr>
-        <w:t xml:space="preserve">In  (INSET APPENDIX) </w:t>
-      </w:r>
-      <w:r>
-        <w:rPr>
-          <w:rFonts w:ascii="Times New Roman" w:eastAsia="Times New Roman" w:hAnsi="Times New Roman" w:cs="Times New Roman"/>
+        <w:t>In  (</w:t>
+      </w:r>
+      <w:proofErr w:type="gramEnd"/>
+      <w:r>
+        <w:rPr>
+          <w:rFonts w:ascii="Times New Roman" w:eastAsia="Times New Roman" w:hAnsi="Times New Roman" w:cs="Times New Roman"/>
+          <w:color w:val="EE0000"/>
           <w:kern w:val="36"/>
           <w:lang w:eastAsia="en-GB"/>
           <w14:ligatures w14:val="none"/>
         </w:rPr>
-        <w:t>you can see how we have precise control of the robot as the body stays level while the knees bend to allow it to go up and down. You can also see the difference between code with and without smoothing.</w:t>
+        <w:t xml:space="preserve">INSET APPENDIX) </w:t>
       </w:r>
       <w:r>
         <w:rPr>
@@ -731,7 +734,7 @@
           <w:lang w:eastAsia="en-GB"/>
           <w14:ligatures w14:val="none"/>
         </w:rPr>
-        <w:t xml:space="preserve"> This shows that our code is accurate and effective.</w:t>
+        <w:t>you can see how we have precise control of the robot as the body stays level while the knees bend to allow it to go up and down. You can also see the difference between code with and without smoothing. This shows that our code is accurate and effective.</w:t>
       </w:r>
     </w:p>
     <w:p>
@@ -793,7 +796,7 @@
           <w:lang w:eastAsia="en-GB"/>
           <w14:ligatures w14:val="none"/>
         </w:rPr>
-        <w:t>3. Mechanical Design of the Bipedal Robot (20 Marks)</w:t>
+        <w:t xml:space="preserve">3. Mechanical Design of the Bipedal Robot </w:t>
       </w:r>
     </w:p>
     <w:p>
@@ -827,74 +830,23 @@
     </w:p>
     <w:p>
       <w:pPr>
-        <w:numPr>
-          <w:ilvl w:val="0"/>
-          <w:numId w:val="7"/>
-        </w:numPr>
-        <w:spacing w:before="100" w:beforeAutospacing="1" w:after="100" w:afterAutospacing="1" w:line="240" w:lineRule="auto"/>
-        <w:rPr>
-          <w:rFonts w:ascii="Times New Roman" w:eastAsia="Times New Roman" w:hAnsi="Times New Roman" w:cs="Times New Roman"/>
-          <w:kern w:val="0"/>
-          <w:lang w:eastAsia="en-GB"/>
-          <w14:ligatures w14:val="none"/>
-        </w:rPr>
-      </w:pPr>
-      <w:r>
-        <w:rPr>
-          <w:rFonts w:ascii="Times New Roman" w:eastAsia="Times New Roman" w:hAnsi="Times New Roman" w:cs="Times New Roman"/>
-          <w:kern w:val="0"/>
-          <w:lang w:eastAsia="en-GB"/>
-          <w14:ligatures w14:val="none"/>
-        </w:rPr>
-        <w:t>Leg length constraints (≤10 cm per segment).</w:t>
-      </w:r>
-    </w:p>
-    <w:p>
-      <w:pPr>
-        <w:numPr>
-          <w:ilvl w:val="0"/>
-          <w:numId w:val="7"/>
-        </w:numPr>
-        <w:spacing w:before="100" w:beforeAutospacing="1" w:after="100" w:afterAutospacing="1" w:line="240" w:lineRule="auto"/>
-        <w:rPr>
-          <w:rFonts w:ascii="Times New Roman" w:eastAsia="Times New Roman" w:hAnsi="Times New Roman" w:cs="Times New Roman"/>
-          <w:kern w:val="0"/>
-          <w:lang w:eastAsia="en-GB"/>
-          <w14:ligatures w14:val="none"/>
-        </w:rPr>
-      </w:pPr>
-      <w:r>
-        <w:rPr>
-          <w:rFonts w:ascii="Times New Roman" w:eastAsia="Times New Roman" w:hAnsi="Times New Roman" w:cs="Times New Roman"/>
-          <w:kern w:val="0"/>
-          <w:lang w:eastAsia="en-GB"/>
-          <w14:ligatures w14:val="none"/>
-        </w:rPr>
-        <w:t>Number of degrees of freedom.</w:t>
-      </w:r>
-    </w:p>
-    <w:p>
-      <w:pPr>
-        <w:numPr>
-          <w:ilvl w:val="0"/>
-          <w:numId w:val="7"/>
-        </w:numPr>
-        <w:spacing w:before="100" w:beforeAutospacing="1" w:after="100" w:afterAutospacing="1" w:line="240" w:lineRule="auto"/>
-        <w:rPr>
-          <w:rFonts w:ascii="Times New Roman" w:eastAsia="Times New Roman" w:hAnsi="Times New Roman" w:cs="Times New Roman"/>
-          <w:kern w:val="0"/>
-          <w:lang w:eastAsia="en-GB"/>
-          <w14:ligatures w14:val="none"/>
-        </w:rPr>
-      </w:pPr>
-      <w:r>
-        <w:rPr>
-          <w:rFonts w:ascii="Times New Roman" w:eastAsia="Times New Roman" w:hAnsi="Times New Roman" w:cs="Times New Roman"/>
-          <w:kern w:val="0"/>
-          <w:lang w:eastAsia="en-GB"/>
-          <w14:ligatures w14:val="none"/>
-        </w:rPr>
-        <w:t>Weight distribution and stability considerations.</w:t>
+        <w:spacing w:before="100" w:beforeAutospacing="1" w:after="100" w:afterAutospacing="1" w:line="240" w:lineRule="auto"/>
+        <w:ind w:left="720"/>
+        <w:rPr>
+          <w:rFonts w:ascii="Times New Roman" w:eastAsia="Times New Roman" w:hAnsi="Times New Roman" w:cs="Times New Roman"/>
+          <w:kern w:val="0"/>
+          <w:lang w:eastAsia="en-GB"/>
+          <w14:ligatures w14:val="none"/>
+        </w:rPr>
+      </w:pPr>
+      <w:r>
+        <w:rPr>
+          <w:rFonts w:ascii="Times New Roman" w:eastAsia="Times New Roman" w:hAnsi="Times New Roman" w:cs="Times New Roman"/>
+          <w:kern w:val="0"/>
+          <w:lang w:eastAsia="en-GB"/>
+          <w14:ligatures w14:val="none"/>
+        </w:rPr>
+        <w:t>Each group was given eight servos and had to design a bipedal robot to walk one metre in the fastest time possible. The only limit was a maximum limb length of 10 centimetres. We intended to make a design with high static stability and a high range of movement, so we designed it to be similar to a chicken.</w:t>
       </w:r>
     </w:p>
     <w:p>
@@ -924,6 +876,178 @@
           <w14:ligatures w14:val="none"/>
         </w:rPr>
         <w:t>3.2 CAD Design Process</w:t>
+      </w:r>
+    </w:p>
+    <w:p>
+      <w:pPr>
+        <w:spacing w:before="100" w:beforeAutospacing="1" w:after="100" w:afterAutospacing="1" w:line="240" w:lineRule="auto"/>
+        <w:ind w:left="720"/>
+        <w:rPr>
+          <w:rFonts w:ascii="Times New Roman" w:eastAsia="Times New Roman" w:hAnsi="Times New Roman" w:cs="Times New Roman"/>
+          <w:kern w:val="0"/>
+          <w:lang w:eastAsia="en-GB"/>
+          <w14:ligatures w14:val="none"/>
+        </w:rPr>
+      </w:pPr>
+      <w:r>
+        <w:rPr>
+          <w:rFonts w:ascii="Times New Roman" w:eastAsia="Times New Roman" w:hAnsi="Times New Roman" w:cs="Times New Roman"/>
+          <w:kern w:val="0"/>
+          <w:lang w:eastAsia="en-GB"/>
+          <w14:ligatures w14:val="none"/>
+        </w:rPr>
+        <w:t xml:space="preserve">For our CAD we used Autodesk </w:t>
+      </w:r>
+      <w:r>
+        <w:rPr>
+          <w:rFonts w:ascii="Times New Roman" w:eastAsia="Times New Roman" w:hAnsi="Times New Roman" w:cs="Times New Roman"/>
+          <w:kern w:val="0"/>
+          <w:lang w:eastAsia="en-GB"/>
+          <w14:ligatures w14:val="none"/>
+        </w:rPr>
+        <w:t xml:space="preserve">Fusion as we have both used it previously. Our final version does not differ greatly from our initial design, however there are a few key </w:t>
+      </w:r>
+      <w:r>
+        <w:rPr>
+          <w:rFonts w:ascii="Times New Roman" w:eastAsia="Times New Roman" w:hAnsi="Times New Roman" w:cs="Times New Roman"/>
+          <w:kern w:val="0"/>
+          <w:lang w:eastAsia="en-GB"/>
+          <w14:ligatures w14:val="none"/>
+        </w:rPr>
+        <w:lastRenderedPageBreak/>
+        <w:t>differences. When first discussing the design, we decided to try and keep all servos as high as possible so that we had more mass to move around for balance. Because of this we had one servo in each knee and then we put two servos into each hip. We also planned to use one servo to create a tail to aid in balancing in one axis and another to move a head to balance in another axis</w:t>
+      </w:r>
+      <w:r>
+        <w:rPr>
+          <w:rFonts w:ascii="Times New Roman" w:eastAsia="Times New Roman" w:hAnsi="Times New Roman" w:cs="Times New Roman"/>
+          <w:kern w:val="0"/>
+          <w:lang w:eastAsia="en-GB"/>
+          <w14:ligatures w14:val="none"/>
+        </w:rPr>
+        <w:t>. We got as far as designing the tail before realising that the servos would be better used in the hips to give them three degrees of freedom each. Once we got rid of the head and tail we redesigned the hip plate to accommodate them and modelled mounting points for the electronics above them.</w:t>
+      </w:r>
+    </w:p>
+    <w:p>
+      <w:pPr>
+        <w:spacing w:before="100" w:beforeAutospacing="1" w:after="100" w:afterAutospacing="1" w:line="240" w:lineRule="auto"/>
+        <w:ind w:left="720"/>
+        <w:rPr>
+          <w:rFonts w:ascii="Times New Roman" w:eastAsia="Times New Roman" w:hAnsi="Times New Roman" w:cs="Times New Roman"/>
+          <w:color w:val="000000" w:themeColor="text1"/>
+          <w:kern w:val="0"/>
+          <w:lang w:eastAsia="en-GB"/>
+          <w14:ligatures w14:val="none"/>
+        </w:rPr>
+      </w:pPr>
+      <w:r>
+        <w:rPr>
+          <w:rFonts w:ascii="Times New Roman" w:eastAsia="Times New Roman" w:hAnsi="Times New Roman" w:cs="Times New Roman"/>
+          <w:kern w:val="0"/>
+          <w:lang w:eastAsia="en-GB"/>
+          <w14:ligatures w14:val="none"/>
+        </w:rPr>
+        <w:t xml:space="preserve">We had a few iterations for the legs, we first wanted to use a four-bar linkage to keep the feet flat without the use of an additional servo, but this proved too complex and too fragile so we changed just a standard leg directly controlled by a servo. Initially we also tried to create an actuated ankle using </w:t>
+      </w:r>
+      <w:r>
+        <w:rPr>
+          <w:rFonts w:ascii="Times New Roman" w:eastAsia="Times New Roman" w:hAnsi="Times New Roman" w:cs="Times New Roman"/>
+          <w:kern w:val="0"/>
+          <w:lang w:eastAsia="en-GB"/>
+          <w14:ligatures w14:val="none"/>
+        </w:rPr>
+        <w:t>rubber bands instead of a servo</w:t>
+      </w:r>
+      <w:r>
+        <w:rPr>
+          <w:rFonts w:ascii="Times New Roman" w:eastAsia="Times New Roman" w:hAnsi="Times New Roman" w:cs="Times New Roman"/>
+          <w:color w:val="FF0000"/>
+          <w:kern w:val="0"/>
+          <w:lang w:eastAsia="en-GB"/>
+          <w14:ligatures w14:val="none"/>
+        </w:rPr>
+        <w:t xml:space="preserve"> (</w:t>
+      </w:r>
+      <w:r>
+        <w:rPr>
+          <w:rFonts w:ascii="Times New Roman" w:eastAsia="Times New Roman" w:hAnsi="Times New Roman" w:cs="Times New Roman"/>
+          <w:color w:val="FF0000"/>
+          <w:kern w:val="0"/>
+          <w:lang w:eastAsia="en-GB"/>
+          <w14:ligatures w14:val="none"/>
+        </w:rPr>
+        <w:t>IMAGE</w:t>
+      </w:r>
+      <w:r>
+        <w:rPr>
+          <w:rFonts w:ascii="Times New Roman" w:eastAsia="Times New Roman" w:hAnsi="Times New Roman" w:cs="Times New Roman"/>
+          <w:color w:val="FF0000"/>
+          <w:kern w:val="0"/>
+          <w:lang w:eastAsia="en-GB"/>
+          <w14:ligatures w14:val="none"/>
+        </w:rPr>
+        <w:t>)</w:t>
+      </w:r>
+      <w:r>
+        <w:rPr>
+          <w:rFonts w:ascii="Times New Roman" w:eastAsia="Times New Roman" w:hAnsi="Times New Roman" w:cs="Times New Roman"/>
+          <w:color w:val="FF0000"/>
+          <w:kern w:val="0"/>
+          <w:lang w:eastAsia="en-GB"/>
+          <w14:ligatures w14:val="none"/>
+        </w:rPr>
+        <w:t xml:space="preserve"> </w:t>
+      </w:r>
+      <w:r>
+        <w:rPr>
+          <w:rFonts w:ascii="Times New Roman" w:eastAsia="Times New Roman" w:hAnsi="Times New Roman" w:cs="Times New Roman"/>
+          <w:color w:val="000000" w:themeColor="text1"/>
+          <w:kern w:val="0"/>
+          <w:lang w:eastAsia="en-GB"/>
+          <w14:ligatures w14:val="none"/>
+        </w:rPr>
+        <w:t>however upon testing we discovered that the bands tended to try and pull the foot to one of th</w:t>
+      </w:r>
+      <w:bookmarkStart w:id="0" w:name="_GoBack"/>
+      <w:bookmarkEnd w:id="0"/>
+      <w:r>
+        <w:rPr>
+          <w:rFonts w:ascii="Times New Roman" w:eastAsia="Times New Roman" w:hAnsi="Times New Roman" w:cs="Times New Roman"/>
+          <w:color w:val="000000" w:themeColor="text1"/>
+          <w:kern w:val="0"/>
+          <w:lang w:eastAsia="en-GB"/>
+          <w14:ligatures w14:val="none"/>
+        </w:rPr>
+        <w:t xml:space="preserve">e limits instead of keeping it stable in the centre. Instead of the actuated foot we created a “dumb” foot that simply bolted onto the end of the lower leg piece </w:t>
+      </w:r>
+      <w:r>
+        <w:rPr>
+          <w:rFonts w:ascii="Times New Roman" w:eastAsia="Times New Roman" w:hAnsi="Times New Roman" w:cs="Times New Roman"/>
+          <w:color w:val="FF0000"/>
+          <w:kern w:val="0"/>
+          <w:lang w:eastAsia="en-GB"/>
+          <w14:ligatures w14:val="none"/>
+        </w:rPr>
+        <w:t>(IMAGE).</w:t>
+      </w:r>
+      <w:r>
+        <w:rPr>
+          <w:rFonts w:ascii="Times New Roman" w:eastAsia="Times New Roman" w:hAnsi="Times New Roman" w:cs="Times New Roman"/>
+          <w:color w:val="FF0000"/>
+          <w:kern w:val="0"/>
+          <w:lang w:eastAsia="en-GB"/>
+          <w14:ligatures w14:val="none"/>
+        </w:rPr>
+        <w:t xml:space="preserve"> </w:t>
+      </w:r>
+      <w:r>
+        <w:rPr>
+          <w:rFonts w:ascii="Times New Roman" w:eastAsia="Times New Roman" w:hAnsi="Times New Roman" w:cs="Times New Roman"/>
+          <w:color w:val="000000" w:themeColor="text1"/>
+          <w:kern w:val="0"/>
+          <w:lang w:eastAsia="en-GB"/>
+          <w14:ligatures w14:val="none"/>
+        </w:rPr>
+        <w:t>We first tried to create a foot that mimicked a chicken’s foot however this proved too unstable so we added extra spokes to the back of the foot in order to widen the support polygon while the robot is on one foot.</w:t>
       </w:r>
     </w:p>
     <w:p>
@@ -971,7 +1095,6 @@
           <w:lang w:eastAsia="en-GB"/>
           <w14:ligatures w14:val="none"/>
         </w:rPr>
-        <w:lastRenderedPageBreak/>
         <w:t>Initial sketches and iterations.</w:t>
       </w:r>
     </w:p>
@@ -1403,6 +1526,7 @@
           <w:lang w:eastAsia="en-GB"/>
           <w14:ligatures w14:val="none"/>
         </w:rPr>
+        <w:lastRenderedPageBreak/>
         <w:t>4.2 Printed Component Review</w:t>
       </w:r>
     </w:p>
@@ -1685,7 +1809,6 @@
           <w:lang w:eastAsia="en-GB"/>
           <w14:ligatures w14:val="none"/>
         </w:rPr>
-        <w:lastRenderedPageBreak/>
         <w:t>5.1 Gait Theory Overview</w:t>
       </w:r>
     </w:p>
@@ -2065,6 +2188,7 @@
           <w:lang w:eastAsia="en-GB"/>
           <w14:ligatures w14:val="none"/>
         </w:rPr>
+        <w:lastRenderedPageBreak/>
         <w:t>6.1 Sensor Hardware Setup</w:t>
       </w:r>
     </w:p>
@@ -2344,7 +2468,6 @@
           <w:lang w:eastAsia="en-GB"/>
           <w14:ligatures w14:val="none"/>
         </w:rPr>
-        <w:lastRenderedPageBreak/>
         <w:t>Attempted approach using MATLAB RL toolbox.</w:t>
       </w:r>
     </w:p>
@@ -2762,6 +2885,7 @@
           <w:lang w:eastAsia="en-GB"/>
           <w14:ligatures w14:val="none"/>
         </w:rPr>
+        <w:lastRenderedPageBreak/>
         <w:t>Reflect on design: where it performed well and where it struggled.</w:t>
       </w:r>
     </w:p>
@@ -3076,7 +3200,6 @@
           <w:lang w:eastAsia="en-GB"/>
           <w14:ligatures w14:val="none"/>
         </w:rPr>
-        <w:lastRenderedPageBreak/>
         <w:t>What to write:</w:t>
       </w:r>
     </w:p>
@@ -3475,6 +3598,7 @@
           <w:lang w:eastAsia="en-GB"/>
           <w14:ligatures w14:val="none"/>
         </w:rPr>
+        <w:lastRenderedPageBreak/>
         <w:t>Servo test video</w:t>
       </w:r>
     </w:p>
@@ -3641,7 +3765,7 @@
 </file>
 
 <file path=word/endnotes.xml><?xml version="1.0" encoding="utf-8"?>
-<w:endnotes xmlns:wpc="http://schemas.microsoft.com/office/word/2010/wordprocessingCanvas" xmlns:cx="http://schemas.microsoft.com/office/drawing/2014/chartex" xmlns:cx1="http://schemas.microsoft.com/office/drawing/2015/9/8/chartex" xmlns:cx2="http://schemas.microsoft.com/office/drawing/2015/10/21/chartex" xmlns:cx3="http://schemas.microsoft.com/office/drawing/2016/5/9/chartex" xmlns:cx4="http://schemas.microsoft.com/office/drawing/2016/5/10/chartex" xmlns:cx5="http://schemas.microsoft.com/office/drawing/2016/5/11/chartex" xmlns:cx6="http://schemas.microsoft.com/office/drawing/2016/5/12/chartex" xmlns:cx7="http://schemas.microsoft.com/office/drawing/2016/5/13/chartex" xmlns:cx8="http://schemas.microsoft.com/office/drawing/2016/5/14/chartex" xmlns:mc="http://schemas.openxmlformats.org/markup-compatibility/2006" xmlns:aink="http://schemas.microsoft.com/office/drawing/2016/ink" xmlns:am3d="http://schemas.microsoft.com/office/drawing/2017/model3d" xmlns:o="urn:schemas-microsoft-com:office:office" xmlns:oel="http://schemas.microsoft.com/office/2019/extlst" xmlns:r="http://schemas.openxmlformats.org/officeDocument/2006/relationships" xmlns:m="http://schemas.openxmlformats.org/officeDocument/2006/math" xmlns:v="urn:schemas-microsoft-com:vml" xmlns:wp14="http://schemas.microsoft.com/office/word/2010/wordprocessingDrawing" xmlns:wp="http://schemas.openxmlformats.org/drawingml/2006/wordprocessingDrawing" xmlns:w10="urn:schemas-microsoft-com:office:word" xmlns:w="http://schemas.openxmlformats.org/wordprocessingml/2006/main" xmlns:w14="http://schemas.microsoft.com/office/word/2010/wordml" xmlns:w15="http://schemas.microsoft.com/office/word/2012/wordml" xmlns:w16cex="http://schemas.microsoft.com/office/word/2018/wordml/cex" xmlns:w16cid="http://schemas.microsoft.com/office/word/2016/wordml/cid" xmlns:w16="http://schemas.microsoft.com/office/word/2018/wordml" xmlns:w16du="http://schemas.microsoft.com/office/word/2023/wordml/word16du" xmlns:w16sdtdh="http://schemas.microsoft.com/office/word/2020/wordml/sdtdatahash" xmlns:w16sdtfl="http://schemas.microsoft.com/office/word/2024/wordml/sdtformatlock" xmlns:w16se="http://schemas.microsoft.com/office/word/2015/wordml/symex" xmlns:wpg="http://schemas.microsoft.com/office/word/2010/wordprocessingGroup" xmlns:wpi="http://schemas.microsoft.com/office/word/2010/wordprocessingInk" xmlns:wne="http://schemas.microsoft.com/office/word/2006/wordml" xmlns:wps="http://schemas.microsoft.com/office/word/2010/wordprocessingShape" mc:Ignorable="w14 w15 w16se w16cid w16 w16cex w16sdtdh w16sdtfl w16du wp14">
+<w:endnotes xmlns:wpc="http://schemas.microsoft.com/office/word/2010/wordprocessingCanvas" xmlns:cx="http://schemas.microsoft.com/office/drawing/2014/chartex" xmlns:cx1="http://schemas.microsoft.com/office/drawing/2015/9/8/chartex" xmlns:cx2="http://schemas.microsoft.com/office/drawing/2015/10/21/chartex" xmlns:cx3="http://schemas.microsoft.com/office/drawing/2016/5/9/chartex" xmlns:cx4="http://schemas.microsoft.com/office/drawing/2016/5/10/chartex" xmlns:cx5="http://schemas.microsoft.com/office/drawing/2016/5/11/chartex" xmlns:cx6="http://schemas.microsoft.com/office/drawing/2016/5/12/chartex" xmlns:cx7="http://schemas.microsoft.com/office/drawing/2016/5/13/chartex" xmlns:cx8="http://schemas.microsoft.com/office/drawing/2016/5/14/chartex" xmlns:mc="http://schemas.openxmlformats.org/markup-compatibility/2006" xmlns:aink="http://schemas.microsoft.com/office/drawing/2016/ink" xmlns:am3d="http://schemas.microsoft.com/office/drawing/2017/model3d" xmlns:o="urn:schemas-microsoft-com:office:office" xmlns:r="http://schemas.openxmlformats.org/officeDocument/2006/relationships" xmlns:m="http://schemas.openxmlformats.org/officeDocument/2006/math" xmlns:v="urn:schemas-microsoft-com:vml" xmlns:wp14="http://schemas.microsoft.com/office/word/2010/wordprocessingDrawing" xmlns:wp="http://schemas.openxmlformats.org/drawingml/2006/wordprocessingDrawing" xmlns:w10="urn:schemas-microsoft-com:office:word" xmlns:w="http://schemas.openxmlformats.org/wordprocessingml/2006/main" xmlns:w14="http://schemas.microsoft.com/office/word/2010/wordml" xmlns:w15="http://schemas.microsoft.com/office/word/2012/wordml" xmlns:w16cid="http://schemas.microsoft.com/office/word/2016/wordml/cid" xmlns:w16se="http://schemas.microsoft.com/office/word/2015/wordml/symex" xmlns:wpg="http://schemas.microsoft.com/office/word/2010/wordprocessingGroup" xmlns:wpi="http://schemas.microsoft.com/office/word/2010/wordprocessingInk" xmlns:wne="http://schemas.microsoft.com/office/word/2006/wordml" xmlns:wps="http://schemas.microsoft.com/office/word/2010/wordprocessingShape" mc:Ignorable="w14 w15 w16se w16cid wp14">
   <w:endnote w:type="separator" w:id="-1">
     <w:p>
       <w:pPr>
@@ -3666,7 +3790,7 @@
 </file>
 
 <file path=word/footer1.xml><?xml version="1.0" encoding="utf-8"?>
-<w:ftr xmlns:wpc="http://schemas.microsoft.com/office/word/2010/wordprocessingCanvas" xmlns:cx="http://schemas.microsoft.com/office/drawing/2014/chartex" xmlns:cx1="http://schemas.microsoft.com/office/drawing/2015/9/8/chartex" xmlns:cx2="http://schemas.microsoft.com/office/drawing/2015/10/21/chartex" xmlns:cx3="http://schemas.microsoft.com/office/drawing/2016/5/9/chartex" xmlns:cx4="http://schemas.microsoft.com/office/drawing/2016/5/10/chartex" xmlns:cx5="http://schemas.microsoft.com/office/drawing/2016/5/11/chartex" xmlns:cx6="http://schemas.microsoft.com/office/drawing/2016/5/12/chartex" xmlns:cx7="http://schemas.microsoft.com/office/drawing/2016/5/13/chartex" xmlns:cx8="http://schemas.microsoft.com/office/drawing/2016/5/14/chartex" xmlns:mc="http://schemas.openxmlformats.org/markup-compatibility/2006" xmlns:aink="http://schemas.microsoft.com/office/drawing/2016/ink" xmlns:am3d="http://schemas.microsoft.com/office/drawing/2017/model3d" xmlns:o="urn:schemas-microsoft-com:office:office" xmlns:oel="http://schemas.microsoft.com/office/2019/extlst" xmlns:r="http://schemas.openxmlformats.org/officeDocument/2006/relationships" xmlns:m="http://schemas.openxmlformats.org/officeDocument/2006/math" xmlns:v="urn:schemas-microsoft-com:vml" xmlns:wp14="http://schemas.microsoft.com/office/word/2010/wordprocessingDrawing" xmlns:wp="http://schemas.openxmlformats.org/drawingml/2006/wordprocessingDrawing" xmlns:w10="urn:schemas-microsoft-com:office:word" xmlns:w="http://schemas.openxmlformats.org/wordprocessingml/2006/main" xmlns:w14="http://schemas.microsoft.com/office/word/2010/wordml" xmlns:w15="http://schemas.microsoft.com/office/word/2012/wordml" xmlns:w16cex="http://schemas.microsoft.com/office/word/2018/wordml/cex" xmlns:w16cid="http://schemas.microsoft.com/office/word/2016/wordml/cid" xmlns:w16="http://schemas.microsoft.com/office/word/2018/wordml" xmlns:w16du="http://schemas.microsoft.com/office/word/2023/wordml/word16du" xmlns:w16sdtdh="http://schemas.microsoft.com/office/word/2020/wordml/sdtdatahash" xmlns:w16sdtfl="http://schemas.microsoft.com/office/word/2024/wordml/sdtformatlock" xmlns:w16se="http://schemas.microsoft.com/office/word/2015/wordml/symex" xmlns:wpg="http://schemas.microsoft.com/office/word/2010/wordprocessingGroup" xmlns:wpi="http://schemas.microsoft.com/office/word/2010/wordprocessingInk" xmlns:wne="http://schemas.microsoft.com/office/word/2006/wordml" xmlns:wps="http://schemas.microsoft.com/office/word/2010/wordprocessingShape" mc:Ignorable="w14 w15 w16se w16cid w16 w16cex w16sdtdh w16sdtfl w16du wp14">
+<w:ftr xmlns:wpc="http://schemas.microsoft.com/office/word/2010/wordprocessingCanvas" xmlns:cx="http://schemas.microsoft.com/office/drawing/2014/chartex" xmlns:cx1="http://schemas.microsoft.com/office/drawing/2015/9/8/chartex" xmlns:cx2="http://schemas.microsoft.com/office/drawing/2015/10/21/chartex" xmlns:cx3="http://schemas.microsoft.com/office/drawing/2016/5/9/chartex" xmlns:cx4="http://schemas.microsoft.com/office/drawing/2016/5/10/chartex" xmlns:cx5="http://schemas.microsoft.com/office/drawing/2016/5/11/chartex" xmlns:cx6="http://schemas.microsoft.com/office/drawing/2016/5/12/chartex" xmlns:cx7="http://schemas.microsoft.com/office/drawing/2016/5/13/chartex" xmlns:cx8="http://schemas.microsoft.com/office/drawing/2016/5/14/chartex" xmlns:mc="http://schemas.openxmlformats.org/markup-compatibility/2006" xmlns:aink="http://schemas.microsoft.com/office/drawing/2016/ink" xmlns:am3d="http://schemas.microsoft.com/office/drawing/2017/model3d" xmlns:o="urn:schemas-microsoft-com:office:office" xmlns:r="http://schemas.openxmlformats.org/officeDocument/2006/relationships" xmlns:m="http://schemas.openxmlformats.org/officeDocument/2006/math" xmlns:v="urn:schemas-microsoft-com:vml" xmlns:wp14="http://schemas.microsoft.com/office/word/2010/wordprocessingDrawing" xmlns:wp="http://schemas.openxmlformats.org/drawingml/2006/wordprocessingDrawing" xmlns:w10="urn:schemas-microsoft-com:office:word" xmlns:w="http://schemas.openxmlformats.org/wordprocessingml/2006/main" xmlns:w14="http://schemas.microsoft.com/office/word/2010/wordml" xmlns:w15="http://schemas.microsoft.com/office/word/2012/wordml" xmlns:w16cid="http://schemas.microsoft.com/office/word/2016/wordml/cid" xmlns:w16se="http://schemas.microsoft.com/office/word/2015/wordml/symex" xmlns:wpg="http://schemas.microsoft.com/office/word/2010/wordprocessingGroup" xmlns:wpi="http://schemas.microsoft.com/office/word/2010/wordprocessingInk" xmlns:wne="http://schemas.microsoft.com/office/word/2006/wordml" xmlns:wps="http://schemas.microsoft.com/office/word/2010/wordprocessingShape" mc:Ignorable="w14 w15 w16se w16cid wp14">
   <w:sdt>
     <w:sdtPr>
       <w:id w:val="1765187862"/>
@@ -3719,7 +3843,7 @@
 </file>
 
 <file path=word/footnotes.xml><?xml version="1.0" encoding="utf-8"?>
-<w:footnotes xmlns:wpc="http://schemas.microsoft.com/office/word/2010/wordprocessingCanvas" xmlns:cx="http://schemas.microsoft.com/office/drawing/2014/chartex" xmlns:cx1="http://schemas.microsoft.com/office/drawing/2015/9/8/chartex" xmlns:cx2="http://schemas.microsoft.com/office/drawing/2015/10/21/chartex" xmlns:cx3="http://schemas.microsoft.com/office/drawing/2016/5/9/chartex" xmlns:cx4="http://schemas.microsoft.com/office/drawing/2016/5/10/chartex" xmlns:cx5="http://schemas.microsoft.com/office/drawing/2016/5/11/chartex" xmlns:cx6="http://schemas.microsoft.com/office/drawing/2016/5/12/chartex" xmlns:cx7="http://schemas.microsoft.com/office/drawing/2016/5/13/chartex" xmlns:cx8="http://schemas.microsoft.com/office/drawing/2016/5/14/chartex" xmlns:mc="http://schemas.openxmlformats.org/markup-compatibility/2006" xmlns:aink="http://schemas.microsoft.com/office/drawing/2016/ink" xmlns:am3d="http://schemas.microsoft.com/office/drawing/2017/model3d" xmlns:o="urn:schemas-microsoft-com:office:office" xmlns:oel="http://schemas.microsoft.com/office/2019/extlst" xmlns:r="http://schemas.openxmlformats.org/officeDocument/2006/relationships" xmlns:m="http://schemas.openxmlformats.org/officeDocument/2006/math" xmlns:v="urn:schemas-microsoft-com:vml" xmlns:wp14="http://schemas.microsoft.com/office/word/2010/wordprocessingDrawing" xmlns:wp="http://schemas.openxmlformats.org/drawingml/2006/wordprocessingDrawing" xmlns:w10="urn:schemas-microsoft-com:office:word" xmlns:w="http://schemas.openxmlformats.org/wordprocessingml/2006/main" xmlns:w14="http://schemas.microsoft.com/office/word/2010/wordml" xmlns:w15="http://schemas.microsoft.com/office/word/2012/wordml" xmlns:w16cex="http://schemas.microsoft.com/office/word/2018/wordml/cex" xmlns:w16cid="http://schemas.microsoft.com/office/word/2016/wordml/cid" xmlns:w16="http://schemas.microsoft.com/office/word/2018/wordml" xmlns:w16du="http://schemas.microsoft.com/office/word/2023/wordml/word16du" xmlns:w16sdtdh="http://schemas.microsoft.com/office/word/2020/wordml/sdtdatahash" xmlns:w16sdtfl="http://schemas.microsoft.com/office/word/2024/wordml/sdtformatlock" xmlns:w16se="http://schemas.microsoft.com/office/word/2015/wordml/symex" xmlns:wpg="http://schemas.microsoft.com/office/word/2010/wordprocessingGroup" xmlns:wpi="http://schemas.microsoft.com/office/word/2010/wordprocessingInk" xmlns:wne="http://schemas.microsoft.com/office/word/2006/wordml" xmlns:wps="http://schemas.microsoft.com/office/word/2010/wordprocessingShape" mc:Ignorable="w14 w15 w16se w16cid w16 w16cex w16sdtdh w16sdtfl w16du wp14">
+<w:footnotes xmlns:wpc="http://schemas.microsoft.com/office/word/2010/wordprocessingCanvas" xmlns:cx="http://schemas.microsoft.com/office/drawing/2014/chartex" xmlns:cx1="http://schemas.microsoft.com/office/drawing/2015/9/8/chartex" xmlns:cx2="http://schemas.microsoft.com/office/drawing/2015/10/21/chartex" xmlns:cx3="http://schemas.microsoft.com/office/drawing/2016/5/9/chartex" xmlns:cx4="http://schemas.microsoft.com/office/drawing/2016/5/10/chartex" xmlns:cx5="http://schemas.microsoft.com/office/drawing/2016/5/11/chartex" xmlns:cx6="http://schemas.microsoft.com/office/drawing/2016/5/12/chartex" xmlns:cx7="http://schemas.microsoft.com/office/drawing/2016/5/13/chartex" xmlns:cx8="http://schemas.microsoft.com/office/drawing/2016/5/14/chartex" xmlns:mc="http://schemas.openxmlformats.org/markup-compatibility/2006" xmlns:aink="http://schemas.microsoft.com/office/drawing/2016/ink" xmlns:am3d="http://schemas.microsoft.com/office/drawing/2017/model3d" xmlns:o="urn:schemas-microsoft-com:office:office" xmlns:r="http://schemas.openxmlformats.org/officeDocument/2006/relationships" xmlns:m="http://schemas.openxmlformats.org/officeDocument/2006/math" xmlns:v="urn:schemas-microsoft-com:vml" xmlns:wp14="http://schemas.microsoft.com/office/word/2010/wordprocessingDrawing" xmlns:wp="http://schemas.openxmlformats.org/drawingml/2006/wordprocessingDrawing" xmlns:w10="urn:schemas-microsoft-com:office:word" xmlns:w="http://schemas.openxmlformats.org/wordprocessingml/2006/main" xmlns:w14="http://schemas.microsoft.com/office/word/2010/wordml" xmlns:w15="http://schemas.microsoft.com/office/word/2012/wordml" xmlns:w16cid="http://schemas.microsoft.com/office/word/2016/wordml/cid" xmlns:w16se="http://schemas.microsoft.com/office/word/2015/wordml/symex" xmlns:wpg="http://schemas.microsoft.com/office/word/2010/wordprocessingGroup" xmlns:wpi="http://schemas.microsoft.com/office/word/2010/wordprocessingInk" xmlns:wne="http://schemas.microsoft.com/office/word/2006/wordml" xmlns:wps="http://schemas.microsoft.com/office/word/2010/wordprocessingShape" mc:Ignorable="w14 w15 w16se w16cid wp14">
   <w:footnote w:type="separator" w:id="-1">
     <w:p>
       <w:pPr>
@@ -3744,7 +3868,7 @@
 </file>
 
 <file path=word/header1.xml><?xml version="1.0" encoding="utf-8"?>
-<w:hdr xmlns:wpc="http://schemas.microsoft.com/office/word/2010/wordprocessingCanvas" xmlns:cx="http://schemas.microsoft.com/office/drawing/2014/chartex" xmlns:cx1="http://schemas.microsoft.com/office/drawing/2015/9/8/chartex" xmlns:cx2="http://schemas.microsoft.com/office/drawing/2015/10/21/chartex" xmlns:cx3="http://schemas.microsoft.com/office/drawing/2016/5/9/chartex" xmlns:cx4="http://schemas.microsoft.com/office/drawing/2016/5/10/chartex" xmlns:cx5="http://schemas.microsoft.com/office/drawing/2016/5/11/chartex" xmlns:cx6="http://schemas.microsoft.com/office/drawing/2016/5/12/chartex" xmlns:cx7="http://schemas.microsoft.com/office/drawing/2016/5/13/chartex" xmlns:cx8="http://schemas.microsoft.com/office/drawing/2016/5/14/chartex" xmlns:mc="http://schemas.openxmlformats.org/markup-compatibility/2006" xmlns:aink="http://schemas.microsoft.com/office/drawing/2016/ink" xmlns:am3d="http://schemas.microsoft.com/office/drawing/2017/model3d" xmlns:o="urn:schemas-microsoft-com:office:office" xmlns:oel="http://schemas.microsoft.com/office/2019/extlst" xmlns:r="http://schemas.openxmlformats.org/officeDocument/2006/relationships" xmlns:m="http://schemas.openxmlformats.org/officeDocument/2006/math" xmlns:v="urn:schemas-microsoft-com:vml" xmlns:wp14="http://schemas.microsoft.com/office/word/2010/wordprocessingDrawing" xmlns:wp="http://schemas.openxmlformats.org/drawingml/2006/wordprocessingDrawing" xmlns:w10="urn:schemas-microsoft-com:office:word" xmlns:w="http://schemas.openxmlformats.org/wordprocessingml/2006/main" xmlns:w14="http://schemas.microsoft.com/office/word/2010/wordml" xmlns:w15="http://schemas.microsoft.com/office/word/2012/wordml" xmlns:w16cex="http://schemas.microsoft.com/office/word/2018/wordml/cex" xmlns:w16cid="http://schemas.microsoft.com/office/word/2016/wordml/cid" xmlns:w16="http://schemas.microsoft.com/office/word/2018/wordml" xmlns:w16du="http://schemas.microsoft.com/office/word/2023/wordml/word16du" xmlns:w16sdtdh="http://schemas.microsoft.com/office/word/2020/wordml/sdtdatahash" xmlns:w16sdtfl="http://schemas.microsoft.com/office/word/2024/wordml/sdtformatlock" xmlns:w16se="http://schemas.microsoft.com/office/word/2015/wordml/symex" xmlns:wpg="http://schemas.microsoft.com/office/word/2010/wordprocessingGroup" xmlns:wpi="http://schemas.microsoft.com/office/word/2010/wordprocessingInk" xmlns:wne="http://schemas.microsoft.com/office/word/2006/wordml" xmlns:wps="http://schemas.microsoft.com/office/word/2010/wordprocessingShape" mc:Ignorable="w14 w15 w16se w16cid w16 w16cex w16sdtdh w16sdtfl w16du wp14">
+<w:hdr xmlns:wpc="http://schemas.microsoft.com/office/word/2010/wordprocessingCanvas" xmlns:cx="http://schemas.microsoft.com/office/drawing/2014/chartex" xmlns:cx1="http://schemas.microsoft.com/office/drawing/2015/9/8/chartex" xmlns:cx2="http://schemas.microsoft.com/office/drawing/2015/10/21/chartex" xmlns:cx3="http://schemas.microsoft.com/office/drawing/2016/5/9/chartex" xmlns:cx4="http://schemas.microsoft.com/office/drawing/2016/5/10/chartex" xmlns:cx5="http://schemas.microsoft.com/office/drawing/2016/5/11/chartex" xmlns:cx6="http://schemas.microsoft.com/office/drawing/2016/5/12/chartex" xmlns:cx7="http://schemas.microsoft.com/office/drawing/2016/5/13/chartex" xmlns:cx8="http://schemas.microsoft.com/office/drawing/2016/5/14/chartex" xmlns:mc="http://schemas.openxmlformats.org/markup-compatibility/2006" xmlns:aink="http://schemas.microsoft.com/office/drawing/2016/ink" xmlns:am3d="http://schemas.microsoft.com/office/drawing/2017/model3d" xmlns:o="urn:schemas-microsoft-com:office:office" xmlns:r="http://schemas.openxmlformats.org/officeDocument/2006/relationships" xmlns:m="http://schemas.openxmlformats.org/officeDocument/2006/math" xmlns:v="urn:schemas-microsoft-com:vml" xmlns:wp14="http://schemas.microsoft.com/office/word/2010/wordprocessingDrawing" xmlns:wp="http://schemas.openxmlformats.org/drawingml/2006/wordprocessingDrawing" xmlns:w10="urn:schemas-microsoft-com:office:word" xmlns:w="http://schemas.openxmlformats.org/wordprocessingml/2006/main" xmlns:w14="http://schemas.microsoft.com/office/word/2010/wordml" xmlns:w15="http://schemas.microsoft.com/office/word/2012/wordml" xmlns:w16cid="http://schemas.microsoft.com/office/word/2016/wordml/cid" xmlns:w16se="http://schemas.microsoft.com/office/word/2015/wordml/symex" xmlns:wpg="http://schemas.microsoft.com/office/word/2010/wordprocessingGroup" xmlns:wpi="http://schemas.microsoft.com/office/word/2010/wordprocessingInk" xmlns:wne="http://schemas.microsoft.com/office/word/2006/wordml" xmlns:wps="http://schemas.microsoft.com/office/word/2010/wordprocessingShape" mc:Ignorable="w14 w15 w16se w16cid wp14">
   <w:p>
     <w:pPr>
       <w:pStyle w:val="Header"/>
@@ -3775,7 +3899,7 @@
 </file>
 
 <file path=word/numbering.xml><?xml version="1.0" encoding="utf-8"?>
-<w:numbering xmlns:wpc="http://schemas.microsoft.com/office/word/2010/wordprocessingCanvas" xmlns:cx="http://schemas.microsoft.com/office/drawing/2014/chartex" xmlns:cx1="http://schemas.microsoft.com/office/drawing/2015/9/8/chartex" xmlns:cx2="http://schemas.microsoft.com/office/drawing/2015/10/21/chartex" xmlns:cx3="http://schemas.microsoft.com/office/drawing/2016/5/9/chartex" xmlns:cx4="http://schemas.microsoft.com/office/drawing/2016/5/10/chartex" xmlns:cx5="http://schemas.microsoft.com/office/drawing/2016/5/11/chartex" xmlns:cx6="http://schemas.microsoft.com/office/drawing/2016/5/12/chartex" xmlns:cx7="http://schemas.microsoft.com/office/drawing/2016/5/13/chartex" xmlns:cx8="http://schemas.microsoft.com/office/drawing/2016/5/14/chartex" xmlns:mc="http://schemas.openxmlformats.org/markup-compatibility/2006" xmlns:aink="http://schemas.microsoft.com/office/drawing/2016/ink" xmlns:am3d="http://schemas.microsoft.com/office/drawing/2017/model3d" xmlns:o="urn:schemas-microsoft-com:office:office" xmlns:oel="http://schemas.microsoft.com/office/2019/extlst" xmlns:r="http://schemas.openxmlformats.org/officeDocument/2006/relationships" xmlns:m="http://schemas.openxmlformats.org/officeDocument/2006/math" xmlns:v="urn:schemas-microsoft-com:vml" xmlns:wp14="http://schemas.microsoft.com/office/word/2010/wordprocessingDrawing" xmlns:wp="http://schemas.openxmlformats.org/drawingml/2006/wordprocessingDrawing" xmlns:w10="urn:schemas-microsoft-com:office:word" xmlns:w="http://schemas.openxmlformats.org/wordprocessingml/2006/main" xmlns:w14="http://schemas.microsoft.com/office/word/2010/wordml" xmlns:w15="http://schemas.microsoft.com/office/word/2012/wordml" xmlns:w16cex="http://schemas.microsoft.com/office/word/2018/wordml/cex" xmlns:w16cid="http://schemas.microsoft.com/office/word/2016/wordml/cid" xmlns:w16="http://schemas.microsoft.com/office/word/2018/wordml" xmlns:w16du="http://schemas.microsoft.com/office/word/2023/wordml/word16du" xmlns:w16sdtdh="http://schemas.microsoft.com/office/word/2020/wordml/sdtdatahash" xmlns:w16sdtfl="http://schemas.microsoft.com/office/word/2024/wordml/sdtformatlock" xmlns:w16se="http://schemas.microsoft.com/office/word/2015/wordml/symex" xmlns:wpg="http://schemas.microsoft.com/office/word/2010/wordprocessingGroup" xmlns:wpi="http://schemas.microsoft.com/office/word/2010/wordprocessingInk" xmlns:wne="http://schemas.microsoft.com/office/word/2006/wordml" xmlns:wps="http://schemas.microsoft.com/office/word/2010/wordprocessingShape" mc:Ignorable="w14 w15 w16se w16cid w16 w16cex w16sdtdh w16sdtfl w16du wp14">
+<w:numbering xmlns:wpc="http://schemas.microsoft.com/office/word/2010/wordprocessingCanvas" xmlns:cx="http://schemas.microsoft.com/office/drawing/2014/chartex" xmlns:cx1="http://schemas.microsoft.com/office/drawing/2015/9/8/chartex" xmlns:cx2="http://schemas.microsoft.com/office/drawing/2015/10/21/chartex" xmlns:cx3="http://schemas.microsoft.com/office/drawing/2016/5/9/chartex" xmlns:cx4="http://schemas.microsoft.com/office/drawing/2016/5/10/chartex" xmlns:cx5="http://schemas.microsoft.com/office/drawing/2016/5/11/chartex" xmlns:cx6="http://schemas.microsoft.com/office/drawing/2016/5/12/chartex" xmlns:cx7="http://schemas.microsoft.com/office/drawing/2016/5/13/chartex" xmlns:cx8="http://schemas.microsoft.com/office/drawing/2016/5/14/chartex" xmlns:mc="http://schemas.openxmlformats.org/markup-compatibility/2006" xmlns:aink="http://schemas.microsoft.com/office/drawing/2016/ink" xmlns:am3d="http://schemas.microsoft.com/office/drawing/2017/model3d" xmlns:o="urn:schemas-microsoft-com:office:office" xmlns:r="http://schemas.openxmlformats.org/officeDocument/2006/relationships" xmlns:m="http://schemas.openxmlformats.org/officeDocument/2006/math" xmlns:v="urn:schemas-microsoft-com:vml" xmlns:wp14="http://schemas.microsoft.com/office/word/2010/wordprocessingDrawing" xmlns:wp="http://schemas.openxmlformats.org/drawingml/2006/wordprocessingDrawing" xmlns:w10="urn:schemas-microsoft-com:office:word" xmlns:w="http://schemas.openxmlformats.org/wordprocessingml/2006/main" xmlns:w14="http://schemas.microsoft.com/office/word/2010/wordml" xmlns:w15="http://schemas.microsoft.com/office/word/2012/wordml" xmlns:w16cid="http://schemas.microsoft.com/office/word/2016/wordml/cid" xmlns:w16se="http://schemas.microsoft.com/office/word/2015/wordml/symex" xmlns:wpg="http://schemas.microsoft.com/office/word/2010/wordprocessingGroup" xmlns:wpi="http://schemas.microsoft.com/office/word/2010/wordprocessingInk" xmlns:wne="http://schemas.microsoft.com/office/word/2006/wordml" xmlns:wps="http://schemas.microsoft.com/office/word/2010/wordprocessingShape" mc:Ignorable="w14 w15 w16se w16cid wp14">
   <w:abstractNum w:abstractNumId="0" w15:restartNumberingAfterBreak="0">
     <w:nsid w:val="060C20F2"/>
     <w:multiLevelType w:val="multilevel"/>
@@ -8359,97 +8483,97 @@
       </w:rPr>
     </w:lvl>
   </w:abstractNum>
-  <w:num w:numId="1" w16cid:durableId="1325431870">
+  <w:num w:numId="1">
     <w:abstractNumId w:val="22"/>
   </w:num>
-  <w:num w:numId="2" w16cid:durableId="463932153">
+  <w:num w:numId="2">
     <w:abstractNumId w:val="18"/>
   </w:num>
-  <w:num w:numId="3" w16cid:durableId="202451681">
+  <w:num w:numId="3">
     <w:abstractNumId w:val="14"/>
   </w:num>
-  <w:num w:numId="4" w16cid:durableId="1320963514">
+  <w:num w:numId="4">
     <w:abstractNumId w:val="17"/>
   </w:num>
-  <w:num w:numId="5" w16cid:durableId="1119420934">
+  <w:num w:numId="5">
     <w:abstractNumId w:val="3"/>
   </w:num>
-  <w:num w:numId="6" w16cid:durableId="2067757132">
+  <w:num w:numId="6">
     <w:abstractNumId w:val="19"/>
   </w:num>
-  <w:num w:numId="7" w16cid:durableId="405811381">
+  <w:num w:numId="7">
     <w:abstractNumId w:val="21"/>
   </w:num>
-  <w:num w:numId="8" w16cid:durableId="1533301502">
+  <w:num w:numId="8">
     <w:abstractNumId w:val="25"/>
   </w:num>
-  <w:num w:numId="9" w16cid:durableId="1286279589">
+  <w:num w:numId="9">
     <w:abstractNumId w:val="9"/>
   </w:num>
-  <w:num w:numId="10" w16cid:durableId="244149376">
+  <w:num w:numId="10">
     <w:abstractNumId w:val="7"/>
   </w:num>
-  <w:num w:numId="11" w16cid:durableId="1941332621">
+  <w:num w:numId="11">
     <w:abstractNumId w:val="20"/>
   </w:num>
-  <w:num w:numId="12" w16cid:durableId="1470174857">
+  <w:num w:numId="12">
     <w:abstractNumId w:val="6"/>
   </w:num>
-  <w:num w:numId="13" w16cid:durableId="617227646">
+  <w:num w:numId="13">
     <w:abstractNumId w:val="13"/>
   </w:num>
-  <w:num w:numId="14" w16cid:durableId="603459165">
+  <w:num w:numId="14">
     <w:abstractNumId w:val="30"/>
   </w:num>
-  <w:num w:numId="15" w16cid:durableId="1023171175">
+  <w:num w:numId="15">
     <w:abstractNumId w:val="16"/>
   </w:num>
-  <w:num w:numId="16" w16cid:durableId="1990670396">
+  <w:num w:numId="16">
     <w:abstractNumId w:val="28"/>
   </w:num>
-  <w:num w:numId="17" w16cid:durableId="1010595646">
+  <w:num w:numId="17">
     <w:abstractNumId w:val="12"/>
   </w:num>
-  <w:num w:numId="18" w16cid:durableId="2121873366">
+  <w:num w:numId="18">
     <w:abstractNumId w:val="23"/>
   </w:num>
-  <w:num w:numId="19" w16cid:durableId="766585795">
+  <w:num w:numId="19">
     <w:abstractNumId w:val="24"/>
   </w:num>
-  <w:num w:numId="20" w16cid:durableId="1374185752">
+  <w:num w:numId="20">
     <w:abstractNumId w:val="8"/>
   </w:num>
-  <w:num w:numId="21" w16cid:durableId="1546136845">
+  <w:num w:numId="21">
     <w:abstractNumId w:val="4"/>
   </w:num>
-  <w:num w:numId="22" w16cid:durableId="960264382">
+  <w:num w:numId="22">
     <w:abstractNumId w:val="2"/>
   </w:num>
-  <w:num w:numId="23" w16cid:durableId="1107310548">
+  <w:num w:numId="23">
     <w:abstractNumId w:val="27"/>
   </w:num>
-  <w:num w:numId="24" w16cid:durableId="2042171026">
+  <w:num w:numId="24">
     <w:abstractNumId w:val="1"/>
   </w:num>
-  <w:num w:numId="25" w16cid:durableId="1685669194">
+  <w:num w:numId="25">
     <w:abstractNumId w:val="10"/>
   </w:num>
-  <w:num w:numId="26" w16cid:durableId="632563307">
+  <w:num w:numId="26">
     <w:abstractNumId w:val="26"/>
   </w:num>
-  <w:num w:numId="27" w16cid:durableId="1577202053">
+  <w:num w:numId="27">
     <w:abstractNumId w:val="5"/>
   </w:num>
-  <w:num w:numId="28" w16cid:durableId="187258685">
+  <w:num w:numId="28">
     <w:abstractNumId w:val="29"/>
   </w:num>
-  <w:num w:numId="29" w16cid:durableId="751395016">
+  <w:num w:numId="29">
     <w:abstractNumId w:val="0"/>
   </w:num>
-  <w:num w:numId="30" w16cid:durableId="1303850411">
+  <w:num w:numId="30">
     <w:abstractNumId w:val="15"/>
   </w:num>
-  <w:num w:numId="31" w16cid:durableId="1145202501">
+  <w:num w:numId="31">
     <w:abstractNumId w:val="11"/>
   </w:num>
   <w:numIdMacAtCleanup w:val="31"/>
@@ -8457,7 +8581,7 @@
 </file>
 
 <file path=word/styles.xml><?xml version="1.0" encoding="utf-8"?>
-<w:styles xmlns:mc="http://schemas.openxmlformats.org/markup-compatibility/2006" xmlns:r="http://schemas.openxmlformats.org/officeDocument/2006/relationships" xmlns:w="http://schemas.openxmlformats.org/wordprocessingml/2006/main" xmlns:w14="http://schemas.microsoft.com/office/word/2010/wordml" xmlns:w15="http://schemas.microsoft.com/office/word/2012/wordml" xmlns:w16cex="http://schemas.microsoft.com/office/word/2018/wordml/cex" xmlns:w16cid="http://schemas.microsoft.com/office/word/2016/wordml/cid" xmlns:w16="http://schemas.microsoft.com/office/word/2018/wordml" xmlns:w16du="http://schemas.microsoft.com/office/word/2023/wordml/word16du" xmlns:w16sdtdh="http://schemas.microsoft.com/office/word/2020/wordml/sdtdatahash" xmlns:w16sdtfl="http://schemas.microsoft.com/office/word/2024/wordml/sdtformatlock" xmlns:w16se="http://schemas.microsoft.com/office/word/2015/wordml/symex" mc:Ignorable="w14 w15 w16se w16cid w16 w16cex w16sdtdh w16sdtfl w16du">
+<w:styles xmlns:mc="http://schemas.openxmlformats.org/markup-compatibility/2006" xmlns:r="http://schemas.openxmlformats.org/officeDocument/2006/relationships" xmlns:w="http://schemas.openxmlformats.org/wordprocessingml/2006/main" xmlns:w14="http://schemas.microsoft.com/office/word/2010/wordml" xmlns:w15="http://schemas.microsoft.com/office/word/2012/wordml" xmlns:w16cid="http://schemas.microsoft.com/office/word/2016/wordml/cid" xmlns:w16se="http://schemas.microsoft.com/office/word/2015/wordml/symex" mc:Ignorable="w14 w15 w16se w16cid">
   <w:docDefaults>
     <w:rPrDefault>
       <w:rPr>
@@ -8475,7 +8599,7 @@
       </w:pPr>
     </w:pPrDefault>
   </w:docDefaults>
-  <w:latentStyles w:defLockedState="0" w:defUIPriority="99" w:defSemiHidden="0" w:defUnhideWhenUsed="0" w:defQFormat="0" w:count="376">
+  <w:latentStyles w:defLockedState="0" w:defUIPriority="99" w:defSemiHidden="0" w:defUnhideWhenUsed="0" w:defQFormat="0" w:count="375">
     <w:lsdException w:name="Normal" w:uiPriority="0" w:qFormat="1"/>
     <w:lsdException w:name="heading 1" w:uiPriority="9" w:qFormat="1"/>
     <w:lsdException w:name="heading 2" w:semiHidden="1" w:uiPriority="9" w:unhideWhenUsed="1" w:qFormat="1"/>
@@ -8851,7 +8975,6 @@
     <w:lsdException w:name="Smart Hyperlink" w:semiHidden="1" w:unhideWhenUsed="1"/>
     <w:lsdException w:name="Hashtag" w:semiHidden="1" w:unhideWhenUsed="1"/>
     <w:lsdException w:name="Unresolved Mention" w:semiHidden="1" w:unhideWhenUsed="1"/>
-    <w:lsdException w:name="Smart Link" w:semiHidden="1" w:unhideWhenUsed="1"/>
   </w:latentStyles>
   <w:style w:type="paragraph" w:default="1" w:styleId="Normal">
     <w:name w:val="Normal"/>

--- a/ROCO318 coursework/Report.docx
+++ b/ROCO318 coursework/Report.docx
@@ -1,6 +1,6 @@
 
 <file path=word/document.xml><?xml version="1.0" encoding="utf-8"?>
-<w:document xmlns:wpc="http://schemas.microsoft.com/office/word/2010/wordprocessingCanvas" xmlns:cx="http://schemas.microsoft.com/office/drawing/2014/chartex" xmlns:cx1="http://schemas.microsoft.com/office/drawing/2015/9/8/chartex" xmlns:cx2="http://schemas.microsoft.com/office/drawing/2015/10/21/chartex" xmlns:cx3="http://schemas.microsoft.com/office/drawing/2016/5/9/chartex" xmlns:cx4="http://schemas.microsoft.com/office/drawing/2016/5/10/chartex" xmlns:cx5="http://schemas.microsoft.com/office/drawing/2016/5/11/chartex" xmlns:cx6="http://schemas.microsoft.com/office/drawing/2016/5/12/chartex" xmlns:cx7="http://schemas.microsoft.com/office/drawing/2016/5/13/chartex" xmlns:cx8="http://schemas.microsoft.com/office/drawing/2016/5/14/chartex" xmlns:mc="http://schemas.openxmlformats.org/markup-compatibility/2006" xmlns:aink="http://schemas.microsoft.com/office/drawing/2016/ink" xmlns:am3d="http://schemas.microsoft.com/office/drawing/2017/model3d" xmlns:o="urn:schemas-microsoft-com:office:office" xmlns:r="http://schemas.openxmlformats.org/officeDocument/2006/relationships" xmlns:m="http://schemas.openxmlformats.org/officeDocument/2006/math" xmlns:v="urn:schemas-microsoft-com:vml" xmlns:wp14="http://schemas.microsoft.com/office/word/2010/wordprocessingDrawing" xmlns:wp="http://schemas.openxmlformats.org/drawingml/2006/wordprocessingDrawing" xmlns:w10="urn:schemas-microsoft-com:office:word" xmlns:w="http://schemas.openxmlformats.org/wordprocessingml/2006/main" xmlns:w14="http://schemas.microsoft.com/office/word/2010/wordml" xmlns:w15="http://schemas.microsoft.com/office/word/2012/wordml" xmlns:w16cid="http://schemas.microsoft.com/office/word/2016/wordml/cid" xmlns:w16se="http://schemas.microsoft.com/office/word/2015/wordml/symex" xmlns:wpg="http://schemas.microsoft.com/office/word/2010/wordprocessingGroup" xmlns:wpi="http://schemas.microsoft.com/office/word/2010/wordprocessingInk" xmlns:wne="http://schemas.microsoft.com/office/word/2006/wordml" xmlns:wps="http://schemas.microsoft.com/office/word/2010/wordprocessingShape" mc:Ignorable="w14 w15 w16se w16cid wp14">
+<w:document xmlns:wpc="http://schemas.microsoft.com/office/word/2010/wordprocessingCanvas" xmlns:cx="http://schemas.microsoft.com/office/drawing/2014/chartex" xmlns:cx1="http://schemas.microsoft.com/office/drawing/2015/9/8/chartex" xmlns:cx2="http://schemas.microsoft.com/office/drawing/2015/10/21/chartex" xmlns:cx3="http://schemas.microsoft.com/office/drawing/2016/5/9/chartex" xmlns:cx4="http://schemas.microsoft.com/office/drawing/2016/5/10/chartex" xmlns:cx5="http://schemas.microsoft.com/office/drawing/2016/5/11/chartex" xmlns:cx6="http://schemas.microsoft.com/office/drawing/2016/5/12/chartex" xmlns:cx7="http://schemas.microsoft.com/office/drawing/2016/5/13/chartex" xmlns:cx8="http://schemas.microsoft.com/office/drawing/2016/5/14/chartex" xmlns:mc="http://schemas.openxmlformats.org/markup-compatibility/2006" xmlns:aink="http://schemas.microsoft.com/office/drawing/2016/ink" xmlns:am3d="http://schemas.microsoft.com/office/drawing/2017/model3d" xmlns:o="urn:schemas-microsoft-com:office:office" xmlns:oel="http://schemas.microsoft.com/office/2019/extlst" xmlns:r="http://schemas.openxmlformats.org/officeDocument/2006/relationships" xmlns:m="http://schemas.openxmlformats.org/officeDocument/2006/math" xmlns:v="urn:schemas-microsoft-com:vml" xmlns:wp14="http://schemas.microsoft.com/office/word/2010/wordprocessingDrawing" xmlns:wp="http://schemas.openxmlformats.org/drawingml/2006/wordprocessingDrawing" xmlns:w10="urn:schemas-microsoft-com:office:word" xmlns:w="http://schemas.openxmlformats.org/wordprocessingml/2006/main" xmlns:w14="http://schemas.microsoft.com/office/word/2010/wordml" xmlns:w15="http://schemas.microsoft.com/office/word/2012/wordml" xmlns:w16cex="http://schemas.microsoft.com/office/word/2018/wordml/cex" xmlns:w16cid="http://schemas.microsoft.com/office/word/2016/wordml/cid" xmlns:w16="http://schemas.microsoft.com/office/word/2018/wordml" xmlns:w16du="http://schemas.microsoft.com/office/word/2023/wordml/word16du" xmlns:w16sdtdh="http://schemas.microsoft.com/office/word/2020/wordml/sdtdatahash" xmlns:w16sdtfl="http://schemas.microsoft.com/office/word/2024/wordml/sdtformatlock" xmlns:w16se="http://schemas.microsoft.com/office/word/2015/wordml/symex" xmlns:wpg="http://schemas.microsoft.com/office/word/2010/wordprocessingGroup" xmlns:wpi="http://schemas.microsoft.com/office/word/2010/wordprocessingInk" xmlns:wne="http://schemas.microsoft.com/office/word/2006/wordml" xmlns:wps="http://schemas.microsoft.com/office/word/2010/wordprocessingShape" mc:Ignorable="w14 w15 w16se w16cid w16 w16cex w16sdtdh w16sdtfl w16du wp14">
   <w:body>
     <w:p>
       <w:pPr>
@@ -105,6 +105,15 @@
         </w:rPr>
         <w:t>Introduction</w:t>
       </w:r>
+      <w:r>
+        <w:rPr>
+          <w:rFonts w:ascii="Times New Roman" w:eastAsia="Times New Roman" w:hAnsi="Times New Roman" w:cs="Times New Roman"/>
+          <w:kern w:val="0"/>
+          <w:lang w:eastAsia="en-GB"/>
+          <w14:ligatures w14:val="none"/>
+        </w:rPr>
+        <w:t>………………………………………………………………... 1</w:t>
+      </w:r>
     </w:p>
     <w:p>
       <w:pPr>
@@ -129,6 +138,15 @@
         </w:rPr>
         <w:t>Understanding and Controlling RC Servomotors</w:t>
       </w:r>
+      <w:r>
+        <w:rPr>
+          <w:rFonts w:ascii="Times New Roman" w:eastAsia="Times New Roman" w:hAnsi="Times New Roman" w:cs="Times New Roman"/>
+          <w:kern w:val="0"/>
+          <w:lang w:eastAsia="en-GB"/>
+          <w14:ligatures w14:val="none"/>
+        </w:rPr>
+        <w:t>……………………….… 1</w:t>
+      </w:r>
     </w:p>
     <w:p>
       <w:pPr>
@@ -153,6 +171,15 @@
         </w:rPr>
         <w:t>Mechanical Design of the Bipedal Robot</w:t>
       </w:r>
+      <w:r>
+        <w:rPr>
+          <w:rFonts w:ascii="Times New Roman" w:eastAsia="Times New Roman" w:hAnsi="Times New Roman" w:cs="Times New Roman"/>
+          <w:kern w:val="0"/>
+          <w:lang w:eastAsia="en-GB"/>
+          <w14:ligatures w14:val="none"/>
+        </w:rPr>
+        <w:t>…………………………………. 2</w:t>
+      </w:r>
     </w:p>
     <w:p>
       <w:pPr>
@@ -177,6 +204,15 @@
         </w:rPr>
         <w:t>Fabrication and Assembly</w:t>
       </w:r>
+      <w:r>
+        <w:rPr>
+          <w:rFonts w:ascii="Times New Roman" w:eastAsia="Times New Roman" w:hAnsi="Times New Roman" w:cs="Times New Roman"/>
+          <w:kern w:val="0"/>
+          <w:lang w:eastAsia="en-GB"/>
+          <w14:ligatures w14:val="none"/>
+        </w:rPr>
+        <w:t xml:space="preserve">…………………………………………………. 4 </w:t>
+      </w:r>
     </w:p>
     <w:p>
       <w:pPr>
@@ -201,6 +237,15 @@
         </w:rPr>
         <w:t>Gait Pattern Development</w:t>
       </w:r>
+      <w:r>
+        <w:rPr>
+          <w:rFonts w:ascii="Times New Roman" w:eastAsia="Times New Roman" w:hAnsi="Times New Roman" w:cs="Times New Roman"/>
+          <w:kern w:val="0"/>
+          <w:lang w:eastAsia="en-GB"/>
+          <w14:ligatures w14:val="none"/>
+        </w:rPr>
+        <w:t>…………………………………………………. 4</w:t>
+      </w:r>
     </w:p>
     <w:p>
       <w:pPr>
@@ -225,6 +270,15 @@
         </w:rPr>
         <w:t>Feedback Control and Sensor Integration</w:t>
       </w:r>
+      <w:r>
+        <w:rPr>
+          <w:rFonts w:ascii="Times New Roman" w:eastAsia="Times New Roman" w:hAnsi="Times New Roman" w:cs="Times New Roman"/>
+          <w:kern w:val="0"/>
+          <w:lang w:eastAsia="en-GB"/>
+          <w14:ligatures w14:val="none"/>
+        </w:rPr>
+        <w:t>…………………………….…… 4</w:t>
+      </w:r>
     </w:p>
     <w:p>
       <w:pPr>
@@ -249,6 +303,35 @@
         </w:rPr>
         <w:t>Running Test Results</w:t>
       </w:r>
+      <w:r>
+        <w:rPr>
+          <w:rFonts w:ascii="Times New Roman" w:eastAsia="Times New Roman" w:hAnsi="Times New Roman" w:cs="Times New Roman"/>
+          <w:kern w:val="0"/>
+          <w:lang w:eastAsia="en-GB"/>
+          <w14:ligatures w14:val="none"/>
+        </w:rPr>
+        <w:t>………………………………………………...…</w:t>
+      </w:r>
+      <w:proofErr w:type="gramStart"/>
+      <w:r>
+        <w:rPr>
+          <w:rFonts w:ascii="Times New Roman" w:eastAsia="Times New Roman" w:hAnsi="Times New Roman" w:cs="Times New Roman"/>
+          <w:kern w:val="0"/>
+          <w:lang w:eastAsia="en-GB"/>
+          <w14:ligatures w14:val="none"/>
+        </w:rPr>
+        <w:t>…..</w:t>
+      </w:r>
+      <w:proofErr w:type="gramEnd"/>
+      <w:r>
+        <w:rPr>
+          <w:rFonts w:ascii="Times New Roman" w:eastAsia="Times New Roman" w:hAnsi="Times New Roman" w:cs="Times New Roman"/>
+          <w:kern w:val="0"/>
+          <w:lang w:eastAsia="en-GB"/>
+          <w14:ligatures w14:val="none"/>
+        </w:rPr>
+        <w:t xml:space="preserve"> 5</w:t>
+      </w:r>
     </w:p>
     <w:p>
       <w:pPr>
@@ -271,7 +354,16 @@
           <w:lang w:eastAsia="en-GB"/>
           <w14:ligatures w14:val="none"/>
         </w:rPr>
-        <w:t>Discussion and Evaluation</w:t>
+        <w:t>Conclusion</w:t>
+      </w:r>
+      <w:r>
+        <w:rPr>
+          <w:rFonts w:ascii="Times New Roman" w:eastAsia="Times New Roman" w:hAnsi="Times New Roman" w:cs="Times New Roman"/>
+          <w:kern w:val="0"/>
+          <w:lang w:eastAsia="en-GB"/>
+          <w14:ligatures w14:val="none"/>
+        </w:rPr>
+        <w:t>…………………………………………………………………. 5</w:t>
       </w:r>
     </w:p>
     <w:p>
@@ -280,82 +372,41 @@
           <w:ilvl w:val="0"/>
           <w:numId w:val="1"/>
         </w:numPr>
-        <w:spacing w:before="100" w:beforeAutospacing="1" w:after="100" w:afterAutospacing="1" w:line="240" w:lineRule="auto"/>
-        <w:rPr>
-          <w:rFonts w:ascii="Times New Roman" w:eastAsia="Times New Roman" w:hAnsi="Times New Roman" w:cs="Times New Roman"/>
-          <w:kern w:val="0"/>
-          <w:lang w:eastAsia="en-GB"/>
-          <w14:ligatures w14:val="none"/>
-        </w:rPr>
-      </w:pPr>
-      <w:r>
-        <w:rPr>
-          <w:rFonts w:ascii="Times New Roman" w:eastAsia="Times New Roman" w:hAnsi="Times New Roman" w:cs="Times New Roman"/>
-          <w:kern w:val="0"/>
-          <w:lang w:eastAsia="en-GB"/>
-          <w14:ligatures w14:val="none"/>
-        </w:rPr>
-        <w:t>Conclusion</w:t>
-      </w:r>
-    </w:p>
-    <w:p>
-      <w:pPr>
-        <w:numPr>
-          <w:ilvl w:val="0"/>
-          <w:numId w:val="1"/>
-        </w:numPr>
-        <w:spacing w:before="100" w:beforeAutospacing="1" w:after="100" w:afterAutospacing="1" w:line="240" w:lineRule="auto"/>
-        <w:rPr>
-          <w:rFonts w:ascii="Times New Roman" w:eastAsia="Times New Roman" w:hAnsi="Times New Roman" w:cs="Times New Roman"/>
-          <w:kern w:val="0"/>
-          <w:lang w:eastAsia="en-GB"/>
-          <w14:ligatures w14:val="none"/>
-        </w:rPr>
-      </w:pPr>
-      <w:r>
-        <w:rPr>
-          <w:rFonts w:ascii="Times New Roman" w:eastAsia="Times New Roman" w:hAnsi="Times New Roman" w:cs="Times New Roman"/>
-          <w:kern w:val="0"/>
-          <w:lang w:eastAsia="en-GB"/>
-          <w14:ligatures w14:val="none"/>
-        </w:rPr>
-        <w:t>References</w:t>
-      </w:r>
-    </w:p>
-    <w:p>
-      <w:pPr>
-        <w:numPr>
-          <w:ilvl w:val="0"/>
-          <w:numId w:val="1"/>
-        </w:numPr>
-        <w:spacing w:before="100" w:beforeAutospacing="1" w:after="100" w:afterAutospacing="1" w:line="240" w:lineRule="auto"/>
-        <w:rPr>
-          <w:rFonts w:ascii="Times New Roman" w:eastAsia="Times New Roman" w:hAnsi="Times New Roman" w:cs="Times New Roman"/>
-          <w:kern w:val="0"/>
-          <w:lang w:eastAsia="en-GB"/>
-          <w14:ligatures w14:val="none"/>
-        </w:rPr>
-      </w:pPr>
-      <w:r>
-        <w:rPr>
-          <w:rFonts w:ascii="Times New Roman" w:eastAsia="Times New Roman" w:hAnsi="Times New Roman" w:cs="Times New Roman"/>
-          <w:kern w:val="0"/>
-          <w:lang w:eastAsia="en-GB"/>
-          <w14:ligatures w14:val="none"/>
-        </w:rPr>
-        <w:t>Appendices (Code, STL Files, CAD Drawings, Video Links)</w:t>
-      </w:r>
-    </w:p>
-    <w:p>
-      <w:pPr>
-        <w:spacing w:after="0" w:line="240" w:lineRule="auto"/>
-        <w:rPr>
-          <w:rFonts w:ascii="Times New Roman" w:eastAsia="Times New Roman" w:hAnsi="Times New Roman" w:cs="Times New Roman"/>
-          <w:kern w:val="0"/>
-          <w:lang w:eastAsia="en-GB"/>
-          <w14:ligatures w14:val="none"/>
-        </w:rPr>
-      </w:pPr>
+        <w:spacing w:before="100" w:beforeAutospacing="1" w:after="0" w:afterAutospacing="1" w:line="240" w:lineRule="auto"/>
+        <w:rPr>
+          <w:rFonts w:ascii="Times New Roman" w:eastAsia="Times New Roman" w:hAnsi="Times New Roman" w:cs="Times New Roman"/>
+          <w:kern w:val="0"/>
+          <w:lang w:eastAsia="en-GB"/>
+          <w14:ligatures w14:val="none"/>
+        </w:rPr>
+      </w:pPr>
+      <w:r>
+        <w:rPr>
+          <w:rFonts w:ascii="Times New Roman" w:eastAsia="Times New Roman" w:hAnsi="Times New Roman" w:cs="Times New Roman"/>
+          <w:kern w:val="0"/>
+          <w:lang w:eastAsia="en-GB"/>
+          <w14:ligatures w14:val="none"/>
+        </w:rPr>
+        <w:t xml:space="preserve">Appendices </w:t>
+      </w:r>
+      <w:r>
+        <w:rPr>
+          <w:rFonts w:ascii="Times New Roman" w:eastAsia="Times New Roman" w:hAnsi="Times New Roman" w:cs="Times New Roman"/>
+          <w:kern w:val="0"/>
+          <w:lang w:eastAsia="en-GB"/>
+          <w14:ligatures w14:val="none"/>
+        </w:rPr>
+        <w:t xml:space="preserve">………………………………………………………………... </w:t>
+      </w:r>
+      <w:r>
+        <w:rPr>
+          <w:rFonts w:ascii="Times New Roman" w:eastAsia="Times New Roman" w:hAnsi="Times New Roman" w:cs="Times New Roman"/>
+          <w:kern w:val="0"/>
+          <w:lang w:eastAsia="en-GB"/>
+          <w14:ligatures w14:val="none"/>
+        </w:rPr>
+        <w:t>6</w:t>
+      </w:r>
       <w:r>
         <w:rPr>
           <w:rFonts w:ascii="Times New Roman" w:eastAsia="Times New Roman" w:hAnsi="Times New Roman" w:cs="Times New Roman"/>
@@ -364,7 +415,7 @@
           <w14:ligatures w14:val="none"/>
         </w:rPr>
         <w:pict w14:anchorId="2D77F28F">
-          <v:rect id="_x0000_i1026" style="width:0;height:1.5pt" o:hralign="center" o:hrstd="t" o:hr="t" fillcolor="#a0a0a0" stroked="f"/>
+          <v:rect id="_x0000_i1026" style="width:410.3pt;height:1.85pt" o:hrpct="988" o:hralign="center" o:hrstd="t" o:hr="t" fillcolor="#a0a0a0" stroked="f"/>
         </w:pict>
       </w:r>
     </w:p>
@@ -591,7 +642,6 @@
           <w:lang w:eastAsia="en-GB"/>
           <w14:ligatures w14:val="none"/>
         </w:rPr>
-        <w:lastRenderedPageBreak/>
         <w:t>2.2 Microcontroller Setup</w:t>
       </w:r>
     </w:p>
@@ -613,6 +663,7 @@
           <w:lang w:eastAsia="en-GB"/>
           <w14:ligatures w14:val="none"/>
         </w:rPr>
+        <w:lastRenderedPageBreak/>
         <w:t>In our robot, we used an ESP32 to control a PCA9685 Pulse Width Modulation (PWM) break out board that controlled our eight servo motors. The PWM breakout board sends a PWM signal to the servo motor and the width of the pulse determines the angle that it will go to. The ESP32 communicates with the PCA9685 through the I2C protocol, this means that we only need to use 4 pins on the ESP32 to control up to 16 servo motors. We did not need to do any of the programming of the I2C ourselves as the libraries from Adafruit and Arduino handled it all for us, and to set the servo motors using degrees instead of pulse lengths, we just had to calculate the appropriate scaling factor.</w:t>
       </w:r>
     </w:p>
@@ -665,6 +716,55 @@
         </w:rPr>
         <w:t>If the servo motors are set to move in a big jump between different angles the movement can be very jerky and the position of the end effector becomes unpredictable. Both are unsuitable for balancing and controlling a servo motor. We initially combatted this by splitting each movement down into smaller steps, however this approach can either be very slow, or have lots of jerky steps as it stops and starts. We them decided to implement a proportional controller that calculated the error between the current servo position and the target location and the calculated a step to move the servo towards the target, with step size proportional to the error. This allowed the servos to move quickly across big distances, but to also slow down as they reached the target position to avoid an abrupt halt that causes wobble in the robot. This greatly improved the stability of the robot, while not making it slow.</w:t>
       </w:r>
+      <w:r>
+        <w:rPr>
+          <w:rFonts w:ascii="Times New Roman" w:eastAsia="Times New Roman" w:hAnsi="Times New Roman" w:cs="Times New Roman"/>
+          <w:kern w:val="36"/>
+          <w:lang w:eastAsia="en-GB"/>
+          <w14:ligatures w14:val="none"/>
+        </w:rPr>
+        <w:t xml:space="preserve"> This code can be found in the “</w:t>
+      </w:r>
+      <w:proofErr w:type="spellStart"/>
+      <w:r>
+        <w:rPr>
+          <w:rFonts w:ascii="Times New Roman" w:eastAsia="Times New Roman" w:hAnsi="Times New Roman" w:cs="Times New Roman"/>
+          <w:kern w:val="36"/>
+          <w:lang w:eastAsia="en-GB"/>
+          <w14:ligatures w14:val="none"/>
+        </w:rPr>
+        <w:t>Servo_Code</w:t>
+      </w:r>
+      <w:proofErr w:type="spellEnd"/>
+      <w:r>
+        <w:rPr>
+          <w:rFonts w:ascii="Times New Roman" w:eastAsia="Times New Roman" w:hAnsi="Times New Roman" w:cs="Times New Roman"/>
+          <w:kern w:val="36"/>
+          <w:lang w:eastAsia="en-GB"/>
+          <w14:ligatures w14:val="none"/>
+        </w:rPr>
+        <w:t>” folder in the “</w:t>
+      </w:r>
+      <w:proofErr w:type="spellStart"/>
+      <w:r>
+        <w:rPr>
+          <w:rFonts w:ascii="Times New Roman" w:eastAsia="Times New Roman" w:hAnsi="Times New Roman" w:cs="Times New Roman"/>
+          <w:kern w:val="36"/>
+          <w:lang w:eastAsia="en-GB"/>
+          <w14:ligatures w14:val="none"/>
+        </w:rPr>
+        <w:t>servo_code.ino</w:t>
+      </w:r>
+      <w:proofErr w:type="spellEnd"/>
+      <w:r>
+        <w:rPr>
+          <w:rFonts w:ascii="Times New Roman" w:eastAsia="Times New Roman" w:hAnsi="Times New Roman" w:cs="Times New Roman"/>
+          <w:kern w:val="36"/>
+          <w:lang w:eastAsia="en-GB"/>
+          <w14:ligatures w14:val="none"/>
+        </w:rPr>
+        <w:t>” file.</w:t>
+      </w:r>
     </w:p>
     <w:p>
       <w:pPr>
@@ -705,27 +805,14 @@
           <w14:ligatures w14:val="none"/>
         </w:rPr>
       </w:pPr>
-      <w:proofErr w:type="gramStart"/>
-      <w:r>
-        <w:rPr>
-          <w:rFonts w:ascii="Times New Roman" w:eastAsia="Times New Roman" w:hAnsi="Times New Roman" w:cs="Times New Roman"/>
-          <w:color w:val="EE0000"/>
+      <w:r>
+        <w:rPr>
+          <w:rFonts w:ascii="Times New Roman" w:eastAsia="Times New Roman" w:hAnsi="Times New Roman" w:cs="Times New Roman"/>
           <w:kern w:val="36"/>
           <w:lang w:eastAsia="en-GB"/>
           <w14:ligatures w14:val="none"/>
         </w:rPr>
-        <w:t>In  (</w:t>
-      </w:r>
-      <w:proofErr w:type="gramEnd"/>
-      <w:r>
-        <w:rPr>
-          <w:rFonts w:ascii="Times New Roman" w:eastAsia="Times New Roman" w:hAnsi="Times New Roman" w:cs="Times New Roman"/>
-          <w:color w:val="EE0000"/>
-          <w:kern w:val="36"/>
-          <w:lang w:eastAsia="en-GB"/>
-          <w14:ligatures w14:val="none"/>
-        </w:rPr>
-        <w:t xml:space="preserve">INSET APPENDIX) </w:t>
+        <w:t xml:space="preserve">In Appendix A </w:t>
       </w:r>
       <w:r>
         <w:rPr>
@@ -831,7 +918,6 @@
     <w:p>
       <w:pPr>
         <w:spacing w:before="100" w:beforeAutospacing="1" w:after="100" w:afterAutospacing="1" w:line="240" w:lineRule="auto"/>
-        <w:ind w:left="720"/>
         <w:rPr>
           <w:rFonts w:ascii="Times New Roman" w:eastAsia="Times New Roman" w:hAnsi="Times New Roman" w:cs="Times New Roman"/>
           <w:kern w:val="0"/>
@@ -881,7 +967,6 @@
     <w:p>
       <w:pPr>
         <w:spacing w:before="100" w:beforeAutospacing="1" w:after="100" w:afterAutospacing="1" w:line="240" w:lineRule="auto"/>
-        <w:ind w:left="720"/>
         <w:rPr>
           <w:rFonts w:ascii="Times New Roman" w:eastAsia="Times New Roman" w:hAnsi="Times New Roman" w:cs="Times New Roman"/>
           <w:kern w:val="0"/>
@@ -905,7 +990,7 @@
           <w:lang w:eastAsia="en-GB"/>
           <w14:ligatures w14:val="none"/>
         </w:rPr>
-        <w:t xml:space="preserve">Fusion as we have both used it previously. Our final version does not differ greatly from our initial design, however there are a few key </w:t>
+        <w:t xml:space="preserve">Fusion as we have both used it previously. Our final version does not differ greatly from our initial design, however there are a few key differences. When first discussing the design, we decided to try and keep all servos as high as possible so that we had more mass to move around for balance. Because of this we had one servo in each knee and then we put two servos into each hip. We also planned to use one servo to create a </w:t>
       </w:r>
       <w:r>
         <w:rPr>
@@ -915,7 +1000,7 @@
           <w14:ligatures w14:val="none"/>
         </w:rPr>
         <w:lastRenderedPageBreak/>
-        <w:t>differences. When first discussing the design, we decided to try and keep all servos as high as possible so that we had more mass to move around for balance. Because of this we had one servo in each knee and then we put two servos into each hip. We also planned to use one servo to create a tail to aid in balancing in one axis and another to move a head to balance in another axis</w:t>
+        <w:t>tail to aid in balancing in one axis and another to move a head to balance in another axis</w:t>
       </w:r>
       <w:r>
         <w:rPr>
@@ -930,7 +1015,6 @@
     <w:p>
       <w:pPr>
         <w:spacing w:before="100" w:beforeAutospacing="1" w:after="100" w:afterAutospacing="1" w:line="240" w:lineRule="auto"/>
-        <w:ind w:left="720"/>
         <w:rPr>
           <w:rFonts w:ascii="Times New Roman" w:eastAsia="Times New Roman" w:hAnsi="Times New Roman" w:cs="Times New Roman"/>
           <w:color w:val="000000" w:themeColor="text1"/>
@@ -965,50 +1049,126 @@
           <w:lang w:eastAsia="en-GB"/>
           <w14:ligatures w14:val="none"/>
         </w:rPr>
-        <w:t xml:space="preserve"> (</w:t>
-      </w:r>
-      <w:r>
-        <w:rPr>
-          <w:rFonts w:ascii="Times New Roman" w:eastAsia="Times New Roman" w:hAnsi="Times New Roman" w:cs="Times New Roman"/>
-          <w:color w:val="FF0000"/>
-          <w:kern w:val="0"/>
-          <w:lang w:eastAsia="en-GB"/>
-          <w14:ligatures w14:val="none"/>
-        </w:rPr>
-        <w:t>IMAGE</w:t>
-      </w:r>
-      <w:r>
-        <w:rPr>
-          <w:rFonts w:ascii="Times New Roman" w:eastAsia="Times New Roman" w:hAnsi="Times New Roman" w:cs="Times New Roman"/>
-          <w:color w:val="FF0000"/>
-          <w:kern w:val="0"/>
-          <w:lang w:eastAsia="en-GB"/>
-          <w14:ligatures w14:val="none"/>
-        </w:rPr>
-        <w:t>)</w:t>
-      </w:r>
-      <w:r>
-        <w:rPr>
-          <w:rFonts w:ascii="Times New Roman" w:eastAsia="Times New Roman" w:hAnsi="Times New Roman" w:cs="Times New Roman"/>
-          <w:color w:val="FF0000"/>
-          <w:kern w:val="0"/>
-          <w:lang w:eastAsia="en-GB"/>
-          <w14:ligatures w14:val="none"/>
-        </w:rPr>
         <w:t xml:space="preserve"> </w:t>
       </w:r>
       <w:r>
         <w:rPr>
           <w:rFonts w:ascii="Times New Roman" w:eastAsia="Times New Roman" w:hAnsi="Times New Roman" w:cs="Times New Roman"/>
+          <w:kern w:val="0"/>
+          <w:lang w:eastAsia="en-GB"/>
+          <w14:ligatures w14:val="none"/>
+        </w:rPr>
+        <w:t>(</w:t>
+      </w:r>
+      <w:r>
+        <w:rPr>
+          <w:rFonts w:ascii="Times New Roman" w:eastAsia="Times New Roman" w:hAnsi="Times New Roman" w:cs="Times New Roman"/>
+          <w:kern w:val="0"/>
+          <w:lang w:eastAsia="en-GB"/>
+          <w14:ligatures w14:val="none"/>
+        </w:rPr>
+        <w:t>Fig</w:t>
+      </w:r>
+      <w:r>
+        <w:rPr>
+          <w:rFonts w:ascii="Times New Roman" w:eastAsia="Times New Roman" w:hAnsi="Times New Roman" w:cs="Times New Roman"/>
+          <w:kern w:val="0"/>
+          <w:lang w:eastAsia="en-GB"/>
+          <w14:ligatures w14:val="none"/>
+        </w:rPr>
+        <w:t>.</w:t>
+      </w:r>
+      <w:r>
+        <w:rPr>
+          <w:rFonts w:ascii="Times New Roman" w:eastAsia="Times New Roman" w:hAnsi="Times New Roman" w:cs="Times New Roman"/>
+          <w:kern w:val="0"/>
+          <w:lang w:eastAsia="en-GB"/>
+          <w14:ligatures w14:val="none"/>
+        </w:rPr>
+        <w:t xml:space="preserve"> </w:t>
+      </w:r>
+      <w:r>
+        <w:rPr>
+          <w:rFonts w:ascii="Times New Roman" w:eastAsia="Times New Roman" w:hAnsi="Times New Roman" w:cs="Times New Roman"/>
+          <w:kern w:val="0"/>
+          <w:lang w:eastAsia="en-GB"/>
+          <w14:ligatures w14:val="none"/>
+        </w:rPr>
+        <w:t>1</w:t>
+      </w:r>
+      <w:r>
+        <w:rPr>
+          <w:rFonts w:ascii="Times New Roman" w:eastAsia="Times New Roman" w:hAnsi="Times New Roman" w:cs="Times New Roman"/>
+          <w:kern w:val="0"/>
+          <w:lang w:eastAsia="en-GB"/>
+          <w14:ligatures w14:val="none"/>
+        </w:rPr>
+        <w:t xml:space="preserve">) </w:t>
+      </w:r>
+      <w:r>
+        <w:rPr>
+          <w:rFonts w:ascii="Times New Roman" w:eastAsia="Times New Roman" w:hAnsi="Times New Roman" w:cs="Times New Roman"/>
           <w:color w:val="000000" w:themeColor="text1"/>
           <w:kern w:val="0"/>
           <w:lang w:eastAsia="en-GB"/>
           <w14:ligatures w14:val="none"/>
         </w:rPr>
-        <w:t>however upon testing we discovered that the bands tended to try and pull the foot to one of th</w:t>
-      </w:r>
-      <w:bookmarkStart w:id="0" w:name="_GoBack"/>
-      <w:bookmarkEnd w:id="0"/>
+        <w:t xml:space="preserve">however upon testing we discovered that the bands tended to try and pull the foot to one of the limits instead of keeping it stable in the centre. Instead of the actuated foot we created a “dumb” foot that simply bolted onto the end of the lower leg piece </w:t>
+      </w:r>
+      <w:r>
+        <w:rPr>
+          <w:rFonts w:ascii="Times New Roman" w:eastAsia="Times New Roman" w:hAnsi="Times New Roman" w:cs="Times New Roman"/>
+          <w:kern w:val="0"/>
+          <w:lang w:eastAsia="en-GB"/>
+          <w14:ligatures w14:val="none"/>
+        </w:rPr>
+        <w:t>(</w:t>
+      </w:r>
+      <w:r>
+        <w:rPr>
+          <w:rFonts w:ascii="Times New Roman" w:eastAsia="Times New Roman" w:hAnsi="Times New Roman" w:cs="Times New Roman"/>
+          <w:kern w:val="0"/>
+          <w:lang w:eastAsia="en-GB"/>
+          <w14:ligatures w14:val="none"/>
+        </w:rPr>
+        <w:t>Fig</w:t>
+      </w:r>
+      <w:r>
+        <w:rPr>
+          <w:rFonts w:ascii="Times New Roman" w:eastAsia="Times New Roman" w:hAnsi="Times New Roman" w:cs="Times New Roman"/>
+          <w:kern w:val="0"/>
+          <w:lang w:eastAsia="en-GB"/>
+          <w14:ligatures w14:val="none"/>
+        </w:rPr>
+        <w:t>.</w:t>
+      </w:r>
+      <w:r>
+        <w:rPr>
+          <w:rFonts w:ascii="Times New Roman" w:eastAsia="Times New Roman" w:hAnsi="Times New Roman" w:cs="Times New Roman"/>
+          <w:kern w:val="0"/>
+          <w:lang w:eastAsia="en-GB"/>
+          <w14:ligatures w14:val="none"/>
+        </w:rPr>
+        <w:t xml:space="preserve"> </w:t>
+      </w:r>
+      <w:r>
+        <w:rPr>
+          <w:rFonts w:ascii="Times New Roman" w:eastAsia="Times New Roman" w:hAnsi="Times New Roman" w:cs="Times New Roman"/>
+          <w:kern w:val="0"/>
+          <w:lang w:eastAsia="en-GB"/>
+          <w14:ligatures w14:val="none"/>
+        </w:rPr>
+        <w:t>2</w:t>
+      </w:r>
+      <w:r>
+        <w:rPr>
+          <w:rFonts w:ascii="Times New Roman" w:eastAsia="Times New Roman" w:hAnsi="Times New Roman" w:cs="Times New Roman"/>
+          <w:kern w:val="0"/>
+          <w:lang w:eastAsia="en-GB"/>
+          <w14:ligatures w14:val="none"/>
+        </w:rPr>
+        <w:t xml:space="preserve">). </w:t>
+      </w:r>
       <w:r>
         <w:rPr>
           <w:rFonts w:ascii="Times New Roman" w:eastAsia="Times New Roman" w:hAnsi="Times New Roman" w:cs="Times New Roman"/>
@@ -1017,27 +1177,7 @@
           <w:lang w:eastAsia="en-GB"/>
           <w14:ligatures w14:val="none"/>
         </w:rPr>
-        <w:t xml:space="preserve">e limits instead of keeping it stable in the centre. Instead of the actuated foot we created a “dumb” foot that simply bolted onto the end of the lower leg piece </w:t>
-      </w:r>
-      <w:r>
-        <w:rPr>
-          <w:rFonts w:ascii="Times New Roman" w:eastAsia="Times New Roman" w:hAnsi="Times New Roman" w:cs="Times New Roman"/>
-          <w:color w:val="FF0000"/>
-          <w:kern w:val="0"/>
-          <w:lang w:eastAsia="en-GB"/>
-          <w14:ligatures w14:val="none"/>
-        </w:rPr>
-        <w:t>(IMAGE).</w:t>
-      </w:r>
-      <w:r>
-        <w:rPr>
-          <w:rFonts w:ascii="Times New Roman" w:eastAsia="Times New Roman" w:hAnsi="Times New Roman" w:cs="Times New Roman"/>
-          <w:color w:val="FF0000"/>
-          <w:kern w:val="0"/>
-          <w:lang w:eastAsia="en-GB"/>
-          <w14:ligatures w14:val="none"/>
-        </w:rPr>
-        <w:t xml:space="preserve"> </w:t>
+        <w:t xml:space="preserve">We first tried to create a foot that mimicked a chicken’s foot however this proved too </w:t>
       </w:r>
       <w:r>
         <w:rPr>
@@ -1047,307 +1187,419 @@
           <w:lang w:eastAsia="en-GB"/>
           <w14:ligatures w14:val="none"/>
         </w:rPr>
-        <w:t>We first tried to create a foot that mimicked a chicken’s foot however this proved too unstable so we added extra spokes to the back of the foot in order to widen the support polygon while the robot is on one foot.</w:t>
-      </w:r>
+        <w:t>unstable,</w:t>
+      </w:r>
+      <w:r>
+        <w:rPr>
+          <w:rFonts w:ascii="Times New Roman" w:eastAsia="Times New Roman" w:hAnsi="Times New Roman" w:cs="Times New Roman"/>
+          <w:color w:val="000000" w:themeColor="text1"/>
+          <w:kern w:val="0"/>
+          <w:lang w:eastAsia="en-GB"/>
+          <w14:ligatures w14:val="none"/>
+        </w:rPr>
+        <w:t xml:space="preserve"> so we added extra spokes to the back of the foot </w:t>
+      </w:r>
+      <w:proofErr w:type="gramStart"/>
+      <w:r>
+        <w:rPr>
+          <w:rFonts w:ascii="Times New Roman" w:eastAsia="Times New Roman" w:hAnsi="Times New Roman" w:cs="Times New Roman"/>
+          <w:color w:val="000000" w:themeColor="text1"/>
+          <w:kern w:val="0"/>
+          <w:lang w:eastAsia="en-GB"/>
+          <w14:ligatures w14:val="none"/>
+        </w:rPr>
+        <w:t>in order to</w:t>
+      </w:r>
+      <w:proofErr w:type="gramEnd"/>
+      <w:r>
+        <w:rPr>
+          <w:rFonts w:ascii="Times New Roman" w:eastAsia="Times New Roman" w:hAnsi="Times New Roman" w:cs="Times New Roman"/>
+          <w:color w:val="000000" w:themeColor="text1"/>
+          <w:kern w:val="0"/>
+          <w:lang w:eastAsia="en-GB"/>
+          <w14:ligatures w14:val="none"/>
+        </w:rPr>
+        <w:t xml:space="preserve"> widen the support polygon while the robot is on one foot.</w:t>
+      </w:r>
+    </w:p>
+    <w:tbl>
+      <w:tblPr>
+        <w:tblStyle w:val="TableGrid"/>
+        <w:tblW w:w="0" w:type="auto"/>
+        <w:tblLook w:val="04A0" w:firstRow="1" w:lastRow="0" w:firstColumn="1" w:lastColumn="0" w:noHBand="0" w:noVBand="1"/>
+      </w:tblPr>
+      <w:tblGrid>
+        <w:gridCol w:w="4415"/>
+        <w:gridCol w:w="4601"/>
+      </w:tblGrid>
+      <w:tr>
+        <w:tc>
+          <w:tcPr>
+            <w:tcW w:w="4508" w:type="dxa"/>
+          </w:tcPr>
+          <w:p>
+            <w:pPr>
+              <w:spacing w:before="100" w:beforeAutospacing="1" w:after="100" w:afterAutospacing="1"/>
+              <w:rPr>
+                <w:rFonts w:ascii="Times New Roman" w:eastAsia="Times New Roman" w:hAnsi="Times New Roman" w:cs="Times New Roman"/>
+                <w:color w:val="000000" w:themeColor="text1"/>
+                <w:kern w:val="0"/>
+                <w:lang w:eastAsia="en-GB"/>
+                <w14:ligatures w14:val="none"/>
+              </w:rPr>
+            </w:pPr>
+            <w:r>
+              <w:rPr>
+                <w:rFonts w:ascii="Times New Roman" w:eastAsia="Times New Roman" w:hAnsi="Times New Roman" w:cs="Times New Roman"/>
+                <w:color w:val="000000" w:themeColor="text1"/>
+                <w:kern w:val="0"/>
+                <w:lang w:eastAsia="en-GB"/>
+                <w14:ligatures w14:val="none"/>
+              </w:rPr>
+              <w:drawing>
+                <wp:inline distT="0" distB="0" distL="0" distR="0" wp14:anchorId="2674C877" wp14:editId="366E3FFE">
+                  <wp:extent cx="2705281" cy="1783639"/>
+                  <wp:effectExtent l="0" t="0" r="0" b="7620"/>
+                  <wp:docPr id="803509549" name="Picture 1"/>
+                  <wp:cNvGraphicFramePr>
+                    <a:graphicFrameLocks xmlns:a="http://schemas.openxmlformats.org/drawingml/2006/main" noChangeAspect="1"/>
+                  </wp:cNvGraphicFramePr>
+                  <a:graphic xmlns:a="http://schemas.openxmlformats.org/drawingml/2006/main">
+                    <a:graphicData uri="http://schemas.openxmlformats.org/drawingml/2006/picture">
+                      <pic:pic xmlns:pic="http://schemas.openxmlformats.org/drawingml/2006/picture">
+                        <pic:nvPicPr>
+                          <pic:cNvPr id="803509549" name=""/>
+                          <pic:cNvPicPr/>
+                        </pic:nvPicPr>
+                        <pic:blipFill>
+                          <a:blip r:embed="rId7"/>
+                          <a:stretch>
+                            <a:fillRect/>
+                          </a:stretch>
+                        </pic:blipFill>
+                        <pic:spPr>
+                          <a:xfrm>
+                            <a:off x="0" y="0"/>
+                            <a:ext cx="2721636" cy="1794422"/>
+                          </a:xfrm>
+                          <a:prstGeom prst="rect">
+                            <a:avLst/>
+                          </a:prstGeom>
+                        </pic:spPr>
+                      </pic:pic>
+                    </a:graphicData>
+                  </a:graphic>
+                </wp:inline>
+              </w:drawing>
+            </w:r>
+            <w:r>
+              <w:rPr>
+                <w:rFonts w:ascii="Times New Roman" w:eastAsia="Times New Roman" w:hAnsi="Times New Roman" w:cs="Times New Roman"/>
+                <w:color w:val="000000" w:themeColor="text1"/>
+                <w:kern w:val="0"/>
+                <w:lang w:eastAsia="en-GB"/>
+                <w14:ligatures w14:val="none"/>
+              </w:rPr>
+              <w:t>Fig. 1 – Rubber Band Actuated Ankle</w:t>
+            </w:r>
+          </w:p>
+        </w:tc>
+        <w:tc>
+          <w:tcPr>
+            <w:tcW w:w="4508" w:type="dxa"/>
+          </w:tcPr>
+          <w:p>
+            <w:pPr>
+              <w:spacing w:before="100" w:beforeAutospacing="1" w:after="100" w:afterAutospacing="1"/>
+              <w:rPr>
+                <w:rFonts w:ascii="Times New Roman" w:eastAsia="Times New Roman" w:hAnsi="Times New Roman" w:cs="Times New Roman"/>
+                <w:color w:val="000000" w:themeColor="text1"/>
+                <w:kern w:val="0"/>
+                <w:lang w:eastAsia="en-GB"/>
+                <w14:ligatures w14:val="none"/>
+              </w:rPr>
+            </w:pPr>
+            <w:r>
+              <w:rPr>
+                <w:rFonts w:ascii="Times New Roman" w:eastAsia="Times New Roman" w:hAnsi="Times New Roman" w:cs="Times New Roman"/>
+                <w:color w:val="000000" w:themeColor="text1"/>
+                <w:kern w:val="0"/>
+                <w:lang w:eastAsia="en-GB"/>
+                <w14:ligatures w14:val="none"/>
+              </w:rPr>
+              <w:drawing>
+                <wp:inline distT="0" distB="0" distL="0" distR="0" wp14:anchorId="3B8B2BE2" wp14:editId="0B9CFE35">
+                  <wp:extent cx="2825025" cy="1788410"/>
+                  <wp:effectExtent l="0" t="0" r="0" b="2540"/>
+                  <wp:docPr id="736161267" name="Picture 1"/>
+                  <wp:cNvGraphicFramePr>
+                    <a:graphicFrameLocks xmlns:a="http://schemas.openxmlformats.org/drawingml/2006/main" noChangeAspect="1"/>
+                  </wp:cNvGraphicFramePr>
+                  <a:graphic xmlns:a="http://schemas.openxmlformats.org/drawingml/2006/main">
+                    <a:graphicData uri="http://schemas.openxmlformats.org/drawingml/2006/picture">
+                      <pic:pic xmlns:pic="http://schemas.openxmlformats.org/drawingml/2006/picture">
+                        <pic:nvPicPr>
+                          <pic:cNvPr id="736161267" name=""/>
+                          <pic:cNvPicPr/>
+                        </pic:nvPicPr>
+                        <pic:blipFill>
+                          <a:blip r:embed="rId8"/>
+                          <a:stretch>
+                            <a:fillRect/>
+                          </a:stretch>
+                        </pic:blipFill>
+                        <pic:spPr>
+                          <a:xfrm>
+                            <a:off x="0" y="0"/>
+                            <a:ext cx="2840020" cy="1797903"/>
+                          </a:xfrm>
+                          <a:prstGeom prst="rect">
+                            <a:avLst/>
+                          </a:prstGeom>
+                        </pic:spPr>
+                      </pic:pic>
+                    </a:graphicData>
+                  </a:graphic>
+                </wp:inline>
+              </w:drawing>
+            </w:r>
+            <w:r>
+              <w:rPr>
+                <w:rFonts w:ascii="Times New Roman" w:eastAsia="Times New Roman" w:hAnsi="Times New Roman" w:cs="Times New Roman"/>
+                <w:color w:val="000000" w:themeColor="text1"/>
+                <w:kern w:val="0"/>
+                <w:lang w:eastAsia="en-GB"/>
+                <w14:ligatures w14:val="none"/>
+              </w:rPr>
+              <w:t xml:space="preserve">Fig. 2 – </w:t>
+            </w:r>
+            <w:r>
+              <w:rPr>
+                <w:rFonts w:ascii="Times New Roman" w:eastAsia="Times New Roman" w:hAnsi="Times New Roman" w:cs="Times New Roman"/>
+                <w:color w:val="000000" w:themeColor="text1"/>
+                <w:kern w:val="0"/>
+                <w:lang w:eastAsia="en-GB"/>
+                <w14:ligatures w14:val="none"/>
+              </w:rPr>
+              <w:t>“</w:t>
+            </w:r>
+            <w:r>
+              <w:rPr>
+                <w:rFonts w:ascii="Times New Roman" w:eastAsia="Times New Roman" w:hAnsi="Times New Roman" w:cs="Times New Roman"/>
+                <w:color w:val="000000" w:themeColor="text1"/>
+                <w:kern w:val="0"/>
+                <w:lang w:eastAsia="en-GB"/>
+                <w14:ligatures w14:val="none"/>
+              </w:rPr>
+              <w:t>Dumb</w:t>
+            </w:r>
+            <w:r>
+              <w:rPr>
+                <w:rFonts w:ascii="Times New Roman" w:eastAsia="Times New Roman" w:hAnsi="Times New Roman" w:cs="Times New Roman"/>
+                <w:color w:val="000000" w:themeColor="text1"/>
+                <w:kern w:val="0"/>
+                <w:lang w:eastAsia="en-GB"/>
+                <w14:ligatures w14:val="none"/>
+              </w:rPr>
+              <w:t>”</w:t>
+            </w:r>
+            <w:r>
+              <w:rPr>
+                <w:rFonts w:ascii="Times New Roman" w:eastAsia="Times New Roman" w:hAnsi="Times New Roman" w:cs="Times New Roman"/>
+                <w:color w:val="000000" w:themeColor="text1"/>
+                <w:kern w:val="0"/>
+                <w:lang w:eastAsia="en-GB"/>
+                <w14:ligatures w14:val="none"/>
+              </w:rPr>
+              <w:t xml:space="preserve"> Foot</w:t>
+            </w:r>
+          </w:p>
+        </w:tc>
+      </w:tr>
+    </w:tbl>
+    <w:p>
+      <w:pPr>
+        <w:spacing w:before="100" w:beforeAutospacing="1" w:after="100" w:afterAutospacing="1" w:line="240" w:lineRule="auto"/>
+        <w:rPr>
+          <w:rFonts w:ascii="Times New Roman" w:eastAsia="Times New Roman" w:hAnsi="Times New Roman" w:cs="Times New Roman"/>
+          <w:color w:val="000000" w:themeColor="text1"/>
+          <w:kern w:val="0"/>
+          <w:lang w:eastAsia="en-GB"/>
+          <w14:ligatures w14:val="none"/>
+        </w:rPr>
+      </w:pPr>
     </w:p>
     <w:p>
       <w:pPr>
-        <w:numPr>
-          <w:ilvl w:val="0"/>
-          <w:numId w:val="8"/>
-        </w:numPr>
         <w:spacing w:before="100" w:beforeAutospacing="1" w:after="100" w:afterAutospacing="1" w:line="240" w:lineRule="auto"/>
-        <w:rPr>
-          <w:rFonts w:ascii="Times New Roman" w:eastAsia="Times New Roman" w:hAnsi="Times New Roman" w:cs="Times New Roman"/>
-          <w:kern w:val="0"/>
-          <w:lang w:eastAsia="en-GB"/>
-          <w14:ligatures w14:val="none"/>
-        </w:rPr>
-      </w:pPr>
-      <w:r>
-        <w:rPr>
-          <w:rFonts w:ascii="Times New Roman" w:eastAsia="Times New Roman" w:hAnsi="Times New Roman" w:cs="Times New Roman"/>
-          <w:kern w:val="0"/>
-          <w:lang w:eastAsia="en-GB"/>
-          <w14:ligatures w14:val="none"/>
-        </w:rPr>
-        <w:t>Software used (Fusion 360).</w:t>
+        <w:outlineLvl w:val="1"/>
+        <w:rPr>
+          <w:rFonts w:ascii="Times New Roman" w:eastAsia="Times New Roman" w:hAnsi="Times New Roman" w:cs="Times New Roman"/>
+          <w:b/>
+          <w:bCs/>
+          <w:kern w:val="0"/>
+          <w:sz w:val="36"/>
+          <w:szCs w:val="36"/>
+          <w:lang w:eastAsia="en-GB"/>
+          <w14:ligatures w14:val="none"/>
+        </w:rPr>
+      </w:pPr>
+      <w:r>
+        <w:rPr>
+          <w:rFonts w:ascii="Times New Roman" w:eastAsia="Times New Roman" w:hAnsi="Times New Roman" w:cs="Times New Roman"/>
+          <w:b/>
+          <w:bCs/>
+          <w:kern w:val="0"/>
+          <w:sz w:val="36"/>
+          <w:szCs w:val="36"/>
+          <w:lang w:eastAsia="en-GB"/>
+          <w14:ligatures w14:val="none"/>
+        </w:rPr>
+        <w:t>3.3 Final CAD Model</w:t>
       </w:r>
     </w:p>
     <w:p>
       <w:pPr>
-        <w:numPr>
-          <w:ilvl w:val="0"/>
-          <w:numId w:val="8"/>
-        </w:numPr>
         <w:spacing w:before="100" w:beforeAutospacing="1" w:after="100" w:afterAutospacing="1" w:line="240" w:lineRule="auto"/>
         <w:rPr>
           <w:rFonts w:ascii="Times New Roman" w:eastAsia="Times New Roman" w:hAnsi="Times New Roman" w:cs="Times New Roman"/>
-          <w:kern w:val="0"/>
-          <w:lang w:eastAsia="en-GB"/>
-          <w14:ligatures w14:val="none"/>
-        </w:rPr>
-      </w:pPr>
-      <w:r>
-        <w:rPr>
-          <w:rFonts w:ascii="Times New Roman" w:eastAsia="Times New Roman" w:hAnsi="Times New Roman" w:cs="Times New Roman"/>
-          <w:kern w:val="0"/>
-          <w:lang w:eastAsia="en-GB"/>
-          <w14:ligatures w14:val="none"/>
-        </w:rPr>
-        <w:t>Initial sketches and iterations.</w:t>
+          <w:color w:val="EE0000"/>
+          <w:kern w:val="0"/>
+          <w:lang w:eastAsia="en-GB"/>
+          <w14:ligatures w14:val="none"/>
+        </w:rPr>
+      </w:pPr>
+      <w:r>
+        <w:rPr>
+          <w:rFonts w:ascii="Times New Roman" w:eastAsia="Times New Roman" w:hAnsi="Times New Roman" w:cs="Times New Roman"/>
+          <w:kern w:val="0"/>
+          <w:lang w:eastAsia="en-GB"/>
+          <w14:ligatures w14:val="none"/>
+        </w:rPr>
+        <w:t xml:space="preserve">Our final model is very lightweight which helped in the rapid prototyping phase as parts could be reprinted very quickly. Another good aspect of the design is that the left and right legs are completely identical up until the hips, which made fabrication and assembly simpler and allowed for spare parts to be readily available. The servos in the hip should allow the robot to lean over one foot to balance while walking to take a step, and the other servos can move the other foot to take the step. Unfortunately, due to the lightweight nature of the design the robot was too unstable to accomplish this as it wobbled too much when trying to stand on one foot and instead fell over. Another solution could be to add some bearings so that the joints could be on both sides of each servo instead of everything just being attached to the servo horn. Potentially, if we made the robot out of metal, it would be more rigid and so would have less problems balancing. </w:t>
       </w:r>
     </w:p>
-    <w:p>
-      <w:pPr>
-        <w:numPr>
-          <w:ilvl w:val="0"/>
-          <w:numId w:val="8"/>
-        </w:numPr>
-        <w:spacing w:before="100" w:beforeAutospacing="1" w:after="100" w:afterAutospacing="1" w:line="240" w:lineRule="auto"/>
-        <w:rPr>
-          <w:rFonts w:ascii="Times New Roman" w:eastAsia="Times New Roman" w:hAnsi="Times New Roman" w:cs="Times New Roman"/>
-          <w:kern w:val="0"/>
-          <w:lang w:eastAsia="en-GB"/>
-          <w14:ligatures w14:val="none"/>
-        </w:rPr>
-      </w:pPr>
-      <w:r>
-        <w:rPr>
-          <w:rFonts w:ascii="Times New Roman" w:eastAsia="Times New Roman" w:hAnsi="Times New Roman" w:cs="Times New Roman"/>
-          <w:kern w:val="0"/>
-          <w:lang w:eastAsia="en-GB"/>
-          <w14:ligatures w14:val="none"/>
-        </w:rPr>
-        <w:t>Choice of materials (PLA/ABS, reasons).</w:t>
-      </w:r>
-    </w:p>
-    <w:p>
-      <w:pPr>
-        <w:numPr>
-          <w:ilvl w:val="0"/>
-          <w:numId w:val="8"/>
-        </w:numPr>
-        <w:spacing w:before="100" w:beforeAutospacing="1" w:after="100" w:afterAutospacing="1" w:line="240" w:lineRule="auto"/>
-        <w:rPr>
-          <w:rFonts w:ascii="Times New Roman" w:eastAsia="Times New Roman" w:hAnsi="Times New Roman" w:cs="Times New Roman"/>
-          <w:kern w:val="0"/>
-          <w:lang w:eastAsia="en-GB"/>
-          <w14:ligatures w14:val="none"/>
-        </w:rPr>
-      </w:pPr>
-      <w:r>
-        <w:rPr>
-          <w:rFonts w:ascii="Times New Roman" w:eastAsia="Times New Roman" w:hAnsi="Times New Roman" w:cs="Times New Roman"/>
-          <w:kern w:val="0"/>
-          <w:lang w:eastAsia="en-GB"/>
-          <w14:ligatures w14:val="none"/>
-        </w:rPr>
-        <w:t>Servo mounting geometry and clearances.</w:t>
-      </w:r>
-    </w:p>
-    <w:p>
-      <w:pPr>
-        <w:spacing w:before="100" w:beforeAutospacing="1" w:after="100" w:afterAutospacing="1" w:line="240" w:lineRule="auto"/>
-        <w:outlineLvl w:val="1"/>
-        <w:rPr>
-          <w:rFonts w:ascii="Times New Roman" w:eastAsia="Times New Roman" w:hAnsi="Times New Roman" w:cs="Times New Roman"/>
-          <w:b/>
-          <w:bCs/>
-          <w:kern w:val="0"/>
-          <w:sz w:val="36"/>
-          <w:szCs w:val="36"/>
-          <w:lang w:eastAsia="en-GB"/>
-          <w14:ligatures w14:val="none"/>
-        </w:rPr>
-      </w:pPr>
-      <w:r>
-        <w:rPr>
-          <w:rFonts w:ascii="Times New Roman" w:eastAsia="Times New Roman" w:hAnsi="Times New Roman" w:cs="Times New Roman"/>
-          <w:b/>
-          <w:bCs/>
-          <w:kern w:val="0"/>
-          <w:sz w:val="36"/>
-          <w:szCs w:val="36"/>
-          <w:lang w:eastAsia="en-GB"/>
-          <w14:ligatures w14:val="none"/>
-        </w:rPr>
-        <w:t>3.3 Final CAD Model</w:t>
-      </w:r>
-    </w:p>
-    <w:p>
-      <w:pPr>
-        <w:numPr>
-          <w:ilvl w:val="0"/>
-          <w:numId w:val="9"/>
-        </w:numPr>
-        <w:spacing w:before="100" w:beforeAutospacing="1" w:after="100" w:afterAutospacing="1" w:line="240" w:lineRule="auto"/>
-        <w:rPr>
-          <w:rFonts w:ascii="Times New Roman" w:eastAsia="Times New Roman" w:hAnsi="Times New Roman" w:cs="Times New Roman"/>
-          <w:kern w:val="0"/>
-          <w:lang w:eastAsia="en-GB"/>
-          <w14:ligatures w14:val="none"/>
-        </w:rPr>
-      </w:pPr>
-      <w:r>
-        <w:rPr>
-          <w:rFonts w:ascii="Times New Roman" w:eastAsia="Times New Roman" w:hAnsi="Times New Roman" w:cs="Times New Roman"/>
-          <w:kern w:val="0"/>
-          <w:lang w:eastAsia="en-GB"/>
-          <w14:ligatures w14:val="none"/>
-        </w:rPr>
-        <w:t>Annotated diagrams (insert images).</w:t>
-      </w:r>
-    </w:p>
-    <w:p>
-      <w:pPr>
-        <w:numPr>
-          <w:ilvl w:val="0"/>
-          <w:numId w:val="9"/>
-        </w:numPr>
-        <w:spacing w:before="100" w:beforeAutospacing="1" w:after="100" w:afterAutospacing="1" w:line="240" w:lineRule="auto"/>
-        <w:rPr>
-          <w:rFonts w:ascii="Times New Roman" w:eastAsia="Times New Roman" w:hAnsi="Times New Roman" w:cs="Times New Roman"/>
-          <w:kern w:val="0"/>
-          <w:lang w:eastAsia="en-GB"/>
-          <w14:ligatures w14:val="none"/>
-        </w:rPr>
-      </w:pPr>
-      <w:r>
-        <w:rPr>
-          <w:rFonts w:ascii="Times New Roman" w:eastAsia="Times New Roman" w:hAnsi="Times New Roman" w:cs="Times New Roman"/>
-          <w:kern w:val="0"/>
-          <w:lang w:eastAsia="en-GB"/>
-          <w14:ligatures w14:val="none"/>
-        </w:rPr>
-        <w:t>Description of each component (hip joint, knee joint, foot).</w:t>
-      </w:r>
-    </w:p>
-    <w:p>
-      <w:pPr>
-        <w:numPr>
-          <w:ilvl w:val="0"/>
-          <w:numId w:val="9"/>
-        </w:numPr>
-        <w:spacing w:before="100" w:beforeAutospacing="1" w:after="100" w:afterAutospacing="1" w:line="240" w:lineRule="auto"/>
-        <w:rPr>
-          <w:rFonts w:ascii="Times New Roman" w:eastAsia="Times New Roman" w:hAnsi="Times New Roman" w:cs="Times New Roman"/>
-          <w:kern w:val="0"/>
-          <w:lang w:eastAsia="en-GB"/>
-          <w14:ligatures w14:val="none"/>
-        </w:rPr>
-      </w:pPr>
-      <w:r>
-        <w:rPr>
-          <w:rFonts w:ascii="Times New Roman" w:eastAsia="Times New Roman" w:hAnsi="Times New Roman" w:cs="Times New Roman"/>
-          <w:kern w:val="0"/>
-          <w:lang w:eastAsia="en-GB"/>
-          <w14:ligatures w14:val="none"/>
-        </w:rPr>
-        <w:t>Explanation of assembly hierarchy.</w:t>
-      </w:r>
-    </w:p>
-    <w:p>
-      <w:pPr>
-        <w:spacing w:before="100" w:beforeAutospacing="1" w:after="100" w:afterAutospacing="1" w:line="240" w:lineRule="auto"/>
-        <w:outlineLvl w:val="1"/>
-        <w:rPr>
-          <w:rFonts w:ascii="Times New Roman" w:eastAsia="Times New Roman" w:hAnsi="Times New Roman" w:cs="Times New Roman"/>
-          <w:b/>
-          <w:bCs/>
-          <w:kern w:val="0"/>
-          <w:sz w:val="36"/>
-          <w:szCs w:val="36"/>
-          <w:lang w:eastAsia="en-GB"/>
-          <w14:ligatures w14:val="none"/>
-        </w:rPr>
-      </w:pPr>
-      <w:r>
-        <w:rPr>
-          <w:rFonts w:ascii="Times New Roman" w:eastAsia="Times New Roman" w:hAnsi="Times New Roman" w:cs="Times New Roman"/>
-          <w:b/>
-          <w:bCs/>
-          <w:kern w:val="0"/>
-          <w:sz w:val="36"/>
-          <w:szCs w:val="36"/>
-          <w:lang w:eastAsia="en-GB"/>
-          <w14:ligatures w14:val="none"/>
-        </w:rPr>
-        <w:t>3.4 Design Justification</w:t>
-      </w:r>
-    </w:p>
-    <w:p>
-      <w:pPr>
-        <w:numPr>
-          <w:ilvl w:val="0"/>
-          <w:numId w:val="10"/>
-        </w:numPr>
-        <w:spacing w:before="100" w:beforeAutospacing="1" w:after="100" w:afterAutospacing="1" w:line="240" w:lineRule="auto"/>
-        <w:rPr>
-          <w:rFonts w:ascii="Times New Roman" w:eastAsia="Times New Roman" w:hAnsi="Times New Roman" w:cs="Times New Roman"/>
-          <w:kern w:val="0"/>
-          <w:lang w:eastAsia="en-GB"/>
-          <w14:ligatures w14:val="none"/>
-        </w:rPr>
-      </w:pPr>
-      <w:r>
-        <w:rPr>
-          <w:rFonts w:ascii="Times New Roman" w:eastAsia="Times New Roman" w:hAnsi="Times New Roman" w:cs="Times New Roman"/>
-          <w:kern w:val="0"/>
-          <w:lang w:eastAsia="en-GB"/>
-          <w14:ligatures w14:val="none"/>
-        </w:rPr>
-        <w:t>Why this configuration supports stable walking.</w:t>
-      </w:r>
-    </w:p>
-    <w:p>
-      <w:pPr>
-        <w:numPr>
-          <w:ilvl w:val="0"/>
-          <w:numId w:val="10"/>
-        </w:numPr>
-        <w:spacing w:before="100" w:beforeAutospacing="1" w:after="100" w:afterAutospacing="1" w:line="240" w:lineRule="auto"/>
-        <w:rPr>
-          <w:rFonts w:ascii="Times New Roman" w:eastAsia="Times New Roman" w:hAnsi="Times New Roman" w:cs="Times New Roman"/>
-          <w:kern w:val="0"/>
-          <w:lang w:eastAsia="en-GB"/>
-          <w14:ligatures w14:val="none"/>
-        </w:rPr>
-      </w:pPr>
-      <w:r>
-        <w:rPr>
-          <w:rFonts w:ascii="Times New Roman" w:eastAsia="Times New Roman" w:hAnsi="Times New Roman" w:cs="Times New Roman"/>
-          <w:kern w:val="0"/>
-          <w:lang w:eastAsia="en-GB"/>
-          <w14:ligatures w14:val="none"/>
-        </w:rPr>
-        <w:t>Mechanical advantages (centre of mass, articulation freedom).</w:t>
-      </w:r>
-    </w:p>
-    <w:p>
-      <w:pPr>
-        <w:numPr>
-          <w:ilvl w:val="0"/>
-          <w:numId w:val="10"/>
-        </w:numPr>
-        <w:spacing w:before="100" w:beforeAutospacing="1" w:after="100" w:afterAutospacing="1" w:line="240" w:lineRule="auto"/>
-        <w:rPr>
-          <w:rFonts w:ascii="Times New Roman" w:eastAsia="Times New Roman" w:hAnsi="Times New Roman" w:cs="Times New Roman"/>
-          <w:kern w:val="0"/>
-          <w:lang w:eastAsia="en-GB"/>
-          <w14:ligatures w14:val="none"/>
-        </w:rPr>
-      </w:pPr>
-      <w:r>
-        <w:rPr>
-          <w:rFonts w:ascii="Times New Roman" w:eastAsia="Times New Roman" w:hAnsi="Times New Roman" w:cs="Times New Roman"/>
-          <w:kern w:val="0"/>
-          <w:lang w:eastAsia="en-GB"/>
-          <w14:ligatures w14:val="none"/>
-        </w:rPr>
-        <w:t>Discussion of expected structural strengths/weaknesses.</w:t>
-      </w:r>
-    </w:p>
+    <w:tbl>
+      <w:tblPr>
+        <w:tblStyle w:val="TableGrid"/>
+        <w:tblW w:w="0" w:type="auto"/>
+        <w:tblLook w:val="04A0" w:firstRow="1" w:lastRow="0" w:firstColumn="1" w:lastColumn="0" w:noHBand="0" w:noVBand="1"/>
+      </w:tblPr>
+      <w:tblGrid>
+        <w:gridCol w:w="4296"/>
+      </w:tblGrid>
+      <w:tr>
+        <w:tc>
+          <w:tcPr>
+            <w:tcW w:w="4248" w:type="dxa"/>
+          </w:tcPr>
+          <w:p>
+            <w:pPr>
+              <w:spacing w:before="100" w:beforeAutospacing="1" w:after="100" w:afterAutospacing="1"/>
+              <w:rPr>
+                <w:rFonts w:ascii="Times New Roman" w:eastAsia="Times New Roman" w:hAnsi="Times New Roman" w:cs="Times New Roman"/>
+                <w:color w:val="EE0000"/>
+                <w:kern w:val="0"/>
+                <w:lang w:eastAsia="en-GB"/>
+                <w14:ligatures w14:val="none"/>
+              </w:rPr>
+            </w:pPr>
+            <w:r>
+              <w:rPr>
+                <w:rFonts w:ascii="Times New Roman" w:eastAsia="Times New Roman" w:hAnsi="Times New Roman" w:cs="Times New Roman"/>
+                <w:color w:val="EE0000"/>
+                <w:kern w:val="0"/>
+                <w:lang w:eastAsia="en-GB"/>
+                <w14:ligatures w14:val="none"/>
+              </w:rPr>
+              <w:lastRenderedPageBreak/>
+              <w:drawing>
+                <wp:inline distT="0" distB="0" distL="0" distR="0" wp14:anchorId="0073DF87" wp14:editId="7001A477">
+                  <wp:extent cx="2585082" cy="2574471"/>
+                  <wp:effectExtent l="0" t="0" r="6350" b="0"/>
+                  <wp:docPr id="2021635191" name="Picture 1"/>
+                  <wp:cNvGraphicFramePr>
+                    <a:graphicFrameLocks xmlns:a="http://schemas.openxmlformats.org/drawingml/2006/main" noChangeAspect="1"/>
+                  </wp:cNvGraphicFramePr>
+                  <a:graphic xmlns:a="http://schemas.openxmlformats.org/drawingml/2006/main">
+                    <a:graphicData uri="http://schemas.openxmlformats.org/drawingml/2006/picture">
+                      <pic:pic xmlns:pic="http://schemas.openxmlformats.org/drawingml/2006/picture">
+                        <pic:nvPicPr>
+                          <pic:cNvPr id="2021635191" name=""/>
+                          <pic:cNvPicPr/>
+                        </pic:nvPicPr>
+                        <pic:blipFill>
+                          <a:blip r:embed="rId9"/>
+                          <a:stretch>
+                            <a:fillRect/>
+                          </a:stretch>
+                        </pic:blipFill>
+                        <pic:spPr>
+                          <a:xfrm>
+                            <a:off x="0" y="0"/>
+                            <a:ext cx="2594014" cy="2583367"/>
+                          </a:xfrm>
+                          <a:prstGeom prst="rect">
+                            <a:avLst/>
+                          </a:prstGeom>
+                        </pic:spPr>
+                      </pic:pic>
+                    </a:graphicData>
+                  </a:graphic>
+                </wp:inline>
+              </w:drawing>
+            </w:r>
+          </w:p>
+          <w:p>
+            <w:pPr>
+              <w:spacing w:before="100" w:beforeAutospacing="1" w:after="100" w:afterAutospacing="1"/>
+              <w:rPr>
+                <w:rFonts w:ascii="Times New Roman" w:eastAsia="Times New Roman" w:hAnsi="Times New Roman" w:cs="Times New Roman"/>
+                <w:kern w:val="0"/>
+                <w:lang w:eastAsia="en-GB"/>
+                <w14:ligatures w14:val="none"/>
+              </w:rPr>
+            </w:pPr>
+            <w:r>
+              <w:rPr>
+                <w:rFonts w:ascii="Times New Roman" w:eastAsia="Times New Roman" w:hAnsi="Times New Roman" w:cs="Times New Roman"/>
+                <w:kern w:val="0"/>
+                <w:lang w:eastAsia="en-GB"/>
+                <w14:ligatures w14:val="none"/>
+              </w:rPr>
+              <w:t xml:space="preserve">Fig. </w:t>
+            </w:r>
+            <w:r>
+              <w:rPr>
+                <w:rFonts w:ascii="Times New Roman" w:eastAsia="Times New Roman" w:hAnsi="Times New Roman" w:cs="Times New Roman"/>
+                <w:kern w:val="0"/>
+                <w:lang w:eastAsia="en-GB"/>
+                <w14:ligatures w14:val="none"/>
+              </w:rPr>
+              <w:t>3</w:t>
+            </w:r>
+            <w:r>
+              <w:rPr>
+                <w:rFonts w:ascii="Times New Roman" w:eastAsia="Times New Roman" w:hAnsi="Times New Roman" w:cs="Times New Roman"/>
+                <w:kern w:val="0"/>
+                <w:lang w:eastAsia="en-GB"/>
+                <w14:ligatures w14:val="none"/>
+              </w:rPr>
+              <w:t xml:space="preserve"> - </w:t>
+            </w:r>
+            <w:r>
+              <w:rPr>
+                <w:rFonts w:ascii="Times New Roman" w:eastAsia="Times New Roman" w:hAnsi="Times New Roman" w:cs="Times New Roman"/>
+                <w:kern w:val="0"/>
+                <w:lang w:eastAsia="en-GB"/>
+                <w14:ligatures w14:val="none"/>
+              </w:rPr>
+              <w:t>Final CAD Model of the Robot</w:t>
+            </w:r>
+          </w:p>
+        </w:tc>
+      </w:tr>
+    </w:tbl>
     <w:p>
       <w:pPr>
         <w:spacing w:after="0" w:line="240" w:lineRule="auto"/>
@@ -1396,44 +1648,80 @@
           <w:lang w:eastAsia="en-GB"/>
           <w14:ligatures w14:val="none"/>
         </w:rPr>
-        <w:t>4. Fabrication and Assembly (20 Marks)</w:t>
+        <w:t xml:space="preserve">4. Fabrication and Assembly </w:t>
       </w:r>
     </w:p>
     <w:p>
       <w:pPr>
         <w:spacing w:before="100" w:beforeAutospacing="1" w:after="100" w:afterAutospacing="1" w:line="240" w:lineRule="auto"/>
-        <w:outlineLvl w:val="1"/>
-        <w:rPr>
-          <w:rFonts w:ascii="Times New Roman" w:eastAsia="Times New Roman" w:hAnsi="Times New Roman" w:cs="Times New Roman"/>
-          <w:b/>
-          <w:bCs/>
-          <w:kern w:val="0"/>
-          <w:sz w:val="36"/>
-          <w:szCs w:val="36"/>
-          <w:lang w:eastAsia="en-GB"/>
-          <w14:ligatures w14:val="none"/>
-        </w:rPr>
-      </w:pPr>
-      <w:r>
-        <w:rPr>
-          <w:rFonts w:ascii="Times New Roman" w:eastAsia="Times New Roman" w:hAnsi="Times New Roman" w:cs="Times New Roman"/>
-          <w:b/>
-          <w:bCs/>
-          <w:kern w:val="0"/>
-          <w:sz w:val="36"/>
-          <w:szCs w:val="36"/>
-          <w:lang w:eastAsia="en-GB"/>
-          <w14:ligatures w14:val="none"/>
-        </w:rPr>
-        <w:t>4.1 3D Printing Setup</w:t>
+        <w:rPr>
+          <w:rFonts w:ascii="Times New Roman" w:eastAsia="Times New Roman" w:hAnsi="Times New Roman" w:cs="Times New Roman"/>
+          <w:kern w:val="0"/>
+          <w:lang w:eastAsia="en-GB"/>
+          <w14:ligatures w14:val="none"/>
+        </w:rPr>
+      </w:pPr>
+      <w:r>
+        <w:rPr>
+          <w:rFonts w:ascii="Times New Roman" w:eastAsia="Times New Roman" w:hAnsi="Times New Roman" w:cs="Times New Roman"/>
+          <w:kern w:val="0"/>
+          <w:lang w:eastAsia="en-GB"/>
+          <w14:ligatures w14:val="none"/>
+        </w:rPr>
+        <w:t xml:space="preserve">The initial print and the rapid prototyping </w:t>
+      </w:r>
+      <w:proofErr w:type="gramStart"/>
+      <w:r>
+        <w:rPr>
+          <w:rFonts w:ascii="Times New Roman" w:eastAsia="Times New Roman" w:hAnsi="Times New Roman" w:cs="Times New Roman"/>
+          <w:kern w:val="0"/>
+          <w:lang w:eastAsia="en-GB"/>
+          <w14:ligatures w14:val="none"/>
+        </w:rPr>
+        <w:t>was</w:t>
+      </w:r>
+      <w:proofErr w:type="gramEnd"/>
+      <w:r>
+        <w:rPr>
+          <w:rFonts w:ascii="Times New Roman" w:eastAsia="Times New Roman" w:hAnsi="Times New Roman" w:cs="Times New Roman"/>
+          <w:kern w:val="0"/>
+          <w:lang w:eastAsia="en-GB"/>
+          <w14:ligatures w14:val="none"/>
+        </w:rPr>
+        <w:t xml:space="preserve"> done on an Ender 3 Pro, however we had some problems with </w:t>
+      </w:r>
+      <w:r>
+        <w:rPr>
+          <w:rFonts w:ascii="Times New Roman" w:eastAsia="Times New Roman" w:hAnsi="Times New Roman" w:cs="Times New Roman"/>
+          <w:kern w:val="0"/>
+          <w:lang w:eastAsia="en-GB"/>
+          <w14:ligatures w14:val="none"/>
+        </w:rPr>
+        <w:t xml:space="preserve">the strength of the parts and so towards the end of the fabrication process we switched to printing on a Bambu Lab A1S which gave much better results in terms of print quality and strength. All parts were printed in PLA as it is readily available and perfectly suitable for our needs. We could easily export STL files from Fusion then slice and print them very quickly. </w:t>
+      </w:r>
+      <w:proofErr w:type="gramStart"/>
+      <w:r>
+        <w:rPr>
+          <w:rFonts w:ascii="Times New Roman" w:eastAsia="Times New Roman" w:hAnsi="Times New Roman" w:cs="Times New Roman"/>
+          <w:kern w:val="0"/>
+          <w:lang w:eastAsia="en-GB"/>
+          <w14:ligatures w14:val="none"/>
+        </w:rPr>
+        <w:t>In order to</w:t>
+      </w:r>
+      <w:proofErr w:type="gramEnd"/>
+      <w:r>
+        <w:rPr>
+          <w:rFonts w:ascii="Times New Roman" w:eastAsia="Times New Roman" w:hAnsi="Times New Roman" w:cs="Times New Roman"/>
+          <w:kern w:val="0"/>
+          <w:lang w:eastAsia="en-GB"/>
+          <w14:ligatures w14:val="none"/>
+        </w:rPr>
+        <w:t xml:space="preserve"> make the parts stronger we experimented with giving the parts 100% infill which greatly improved strength but also increased print time.</w:t>
       </w:r>
     </w:p>
     <w:p>
       <w:pPr>
-        <w:numPr>
-          <w:ilvl w:val="0"/>
-          <w:numId w:val="11"/>
-        </w:numPr>
         <w:spacing w:before="100" w:beforeAutospacing="1" w:after="100" w:afterAutospacing="1" w:line="240" w:lineRule="auto"/>
         <w:rPr>
           <w:rFonts w:ascii="Times New Roman" w:eastAsia="Times New Roman" w:hAnsi="Times New Roman" w:cs="Times New Roman"/>
@@ -1449,287 +1737,7 @@
           <w:lang w:eastAsia="en-GB"/>
           <w14:ligatures w14:val="none"/>
         </w:rPr>
-        <w:t>Export STL process.</w:t>
-      </w:r>
-    </w:p>
-    <w:p>
-      <w:pPr>
-        <w:numPr>
-          <w:ilvl w:val="0"/>
-          <w:numId w:val="11"/>
-        </w:numPr>
-        <w:spacing w:before="100" w:beforeAutospacing="1" w:after="100" w:afterAutospacing="1" w:line="240" w:lineRule="auto"/>
-        <w:rPr>
-          <w:rFonts w:ascii="Times New Roman" w:eastAsia="Times New Roman" w:hAnsi="Times New Roman" w:cs="Times New Roman"/>
-          <w:kern w:val="0"/>
-          <w:lang w:eastAsia="en-GB"/>
-          <w14:ligatures w14:val="none"/>
-        </w:rPr>
-      </w:pPr>
-      <w:r>
-        <w:rPr>
-          <w:rFonts w:ascii="Times New Roman" w:eastAsia="Times New Roman" w:hAnsi="Times New Roman" w:cs="Times New Roman"/>
-          <w:kern w:val="0"/>
-          <w:lang w:eastAsia="en-GB"/>
-          <w14:ligatures w14:val="none"/>
-        </w:rPr>
-        <w:t>Printer settings (layer height, infill, material).</w:t>
-      </w:r>
-    </w:p>
-    <w:p>
-      <w:pPr>
-        <w:numPr>
-          <w:ilvl w:val="0"/>
-          <w:numId w:val="11"/>
-        </w:numPr>
-        <w:spacing w:before="100" w:beforeAutospacing="1" w:after="100" w:afterAutospacing="1" w:line="240" w:lineRule="auto"/>
-        <w:rPr>
-          <w:rFonts w:ascii="Times New Roman" w:eastAsia="Times New Roman" w:hAnsi="Times New Roman" w:cs="Times New Roman"/>
-          <w:kern w:val="0"/>
-          <w:lang w:eastAsia="en-GB"/>
-          <w14:ligatures w14:val="none"/>
-        </w:rPr>
-      </w:pPr>
-      <w:r>
-        <w:rPr>
-          <w:rFonts w:ascii="Times New Roman" w:eastAsia="Times New Roman" w:hAnsi="Times New Roman" w:cs="Times New Roman"/>
-          <w:kern w:val="0"/>
-          <w:lang w:eastAsia="en-GB"/>
-          <w14:ligatures w14:val="none"/>
-        </w:rPr>
-        <w:t>Submission evidence (email screenshot).</w:t>
-      </w:r>
-    </w:p>
-    <w:p>
-      <w:pPr>
-        <w:spacing w:before="100" w:beforeAutospacing="1" w:after="100" w:afterAutospacing="1" w:line="240" w:lineRule="auto"/>
-        <w:outlineLvl w:val="1"/>
-        <w:rPr>
-          <w:rFonts w:ascii="Times New Roman" w:eastAsia="Times New Roman" w:hAnsi="Times New Roman" w:cs="Times New Roman"/>
-          <w:b/>
-          <w:bCs/>
-          <w:kern w:val="0"/>
-          <w:sz w:val="36"/>
-          <w:szCs w:val="36"/>
-          <w:lang w:eastAsia="en-GB"/>
-          <w14:ligatures w14:val="none"/>
-        </w:rPr>
-      </w:pPr>
-      <w:r>
-        <w:rPr>
-          <w:rFonts w:ascii="Times New Roman" w:eastAsia="Times New Roman" w:hAnsi="Times New Roman" w:cs="Times New Roman"/>
-          <w:b/>
-          <w:bCs/>
-          <w:kern w:val="0"/>
-          <w:sz w:val="36"/>
-          <w:szCs w:val="36"/>
-          <w:lang w:eastAsia="en-GB"/>
-          <w14:ligatures w14:val="none"/>
-        </w:rPr>
-        <w:lastRenderedPageBreak/>
-        <w:t>4.2 Printed Component Review</w:t>
-      </w:r>
-    </w:p>
-    <w:p>
-      <w:pPr>
-        <w:numPr>
-          <w:ilvl w:val="0"/>
-          <w:numId w:val="12"/>
-        </w:numPr>
-        <w:spacing w:before="100" w:beforeAutospacing="1" w:after="100" w:afterAutospacing="1" w:line="240" w:lineRule="auto"/>
-        <w:rPr>
-          <w:rFonts w:ascii="Times New Roman" w:eastAsia="Times New Roman" w:hAnsi="Times New Roman" w:cs="Times New Roman"/>
-          <w:kern w:val="0"/>
-          <w:lang w:eastAsia="en-GB"/>
-          <w14:ligatures w14:val="none"/>
-        </w:rPr>
-      </w:pPr>
-      <w:r>
-        <w:rPr>
-          <w:rFonts w:ascii="Times New Roman" w:eastAsia="Times New Roman" w:hAnsi="Times New Roman" w:cs="Times New Roman"/>
-          <w:kern w:val="0"/>
-          <w:lang w:eastAsia="en-GB"/>
-          <w14:ligatures w14:val="none"/>
-        </w:rPr>
-        <w:t>Fit quality, tolerances, any reprinting required.</w:t>
-      </w:r>
-    </w:p>
-    <w:p>
-      <w:pPr>
-        <w:numPr>
-          <w:ilvl w:val="0"/>
-          <w:numId w:val="12"/>
-        </w:numPr>
-        <w:spacing w:before="100" w:beforeAutospacing="1" w:after="100" w:afterAutospacing="1" w:line="240" w:lineRule="auto"/>
-        <w:rPr>
-          <w:rFonts w:ascii="Times New Roman" w:eastAsia="Times New Roman" w:hAnsi="Times New Roman" w:cs="Times New Roman"/>
-          <w:kern w:val="0"/>
-          <w:lang w:eastAsia="en-GB"/>
-          <w14:ligatures w14:val="none"/>
-        </w:rPr>
-      </w:pPr>
-      <w:r>
-        <w:rPr>
-          <w:rFonts w:ascii="Times New Roman" w:eastAsia="Times New Roman" w:hAnsi="Times New Roman" w:cs="Times New Roman"/>
-          <w:kern w:val="0"/>
-          <w:lang w:eastAsia="en-GB"/>
-          <w14:ligatures w14:val="none"/>
-        </w:rPr>
-        <w:t>Surface quality and post-processing.</w:t>
-      </w:r>
-    </w:p>
-    <w:p>
-      <w:pPr>
-        <w:spacing w:before="100" w:beforeAutospacing="1" w:after="100" w:afterAutospacing="1" w:line="240" w:lineRule="auto"/>
-        <w:outlineLvl w:val="1"/>
-        <w:rPr>
-          <w:rFonts w:ascii="Times New Roman" w:eastAsia="Times New Roman" w:hAnsi="Times New Roman" w:cs="Times New Roman"/>
-          <w:b/>
-          <w:bCs/>
-          <w:kern w:val="0"/>
-          <w:sz w:val="36"/>
-          <w:szCs w:val="36"/>
-          <w:lang w:eastAsia="en-GB"/>
-          <w14:ligatures w14:val="none"/>
-        </w:rPr>
-      </w:pPr>
-      <w:r>
-        <w:rPr>
-          <w:rFonts w:ascii="Times New Roman" w:eastAsia="Times New Roman" w:hAnsi="Times New Roman" w:cs="Times New Roman"/>
-          <w:b/>
-          <w:bCs/>
-          <w:kern w:val="0"/>
-          <w:sz w:val="36"/>
-          <w:szCs w:val="36"/>
-          <w:lang w:eastAsia="en-GB"/>
-          <w14:ligatures w14:val="none"/>
-        </w:rPr>
-        <w:t>4.3 Assembly Instructions</w:t>
-      </w:r>
-    </w:p>
-    <w:p>
-      <w:pPr>
-        <w:numPr>
-          <w:ilvl w:val="0"/>
-          <w:numId w:val="13"/>
-        </w:numPr>
-        <w:spacing w:before="100" w:beforeAutospacing="1" w:after="100" w:afterAutospacing="1" w:line="240" w:lineRule="auto"/>
-        <w:rPr>
-          <w:rFonts w:ascii="Times New Roman" w:eastAsia="Times New Roman" w:hAnsi="Times New Roman" w:cs="Times New Roman"/>
-          <w:kern w:val="0"/>
-          <w:lang w:eastAsia="en-GB"/>
-          <w14:ligatures w14:val="none"/>
-        </w:rPr>
-      </w:pPr>
-      <w:r>
-        <w:rPr>
-          <w:rFonts w:ascii="Times New Roman" w:eastAsia="Times New Roman" w:hAnsi="Times New Roman" w:cs="Times New Roman"/>
-          <w:kern w:val="0"/>
-          <w:lang w:eastAsia="en-GB"/>
-          <w14:ligatures w14:val="none"/>
-        </w:rPr>
-        <w:t>Step-by-step outline: attach servos, mount joints, connect electronics.</w:t>
-      </w:r>
-    </w:p>
-    <w:p>
-      <w:pPr>
-        <w:numPr>
-          <w:ilvl w:val="0"/>
-          <w:numId w:val="13"/>
-        </w:numPr>
-        <w:spacing w:before="100" w:beforeAutospacing="1" w:after="100" w:afterAutospacing="1" w:line="240" w:lineRule="auto"/>
-        <w:rPr>
-          <w:rFonts w:ascii="Times New Roman" w:eastAsia="Times New Roman" w:hAnsi="Times New Roman" w:cs="Times New Roman"/>
-          <w:kern w:val="0"/>
-          <w:lang w:eastAsia="en-GB"/>
-          <w14:ligatures w14:val="none"/>
-        </w:rPr>
-      </w:pPr>
-      <w:r>
-        <w:rPr>
-          <w:rFonts w:ascii="Times New Roman" w:eastAsia="Times New Roman" w:hAnsi="Times New Roman" w:cs="Times New Roman"/>
-          <w:kern w:val="0"/>
-          <w:lang w:eastAsia="en-GB"/>
-          <w14:ligatures w14:val="none"/>
-        </w:rPr>
-        <w:t>Provide photos at each major assembly step.</w:t>
-      </w:r>
-    </w:p>
-    <w:p>
-      <w:pPr>
-        <w:spacing w:before="100" w:beforeAutospacing="1" w:after="100" w:afterAutospacing="1" w:line="240" w:lineRule="auto"/>
-        <w:outlineLvl w:val="1"/>
-        <w:rPr>
-          <w:rFonts w:ascii="Times New Roman" w:eastAsia="Times New Roman" w:hAnsi="Times New Roman" w:cs="Times New Roman"/>
-          <w:b/>
-          <w:bCs/>
-          <w:kern w:val="0"/>
-          <w:sz w:val="36"/>
-          <w:szCs w:val="36"/>
-          <w:lang w:eastAsia="en-GB"/>
-          <w14:ligatures w14:val="none"/>
-        </w:rPr>
-      </w:pPr>
-      <w:r>
-        <w:rPr>
-          <w:rFonts w:ascii="Times New Roman" w:eastAsia="Times New Roman" w:hAnsi="Times New Roman" w:cs="Times New Roman"/>
-          <w:b/>
-          <w:bCs/>
-          <w:kern w:val="0"/>
-          <w:sz w:val="36"/>
-          <w:szCs w:val="36"/>
-          <w:lang w:eastAsia="en-GB"/>
-          <w14:ligatures w14:val="none"/>
-        </w:rPr>
-        <w:t>4.4 Issues Encountered and Fixes</w:t>
-      </w:r>
-    </w:p>
-    <w:p>
-      <w:pPr>
-        <w:numPr>
-          <w:ilvl w:val="0"/>
-          <w:numId w:val="14"/>
-        </w:numPr>
-        <w:spacing w:before="100" w:beforeAutospacing="1" w:after="100" w:afterAutospacing="1" w:line="240" w:lineRule="auto"/>
-        <w:rPr>
-          <w:rFonts w:ascii="Times New Roman" w:eastAsia="Times New Roman" w:hAnsi="Times New Roman" w:cs="Times New Roman"/>
-          <w:kern w:val="0"/>
-          <w:lang w:eastAsia="en-GB"/>
-          <w14:ligatures w14:val="none"/>
-        </w:rPr>
-      </w:pPr>
-      <w:r>
-        <w:rPr>
-          <w:rFonts w:ascii="Times New Roman" w:eastAsia="Times New Roman" w:hAnsi="Times New Roman" w:cs="Times New Roman"/>
-          <w:kern w:val="0"/>
-          <w:lang w:eastAsia="en-GB"/>
-          <w14:ligatures w14:val="none"/>
-        </w:rPr>
-        <w:t>Servo alignment challenges.</w:t>
-      </w:r>
-    </w:p>
-    <w:p>
-      <w:pPr>
-        <w:numPr>
-          <w:ilvl w:val="0"/>
-          <w:numId w:val="14"/>
-        </w:numPr>
-        <w:spacing w:before="100" w:beforeAutospacing="1" w:after="100" w:afterAutospacing="1" w:line="240" w:lineRule="auto"/>
-        <w:rPr>
-          <w:rFonts w:ascii="Times New Roman" w:eastAsia="Times New Roman" w:hAnsi="Times New Roman" w:cs="Times New Roman"/>
-          <w:kern w:val="0"/>
-          <w:lang w:eastAsia="en-GB"/>
-          <w14:ligatures w14:val="none"/>
-        </w:rPr>
-      </w:pPr>
-      <w:r>
-        <w:rPr>
-          <w:rFonts w:ascii="Times New Roman" w:eastAsia="Times New Roman" w:hAnsi="Times New Roman" w:cs="Times New Roman"/>
-          <w:kern w:val="0"/>
-          <w:lang w:eastAsia="en-GB"/>
-          <w14:ligatures w14:val="none"/>
-        </w:rPr>
-        <w:t>Wire routing, structural rigidity.</w:t>
+        <w:t>Assembly of the robot was straightforward but time consuming as there were lots of fiddly screws and bolts, however when it was fully assembled, it was very secure. The robot had to be assembled from the hips down as the hip servo brackets blocked the attachment of the previous servo horn screw once the servo was bolted to the bracket. The Esp32, IMU and PWM boards all had their own cut-outs so we could take them on and off as required. We did have to reassemble once as we initially assembled the parts without setting the servo motors to their initial positions.</w:t>
       </w:r>
     </w:p>
     <w:p>
@@ -1780,335 +1788,55 @@
           <w:lang w:eastAsia="en-GB"/>
           <w14:ligatures w14:val="none"/>
         </w:rPr>
-        <w:t>5. Gait Pattern Development (20 Marks)</w:t>
+        <w:t xml:space="preserve">5. Gait Pattern Development </w:t>
       </w:r>
     </w:p>
     <w:p>
       <w:pPr>
         <w:spacing w:before="100" w:beforeAutospacing="1" w:after="100" w:afterAutospacing="1" w:line="240" w:lineRule="auto"/>
-        <w:outlineLvl w:val="1"/>
-        <w:rPr>
-          <w:rFonts w:ascii="Times New Roman" w:eastAsia="Times New Roman" w:hAnsi="Times New Roman" w:cs="Times New Roman"/>
-          <w:b/>
-          <w:bCs/>
-          <w:kern w:val="0"/>
-          <w:sz w:val="36"/>
-          <w:szCs w:val="36"/>
-          <w:lang w:eastAsia="en-GB"/>
-          <w14:ligatures w14:val="none"/>
-        </w:rPr>
-      </w:pPr>
-      <w:r>
-        <w:rPr>
-          <w:rFonts w:ascii="Times New Roman" w:eastAsia="Times New Roman" w:hAnsi="Times New Roman" w:cs="Times New Roman"/>
-          <w:b/>
-          <w:bCs/>
-          <w:kern w:val="0"/>
-          <w:sz w:val="36"/>
-          <w:szCs w:val="36"/>
-          <w:lang w:eastAsia="en-GB"/>
-          <w14:ligatures w14:val="none"/>
-        </w:rPr>
-        <w:t>5.1 Gait Theory Overview</w:t>
-      </w:r>
-    </w:p>
-    <w:p>
-      <w:pPr>
-        <w:numPr>
-          <w:ilvl w:val="0"/>
-          <w:numId w:val="15"/>
-        </w:numPr>
-        <w:spacing w:before="100" w:beforeAutospacing="1" w:after="100" w:afterAutospacing="1" w:line="240" w:lineRule="auto"/>
-        <w:rPr>
-          <w:rFonts w:ascii="Times New Roman" w:eastAsia="Times New Roman" w:hAnsi="Times New Roman" w:cs="Times New Roman"/>
-          <w:kern w:val="0"/>
-          <w:lang w:eastAsia="en-GB"/>
-          <w14:ligatures w14:val="none"/>
-        </w:rPr>
-      </w:pPr>
-      <w:r>
-        <w:rPr>
-          <w:rFonts w:ascii="Times New Roman" w:eastAsia="Times New Roman" w:hAnsi="Times New Roman" w:cs="Times New Roman"/>
-          <w:kern w:val="0"/>
-          <w:lang w:eastAsia="en-GB"/>
-          <w14:ligatures w14:val="none"/>
-        </w:rPr>
-        <w:t>Explanation of biped gait cycles (stance, swing, single-support).</w:t>
-      </w:r>
-    </w:p>
-    <w:p>
-      <w:pPr>
-        <w:numPr>
-          <w:ilvl w:val="0"/>
-          <w:numId w:val="15"/>
-        </w:numPr>
-        <w:spacing w:before="100" w:beforeAutospacing="1" w:after="100" w:afterAutospacing="1" w:line="240" w:lineRule="auto"/>
-        <w:rPr>
-          <w:rFonts w:ascii="Times New Roman" w:eastAsia="Times New Roman" w:hAnsi="Times New Roman" w:cs="Times New Roman"/>
-          <w:kern w:val="0"/>
-          <w:lang w:eastAsia="en-GB"/>
-          <w14:ligatures w14:val="none"/>
-        </w:rPr>
-      </w:pPr>
-      <w:r>
-        <w:rPr>
-          <w:rFonts w:ascii="Times New Roman" w:eastAsia="Times New Roman" w:hAnsi="Times New Roman" w:cs="Times New Roman"/>
-          <w:kern w:val="0"/>
-          <w:lang w:eastAsia="en-GB"/>
-          <w14:ligatures w14:val="none"/>
-        </w:rPr>
-        <w:t xml:space="preserve">Importance of </w:t>
-      </w:r>
-      <w:proofErr w:type="spellStart"/>
-      <w:r>
-        <w:rPr>
-          <w:rFonts w:ascii="Times New Roman" w:eastAsia="Times New Roman" w:hAnsi="Times New Roman" w:cs="Times New Roman"/>
-          <w:kern w:val="0"/>
-          <w:lang w:eastAsia="en-GB"/>
-          <w14:ligatures w14:val="none"/>
-        </w:rPr>
-        <w:t>CoM</w:t>
-      </w:r>
-      <w:proofErr w:type="spellEnd"/>
-      <w:r>
-        <w:rPr>
-          <w:rFonts w:ascii="Times New Roman" w:eastAsia="Times New Roman" w:hAnsi="Times New Roman" w:cs="Times New Roman"/>
-          <w:kern w:val="0"/>
-          <w:lang w:eastAsia="en-GB"/>
-          <w14:ligatures w14:val="none"/>
-        </w:rPr>
-        <w:t xml:space="preserve"> shifting and balance.</w:t>
-      </w:r>
-    </w:p>
-    <w:p>
-      <w:pPr>
-        <w:spacing w:before="100" w:beforeAutospacing="1" w:after="100" w:afterAutospacing="1" w:line="240" w:lineRule="auto"/>
-        <w:outlineLvl w:val="1"/>
-        <w:rPr>
-          <w:rFonts w:ascii="Times New Roman" w:eastAsia="Times New Roman" w:hAnsi="Times New Roman" w:cs="Times New Roman"/>
-          <w:b/>
-          <w:bCs/>
-          <w:kern w:val="0"/>
-          <w:sz w:val="36"/>
-          <w:szCs w:val="36"/>
-          <w:lang w:eastAsia="en-GB"/>
-          <w14:ligatures w14:val="none"/>
-        </w:rPr>
-      </w:pPr>
-      <w:r>
-        <w:rPr>
-          <w:rFonts w:ascii="Times New Roman" w:eastAsia="Times New Roman" w:hAnsi="Times New Roman" w:cs="Times New Roman"/>
-          <w:b/>
-          <w:bCs/>
-          <w:kern w:val="0"/>
-          <w:sz w:val="36"/>
-          <w:szCs w:val="36"/>
-          <w:lang w:eastAsia="en-GB"/>
-          <w14:ligatures w14:val="none"/>
-        </w:rPr>
-        <w:t>5.2 Predefined Gait Design</w:t>
-      </w:r>
-    </w:p>
-    <w:p>
-      <w:pPr>
-        <w:numPr>
-          <w:ilvl w:val="0"/>
-          <w:numId w:val="16"/>
-        </w:numPr>
-        <w:spacing w:before="100" w:beforeAutospacing="1" w:after="100" w:afterAutospacing="1" w:line="240" w:lineRule="auto"/>
-        <w:rPr>
-          <w:rFonts w:ascii="Times New Roman" w:eastAsia="Times New Roman" w:hAnsi="Times New Roman" w:cs="Times New Roman"/>
-          <w:kern w:val="0"/>
-          <w:lang w:eastAsia="en-GB"/>
-          <w14:ligatures w14:val="none"/>
-        </w:rPr>
-      </w:pPr>
-      <w:r>
-        <w:rPr>
-          <w:rFonts w:ascii="Times New Roman" w:eastAsia="Times New Roman" w:hAnsi="Times New Roman" w:cs="Times New Roman"/>
-          <w:kern w:val="0"/>
-          <w:lang w:eastAsia="en-GB"/>
-          <w14:ligatures w14:val="none"/>
-        </w:rPr>
-        <w:t>Table of joint angles for each phase.</w:t>
-      </w:r>
-    </w:p>
-    <w:p>
-      <w:pPr>
-        <w:numPr>
-          <w:ilvl w:val="0"/>
-          <w:numId w:val="16"/>
-        </w:numPr>
-        <w:spacing w:before="100" w:beforeAutospacing="1" w:after="100" w:afterAutospacing="1" w:line="240" w:lineRule="auto"/>
-        <w:rPr>
-          <w:rFonts w:ascii="Times New Roman" w:eastAsia="Times New Roman" w:hAnsi="Times New Roman" w:cs="Times New Roman"/>
-          <w:kern w:val="0"/>
-          <w:lang w:eastAsia="en-GB"/>
-          <w14:ligatures w14:val="none"/>
-        </w:rPr>
-      </w:pPr>
-      <w:r>
-        <w:rPr>
-          <w:rFonts w:ascii="Times New Roman" w:eastAsia="Times New Roman" w:hAnsi="Times New Roman" w:cs="Times New Roman"/>
-          <w:kern w:val="0"/>
-          <w:lang w:eastAsia="en-GB"/>
-          <w14:ligatures w14:val="none"/>
-        </w:rPr>
-        <w:t>Diagrams showing leg pose at each step.</w:t>
-      </w:r>
-    </w:p>
-    <w:p>
-      <w:pPr>
-        <w:spacing w:before="100" w:beforeAutospacing="1" w:after="100" w:afterAutospacing="1" w:line="240" w:lineRule="auto"/>
-        <w:outlineLvl w:val="1"/>
-        <w:rPr>
-          <w:rFonts w:ascii="Times New Roman" w:eastAsia="Times New Roman" w:hAnsi="Times New Roman" w:cs="Times New Roman"/>
-          <w:b/>
-          <w:bCs/>
-          <w:kern w:val="0"/>
-          <w:sz w:val="36"/>
-          <w:szCs w:val="36"/>
-          <w:lang w:eastAsia="en-GB"/>
-          <w14:ligatures w14:val="none"/>
-        </w:rPr>
-      </w:pPr>
-      <w:r>
-        <w:rPr>
-          <w:rFonts w:ascii="Times New Roman" w:eastAsia="Times New Roman" w:hAnsi="Times New Roman" w:cs="Times New Roman"/>
-          <w:b/>
-          <w:bCs/>
-          <w:kern w:val="0"/>
-          <w:sz w:val="36"/>
-          <w:szCs w:val="36"/>
-          <w:lang w:eastAsia="en-GB"/>
-          <w14:ligatures w14:val="none"/>
-        </w:rPr>
-        <w:t>5.3 Implementation in Software</w:t>
-      </w:r>
-    </w:p>
-    <w:p>
-      <w:pPr>
-        <w:numPr>
-          <w:ilvl w:val="0"/>
-          <w:numId w:val="17"/>
-        </w:numPr>
-        <w:spacing w:before="100" w:beforeAutospacing="1" w:after="100" w:afterAutospacing="1" w:line="240" w:lineRule="auto"/>
-        <w:rPr>
-          <w:rFonts w:ascii="Times New Roman" w:eastAsia="Times New Roman" w:hAnsi="Times New Roman" w:cs="Times New Roman"/>
-          <w:kern w:val="0"/>
-          <w:lang w:eastAsia="en-GB"/>
-          <w14:ligatures w14:val="none"/>
-        </w:rPr>
-      </w:pPr>
-      <w:r>
-        <w:rPr>
-          <w:rFonts w:ascii="Times New Roman" w:eastAsia="Times New Roman" w:hAnsi="Times New Roman" w:cs="Times New Roman"/>
-          <w:kern w:val="0"/>
-          <w:lang w:eastAsia="en-GB"/>
-          <w14:ligatures w14:val="none"/>
-        </w:rPr>
-        <w:t>How angles are sequenced (timing, interpolation).</w:t>
-      </w:r>
-    </w:p>
-    <w:p>
-      <w:pPr>
-        <w:numPr>
-          <w:ilvl w:val="0"/>
-          <w:numId w:val="17"/>
-        </w:numPr>
-        <w:spacing w:before="100" w:beforeAutospacing="1" w:after="100" w:afterAutospacing="1" w:line="240" w:lineRule="auto"/>
-        <w:rPr>
-          <w:rFonts w:ascii="Times New Roman" w:eastAsia="Times New Roman" w:hAnsi="Times New Roman" w:cs="Times New Roman"/>
-          <w:kern w:val="0"/>
-          <w:lang w:eastAsia="en-GB"/>
-          <w14:ligatures w14:val="none"/>
-        </w:rPr>
-      </w:pPr>
-      <w:r>
-        <w:rPr>
-          <w:rFonts w:ascii="Times New Roman" w:eastAsia="Times New Roman" w:hAnsi="Times New Roman" w:cs="Times New Roman"/>
-          <w:kern w:val="0"/>
-          <w:lang w:eastAsia="en-GB"/>
-          <w14:ligatures w14:val="none"/>
-        </w:rPr>
-        <w:t>Synchronisation of left/right legs.</w:t>
-      </w:r>
-    </w:p>
-    <w:p>
-      <w:pPr>
-        <w:spacing w:before="100" w:beforeAutospacing="1" w:after="100" w:afterAutospacing="1" w:line="240" w:lineRule="auto"/>
-        <w:outlineLvl w:val="1"/>
-        <w:rPr>
-          <w:rFonts w:ascii="Times New Roman" w:eastAsia="Times New Roman" w:hAnsi="Times New Roman" w:cs="Times New Roman"/>
-          <w:b/>
-          <w:bCs/>
-          <w:kern w:val="0"/>
-          <w:sz w:val="36"/>
-          <w:szCs w:val="36"/>
-          <w:lang w:eastAsia="en-GB"/>
-          <w14:ligatures w14:val="none"/>
-        </w:rPr>
-      </w:pPr>
-      <w:r>
-        <w:rPr>
-          <w:rFonts w:ascii="Times New Roman" w:eastAsia="Times New Roman" w:hAnsi="Times New Roman" w:cs="Times New Roman"/>
-          <w:b/>
-          <w:bCs/>
-          <w:kern w:val="0"/>
-          <w:sz w:val="36"/>
-          <w:szCs w:val="36"/>
-          <w:lang w:eastAsia="en-GB"/>
-          <w14:ligatures w14:val="none"/>
-        </w:rPr>
-        <w:t>5.4 Testing and Refinement</w:t>
-      </w:r>
-    </w:p>
-    <w:p>
-      <w:pPr>
-        <w:numPr>
-          <w:ilvl w:val="0"/>
-          <w:numId w:val="18"/>
-        </w:numPr>
-        <w:spacing w:before="100" w:beforeAutospacing="1" w:after="100" w:afterAutospacing="1" w:line="240" w:lineRule="auto"/>
-        <w:rPr>
-          <w:rFonts w:ascii="Times New Roman" w:eastAsia="Times New Roman" w:hAnsi="Times New Roman" w:cs="Times New Roman"/>
-          <w:kern w:val="0"/>
-          <w:lang w:eastAsia="en-GB"/>
-          <w14:ligatures w14:val="none"/>
-        </w:rPr>
-      </w:pPr>
-      <w:r>
-        <w:rPr>
-          <w:rFonts w:ascii="Times New Roman" w:eastAsia="Times New Roman" w:hAnsi="Times New Roman" w:cs="Times New Roman"/>
-          <w:kern w:val="0"/>
-          <w:lang w:eastAsia="en-GB"/>
-          <w14:ligatures w14:val="none"/>
-        </w:rPr>
-        <w:t>Describe early instability and how you tuned angles.</w:t>
-      </w:r>
-    </w:p>
-    <w:p>
-      <w:pPr>
-        <w:numPr>
-          <w:ilvl w:val="0"/>
-          <w:numId w:val="18"/>
-        </w:numPr>
-        <w:spacing w:before="100" w:beforeAutospacing="1" w:after="100" w:afterAutospacing="1" w:line="240" w:lineRule="auto"/>
-        <w:rPr>
-          <w:rFonts w:ascii="Times New Roman" w:eastAsia="Times New Roman" w:hAnsi="Times New Roman" w:cs="Times New Roman"/>
-          <w:kern w:val="0"/>
-          <w:lang w:eastAsia="en-GB"/>
-          <w14:ligatures w14:val="none"/>
-        </w:rPr>
-      </w:pPr>
-      <w:r>
-        <w:rPr>
-          <w:rFonts w:ascii="Times New Roman" w:eastAsia="Times New Roman" w:hAnsi="Times New Roman" w:cs="Times New Roman"/>
-          <w:kern w:val="0"/>
-          <w:lang w:eastAsia="en-GB"/>
-          <w14:ligatures w14:val="none"/>
-        </w:rPr>
-        <w:t>Evidence of improvement (photos or video link).</w:t>
+        <w:rPr>
+          <w:rFonts w:ascii="Times New Roman" w:eastAsia="Times New Roman" w:hAnsi="Times New Roman" w:cs="Times New Roman"/>
+          <w:kern w:val="0"/>
+          <w:lang w:eastAsia="en-GB"/>
+          <w14:ligatures w14:val="none"/>
+        </w:rPr>
+      </w:pPr>
+      <w:r>
+        <w:rPr>
+          <w:rFonts w:ascii="Times New Roman" w:eastAsia="Times New Roman" w:hAnsi="Times New Roman" w:cs="Times New Roman"/>
+          <w:kern w:val="0"/>
+          <w:lang w:eastAsia="en-GB"/>
+          <w14:ligatures w14:val="none"/>
+        </w:rPr>
+        <w:t xml:space="preserve">We did implement forward and inverse kinematics in MATLAB, however we did not end up using them in the control of our robot’s gait. We instead manually programmed and tested the robot’s joint angles to first have it standing in a </w:t>
+      </w:r>
+      <w:r>
+        <w:rPr>
+          <w:rFonts w:ascii="Times New Roman" w:eastAsia="Times New Roman" w:hAnsi="Times New Roman" w:cs="Times New Roman"/>
+          <w:kern w:val="0"/>
+          <w:lang w:eastAsia="en-GB"/>
+          <w14:ligatures w14:val="none"/>
+        </w:rPr>
+        <w:t xml:space="preserve">stable stance and then move through a cycle of set positions. This was hampered by being unable to find a position in which the robot supported itself on one leg so we had to resort to a shuffling motion as we couldn’t move either foot fully clear of the ground. We did try to use our hip servos to move the centre of mass of the robot over the foot that stayed on the ground, however the inherent flexibility of </w:t>
+      </w:r>
+      <w:r>
+        <w:rPr>
+          <w:rFonts w:ascii="Times New Roman" w:eastAsia="Times New Roman" w:hAnsi="Times New Roman" w:cs="Times New Roman"/>
+          <w:kern w:val="0"/>
+          <w:lang w:eastAsia="en-GB"/>
+          <w14:ligatures w14:val="none"/>
+        </w:rPr>
+        <w:lastRenderedPageBreak/>
+        <w:t xml:space="preserve">our design made this impossible. In the end our robot could shuffle the whole metre in one minute and 27 seconds as seen in </w:t>
+      </w:r>
+      <w:r>
+        <w:rPr>
+          <w:rFonts w:ascii="Times New Roman" w:eastAsia="Times New Roman" w:hAnsi="Times New Roman" w:cs="Times New Roman"/>
+          <w:kern w:val="0"/>
+          <w:lang w:eastAsia="en-GB"/>
+          <w14:ligatures w14:val="none"/>
+        </w:rPr>
+        <w:t xml:space="preserve">Appendix B. </w:t>
       </w:r>
     </w:p>
     <w:p>
@@ -2159,45 +1887,60 @@
           <w:lang w:eastAsia="en-GB"/>
           <w14:ligatures w14:val="none"/>
         </w:rPr>
-        <w:t>6. Feedback Control and Sensor Integration (25 Marks)</w:t>
+        <w:t xml:space="preserve">6. Feedback Control and Sensor Integration </w:t>
       </w:r>
     </w:p>
     <w:p>
       <w:pPr>
         <w:spacing w:before="100" w:beforeAutospacing="1" w:after="100" w:afterAutospacing="1" w:line="240" w:lineRule="auto"/>
-        <w:outlineLvl w:val="1"/>
-        <w:rPr>
-          <w:rFonts w:ascii="Times New Roman" w:eastAsia="Times New Roman" w:hAnsi="Times New Roman" w:cs="Times New Roman"/>
-          <w:b/>
-          <w:bCs/>
-          <w:kern w:val="0"/>
-          <w:sz w:val="36"/>
-          <w:szCs w:val="36"/>
-          <w:lang w:eastAsia="en-GB"/>
-          <w14:ligatures w14:val="none"/>
-        </w:rPr>
-      </w:pPr>
-      <w:r>
-        <w:rPr>
-          <w:rFonts w:ascii="Times New Roman" w:eastAsia="Times New Roman" w:hAnsi="Times New Roman" w:cs="Times New Roman"/>
-          <w:b/>
-          <w:bCs/>
-          <w:kern w:val="0"/>
-          <w:sz w:val="36"/>
-          <w:szCs w:val="36"/>
-          <w:lang w:eastAsia="en-GB"/>
-          <w14:ligatures w14:val="none"/>
-        </w:rPr>
-        <w:lastRenderedPageBreak/>
-        <w:t>6.1 Sensor Hardware Setup</w:t>
+        <w:rPr>
+          <w:rFonts w:ascii="Times New Roman" w:eastAsia="Times New Roman" w:hAnsi="Times New Roman" w:cs="Times New Roman"/>
+          <w:kern w:val="0"/>
+          <w:lang w:eastAsia="en-GB"/>
+          <w14:ligatures w14:val="none"/>
+        </w:rPr>
+      </w:pPr>
+      <w:r>
+        <w:rPr>
+          <w:rFonts w:ascii="Times New Roman" w:eastAsia="Times New Roman" w:hAnsi="Times New Roman" w:cs="Times New Roman"/>
+          <w:kern w:val="0"/>
+          <w:lang w:eastAsia="en-GB"/>
+          <w14:ligatures w14:val="none"/>
+        </w:rPr>
+        <w:t xml:space="preserve">The IMU we used </w:t>
+      </w:r>
+      <w:proofErr w:type="gramStart"/>
+      <w:r>
+        <w:rPr>
+          <w:rFonts w:ascii="Times New Roman" w:eastAsia="Times New Roman" w:hAnsi="Times New Roman" w:cs="Times New Roman"/>
+          <w:kern w:val="0"/>
+          <w:lang w:eastAsia="en-GB"/>
+          <w14:ligatures w14:val="none"/>
+        </w:rPr>
+        <w:t>was</w:t>
+      </w:r>
+      <w:proofErr w:type="gramEnd"/>
+      <w:r>
+        <w:rPr>
+          <w:rFonts w:ascii="Times New Roman" w:eastAsia="Times New Roman" w:hAnsi="Times New Roman" w:cs="Times New Roman"/>
+          <w:kern w:val="0"/>
+          <w:lang w:eastAsia="en-GB"/>
+          <w14:ligatures w14:val="none"/>
+        </w:rPr>
+        <w:t xml:space="preserve"> the MPU6050 which include a 3-axis accelerometer as well as a 3-axis gyroscope. This is very useful for a bipedal robot as these can both be used to measure the angle of the </w:t>
+      </w:r>
+      <w:r>
+        <w:rPr>
+          <w:rFonts w:ascii="Times New Roman" w:eastAsia="Times New Roman" w:hAnsi="Times New Roman" w:cs="Times New Roman"/>
+          <w:kern w:val="0"/>
+          <w:lang w:eastAsia="en-GB"/>
+          <w14:ligatures w14:val="none"/>
+        </w:rPr>
+        <w:t>robot and they can be combined to give a more accurate measurement.</w:t>
       </w:r>
     </w:p>
     <w:p>
       <w:pPr>
-        <w:numPr>
-          <w:ilvl w:val="0"/>
-          <w:numId w:val="19"/>
-        </w:numPr>
         <w:spacing w:before="100" w:beforeAutospacing="1" w:after="100" w:afterAutospacing="1" w:line="240" w:lineRule="auto"/>
         <w:rPr>
           <w:rFonts w:ascii="Times New Roman" w:eastAsia="Times New Roman" w:hAnsi="Times New Roman" w:cs="Times New Roman"/>
@@ -2213,411 +1956,54 @@
           <w:lang w:eastAsia="en-GB"/>
           <w14:ligatures w14:val="none"/>
         </w:rPr>
-        <w:t>IMU model used.</w:t>
-      </w:r>
-    </w:p>
-    <w:p>
-      <w:pPr>
-        <w:numPr>
-          <w:ilvl w:val="0"/>
-          <w:numId w:val="19"/>
-        </w:numPr>
-        <w:spacing w:before="100" w:beforeAutospacing="1" w:after="100" w:afterAutospacing="1" w:line="240" w:lineRule="auto"/>
-        <w:rPr>
-          <w:rFonts w:ascii="Times New Roman" w:eastAsia="Times New Roman" w:hAnsi="Times New Roman" w:cs="Times New Roman"/>
-          <w:kern w:val="0"/>
-          <w:lang w:eastAsia="en-GB"/>
-          <w14:ligatures w14:val="none"/>
-        </w:rPr>
-      </w:pPr>
-      <w:r>
-        <w:rPr>
-          <w:rFonts w:ascii="Times New Roman" w:eastAsia="Times New Roman" w:hAnsi="Times New Roman" w:cs="Times New Roman"/>
-          <w:kern w:val="0"/>
-          <w:lang w:eastAsia="en-GB"/>
-          <w14:ligatures w14:val="none"/>
-        </w:rPr>
-        <w:t>Orientation estimation (gyro + accel fusion).</w:t>
-      </w:r>
-    </w:p>
-    <w:p>
-      <w:pPr>
-        <w:numPr>
-          <w:ilvl w:val="0"/>
-          <w:numId w:val="19"/>
-        </w:numPr>
-        <w:spacing w:before="100" w:beforeAutospacing="1" w:after="100" w:afterAutospacing="1" w:line="240" w:lineRule="auto"/>
-        <w:rPr>
-          <w:rFonts w:ascii="Times New Roman" w:eastAsia="Times New Roman" w:hAnsi="Times New Roman" w:cs="Times New Roman"/>
-          <w:kern w:val="0"/>
-          <w:lang w:eastAsia="en-GB"/>
-          <w14:ligatures w14:val="none"/>
-        </w:rPr>
-      </w:pPr>
-      <w:r>
-        <w:rPr>
-          <w:rFonts w:ascii="Times New Roman" w:eastAsia="Times New Roman" w:hAnsi="Times New Roman" w:cs="Times New Roman"/>
-          <w:kern w:val="0"/>
-          <w:lang w:eastAsia="en-GB"/>
-          <w14:ligatures w14:val="none"/>
-        </w:rPr>
-        <w:t>Wiring diagram.</w:t>
-      </w:r>
-    </w:p>
-    <w:p>
-      <w:pPr>
-        <w:spacing w:before="100" w:beforeAutospacing="1" w:after="100" w:afterAutospacing="1" w:line="240" w:lineRule="auto"/>
-        <w:outlineLvl w:val="1"/>
-        <w:rPr>
-          <w:rFonts w:ascii="Times New Roman" w:eastAsia="Times New Roman" w:hAnsi="Times New Roman" w:cs="Times New Roman"/>
-          <w:b/>
-          <w:bCs/>
-          <w:kern w:val="0"/>
-          <w:sz w:val="36"/>
-          <w:szCs w:val="36"/>
-          <w:lang w:eastAsia="en-GB"/>
-          <w14:ligatures w14:val="none"/>
-        </w:rPr>
-      </w:pPr>
-      <w:r>
-        <w:rPr>
-          <w:rFonts w:ascii="Times New Roman" w:eastAsia="Times New Roman" w:hAnsi="Times New Roman" w:cs="Times New Roman"/>
-          <w:b/>
-          <w:bCs/>
-          <w:kern w:val="0"/>
-          <w:sz w:val="36"/>
-          <w:szCs w:val="36"/>
-          <w:lang w:eastAsia="en-GB"/>
-          <w14:ligatures w14:val="none"/>
-        </w:rPr>
-        <w:t>6.2 Feedback Loop Design</w:t>
-      </w:r>
-    </w:p>
-    <w:p>
-      <w:pPr>
-        <w:numPr>
-          <w:ilvl w:val="0"/>
-          <w:numId w:val="20"/>
-        </w:numPr>
-        <w:spacing w:before="100" w:beforeAutospacing="1" w:after="100" w:afterAutospacing="1" w:line="240" w:lineRule="auto"/>
-        <w:rPr>
-          <w:rFonts w:ascii="Times New Roman" w:eastAsia="Times New Roman" w:hAnsi="Times New Roman" w:cs="Times New Roman"/>
-          <w:kern w:val="0"/>
-          <w:lang w:eastAsia="en-GB"/>
-          <w14:ligatures w14:val="none"/>
-        </w:rPr>
-      </w:pPr>
-      <w:r>
-        <w:rPr>
-          <w:rFonts w:ascii="Times New Roman" w:eastAsia="Times New Roman" w:hAnsi="Times New Roman" w:cs="Times New Roman"/>
-          <w:kern w:val="0"/>
-          <w:lang w:eastAsia="en-GB"/>
-          <w14:ligatures w14:val="none"/>
-        </w:rPr>
-        <w:t>PID control or alternative method.</w:t>
-      </w:r>
-    </w:p>
-    <w:p>
-      <w:pPr>
-        <w:numPr>
-          <w:ilvl w:val="0"/>
-          <w:numId w:val="20"/>
-        </w:numPr>
-        <w:spacing w:before="100" w:beforeAutospacing="1" w:after="100" w:afterAutospacing="1" w:line="240" w:lineRule="auto"/>
-        <w:rPr>
-          <w:rFonts w:ascii="Times New Roman" w:eastAsia="Times New Roman" w:hAnsi="Times New Roman" w:cs="Times New Roman"/>
-          <w:kern w:val="0"/>
-          <w:lang w:eastAsia="en-GB"/>
-          <w14:ligatures w14:val="none"/>
-        </w:rPr>
-      </w:pPr>
-      <w:r>
-        <w:rPr>
-          <w:rFonts w:ascii="Times New Roman" w:eastAsia="Times New Roman" w:hAnsi="Times New Roman" w:cs="Times New Roman"/>
-          <w:kern w:val="0"/>
-          <w:lang w:eastAsia="en-GB"/>
-          <w14:ligatures w14:val="none"/>
-        </w:rPr>
-        <w:t>What variable you stabilised (tilt angle, torso orientation).</w:t>
-      </w:r>
-    </w:p>
-    <w:p>
-      <w:pPr>
-        <w:spacing w:before="100" w:beforeAutospacing="1" w:after="100" w:afterAutospacing="1" w:line="240" w:lineRule="auto"/>
-        <w:outlineLvl w:val="1"/>
-        <w:rPr>
-          <w:rFonts w:ascii="Times New Roman" w:eastAsia="Times New Roman" w:hAnsi="Times New Roman" w:cs="Times New Roman"/>
-          <w:b/>
-          <w:bCs/>
-          <w:kern w:val="0"/>
-          <w:sz w:val="36"/>
-          <w:szCs w:val="36"/>
-          <w:lang w:eastAsia="en-GB"/>
-          <w14:ligatures w14:val="none"/>
-        </w:rPr>
-      </w:pPr>
-      <w:r>
-        <w:rPr>
-          <w:rFonts w:ascii="Times New Roman" w:eastAsia="Times New Roman" w:hAnsi="Times New Roman" w:cs="Times New Roman"/>
-          <w:b/>
-          <w:bCs/>
-          <w:kern w:val="0"/>
-          <w:sz w:val="36"/>
-          <w:szCs w:val="36"/>
-          <w:lang w:eastAsia="en-GB"/>
-          <w14:ligatures w14:val="none"/>
-        </w:rPr>
-        <w:t>6.3 Algorithm Implementation</w:t>
-      </w:r>
-    </w:p>
-    <w:p>
-      <w:pPr>
-        <w:numPr>
-          <w:ilvl w:val="0"/>
-          <w:numId w:val="21"/>
-        </w:numPr>
-        <w:spacing w:before="100" w:beforeAutospacing="1" w:after="100" w:afterAutospacing="1" w:line="240" w:lineRule="auto"/>
-        <w:rPr>
-          <w:rFonts w:ascii="Times New Roman" w:eastAsia="Times New Roman" w:hAnsi="Times New Roman" w:cs="Times New Roman"/>
-          <w:kern w:val="0"/>
-          <w:lang w:eastAsia="en-GB"/>
-          <w14:ligatures w14:val="none"/>
-        </w:rPr>
-      </w:pPr>
-      <w:r>
-        <w:rPr>
-          <w:rFonts w:ascii="Times New Roman" w:eastAsia="Times New Roman" w:hAnsi="Times New Roman" w:cs="Times New Roman"/>
-          <w:kern w:val="0"/>
-          <w:lang w:eastAsia="en-GB"/>
-          <w14:ligatures w14:val="none"/>
-        </w:rPr>
-        <w:t>Logic of reading IMU → processing → adjusting servos.</w:t>
-      </w:r>
-    </w:p>
-    <w:p>
-      <w:pPr>
-        <w:numPr>
-          <w:ilvl w:val="0"/>
-          <w:numId w:val="21"/>
-        </w:numPr>
-        <w:spacing w:before="100" w:beforeAutospacing="1" w:after="100" w:afterAutospacing="1" w:line="240" w:lineRule="auto"/>
-        <w:rPr>
-          <w:rFonts w:ascii="Times New Roman" w:eastAsia="Times New Roman" w:hAnsi="Times New Roman" w:cs="Times New Roman"/>
-          <w:kern w:val="0"/>
-          <w:lang w:eastAsia="en-GB"/>
-          <w14:ligatures w14:val="none"/>
-        </w:rPr>
-      </w:pPr>
-      <w:r>
-        <w:rPr>
-          <w:rFonts w:ascii="Times New Roman" w:eastAsia="Times New Roman" w:hAnsi="Times New Roman" w:cs="Times New Roman"/>
-          <w:kern w:val="0"/>
-          <w:lang w:eastAsia="en-GB"/>
-          <w14:ligatures w14:val="none"/>
-        </w:rPr>
-        <w:t>Consider mention of complementary filter or Kalman filter (optional).</w:t>
-      </w:r>
-    </w:p>
-    <w:p>
-      <w:pPr>
-        <w:spacing w:before="100" w:beforeAutospacing="1" w:after="100" w:afterAutospacing="1" w:line="240" w:lineRule="auto"/>
-        <w:outlineLvl w:val="1"/>
-        <w:rPr>
-          <w:rFonts w:ascii="Times New Roman" w:eastAsia="Times New Roman" w:hAnsi="Times New Roman" w:cs="Times New Roman"/>
-          <w:b/>
-          <w:bCs/>
-          <w:kern w:val="0"/>
-          <w:sz w:val="36"/>
-          <w:szCs w:val="36"/>
-          <w:lang w:eastAsia="en-GB"/>
-          <w14:ligatures w14:val="none"/>
-        </w:rPr>
-      </w:pPr>
-      <w:r>
-        <w:rPr>
-          <w:rFonts w:ascii="Times New Roman" w:eastAsia="Times New Roman" w:hAnsi="Times New Roman" w:cs="Times New Roman"/>
-          <w:b/>
-          <w:bCs/>
-          <w:kern w:val="0"/>
-          <w:sz w:val="36"/>
-          <w:szCs w:val="36"/>
-          <w:lang w:eastAsia="en-GB"/>
-          <w14:ligatures w14:val="none"/>
-        </w:rPr>
-        <w:t>6.4 Reinforcement Learning Investigation (optional but high marks)</w:t>
-      </w:r>
-    </w:p>
-    <w:p>
-      <w:pPr>
-        <w:numPr>
-          <w:ilvl w:val="0"/>
-          <w:numId w:val="22"/>
-        </w:numPr>
-        <w:spacing w:before="100" w:beforeAutospacing="1" w:after="100" w:afterAutospacing="1" w:line="240" w:lineRule="auto"/>
-        <w:rPr>
-          <w:rFonts w:ascii="Times New Roman" w:eastAsia="Times New Roman" w:hAnsi="Times New Roman" w:cs="Times New Roman"/>
-          <w:kern w:val="0"/>
-          <w:lang w:eastAsia="en-GB"/>
-          <w14:ligatures w14:val="none"/>
-        </w:rPr>
-      </w:pPr>
-      <w:r>
-        <w:rPr>
-          <w:rFonts w:ascii="Times New Roman" w:eastAsia="Times New Roman" w:hAnsi="Times New Roman" w:cs="Times New Roman"/>
-          <w:kern w:val="0"/>
-          <w:lang w:eastAsia="en-GB"/>
-          <w14:ligatures w14:val="none"/>
-        </w:rPr>
-        <w:t>Attempted approach using MATLAB RL toolbox.</w:t>
-      </w:r>
-    </w:p>
-    <w:p>
-      <w:pPr>
-        <w:numPr>
-          <w:ilvl w:val="0"/>
-          <w:numId w:val="22"/>
-        </w:numPr>
-        <w:spacing w:before="100" w:beforeAutospacing="1" w:after="100" w:afterAutospacing="1" w:line="240" w:lineRule="auto"/>
-        <w:rPr>
-          <w:rFonts w:ascii="Times New Roman" w:eastAsia="Times New Roman" w:hAnsi="Times New Roman" w:cs="Times New Roman"/>
-          <w:kern w:val="0"/>
-          <w:lang w:eastAsia="en-GB"/>
-          <w14:ligatures w14:val="none"/>
-        </w:rPr>
-      </w:pPr>
-      <w:r>
-        <w:rPr>
-          <w:rFonts w:ascii="Times New Roman" w:eastAsia="Times New Roman" w:hAnsi="Times New Roman" w:cs="Times New Roman"/>
-          <w:kern w:val="0"/>
-          <w:lang w:eastAsia="en-GB"/>
-          <w14:ligatures w14:val="none"/>
-        </w:rPr>
-        <w:t>Training environment description.</w:t>
-      </w:r>
-    </w:p>
-    <w:p>
-      <w:pPr>
-        <w:numPr>
-          <w:ilvl w:val="0"/>
-          <w:numId w:val="22"/>
-        </w:numPr>
-        <w:spacing w:before="100" w:beforeAutospacing="1" w:after="100" w:afterAutospacing="1" w:line="240" w:lineRule="auto"/>
-        <w:rPr>
-          <w:rFonts w:ascii="Times New Roman" w:eastAsia="Times New Roman" w:hAnsi="Times New Roman" w:cs="Times New Roman"/>
-          <w:kern w:val="0"/>
-          <w:lang w:eastAsia="en-GB"/>
-          <w14:ligatures w14:val="none"/>
-        </w:rPr>
-      </w:pPr>
-      <w:r>
-        <w:rPr>
-          <w:rFonts w:ascii="Times New Roman" w:eastAsia="Times New Roman" w:hAnsi="Times New Roman" w:cs="Times New Roman"/>
-          <w:kern w:val="0"/>
-          <w:lang w:eastAsia="en-GB"/>
-          <w14:ligatures w14:val="none"/>
-        </w:rPr>
-        <w:t>Successes or challenges.</w:t>
-      </w:r>
-    </w:p>
-    <w:p>
-      <w:pPr>
-        <w:spacing w:before="100" w:beforeAutospacing="1" w:after="100" w:afterAutospacing="1" w:line="240" w:lineRule="auto"/>
-        <w:outlineLvl w:val="1"/>
-        <w:rPr>
-          <w:rFonts w:ascii="Times New Roman" w:eastAsia="Times New Roman" w:hAnsi="Times New Roman" w:cs="Times New Roman"/>
-          <w:b/>
-          <w:bCs/>
-          <w:kern w:val="0"/>
-          <w:sz w:val="36"/>
-          <w:szCs w:val="36"/>
-          <w:lang w:eastAsia="en-GB"/>
-          <w14:ligatures w14:val="none"/>
-        </w:rPr>
-      </w:pPr>
-      <w:r>
-        <w:rPr>
-          <w:rFonts w:ascii="Times New Roman" w:eastAsia="Times New Roman" w:hAnsi="Times New Roman" w:cs="Times New Roman"/>
-          <w:b/>
-          <w:bCs/>
-          <w:kern w:val="0"/>
-          <w:sz w:val="36"/>
-          <w:szCs w:val="36"/>
-          <w:lang w:eastAsia="en-GB"/>
-          <w14:ligatures w14:val="none"/>
-        </w:rPr>
-        <w:t>6.5 Testing and Results</w:t>
-      </w:r>
-    </w:p>
-    <w:p>
-      <w:pPr>
-        <w:numPr>
-          <w:ilvl w:val="0"/>
-          <w:numId w:val="23"/>
-        </w:numPr>
-        <w:spacing w:before="100" w:beforeAutospacing="1" w:after="100" w:afterAutospacing="1" w:line="240" w:lineRule="auto"/>
-        <w:rPr>
-          <w:rFonts w:ascii="Times New Roman" w:eastAsia="Times New Roman" w:hAnsi="Times New Roman" w:cs="Times New Roman"/>
-          <w:kern w:val="0"/>
-          <w:lang w:eastAsia="en-GB"/>
-          <w14:ligatures w14:val="none"/>
-        </w:rPr>
-      </w:pPr>
-      <w:r>
-        <w:rPr>
-          <w:rFonts w:ascii="Times New Roman" w:eastAsia="Times New Roman" w:hAnsi="Times New Roman" w:cs="Times New Roman"/>
-          <w:kern w:val="0"/>
-          <w:lang w:eastAsia="en-GB"/>
-          <w14:ligatures w14:val="none"/>
-        </w:rPr>
-        <w:t>Experimental observations with feedback ON vs OFF.</w:t>
-      </w:r>
-    </w:p>
-    <w:p>
-      <w:pPr>
-        <w:numPr>
-          <w:ilvl w:val="0"/>
-          <w:numId w:val="23"/>
-        </w:numPr>
-        <w:spacing w:before="100" w:beforeAutospacing="1" w:after="100" w:afterAutospacing="1" w:line="240" w:lineRule="auto"/>
-        <w:rPr>
-          <w:rFonts w:ascii="Times New Roman" w:eastAsia="Times New Roman" w:hAnsi="Times New Roman" w:cs="Times New Roman"/>
-          <w:kern w:val="0"/>
-          <w:lang w:eastAsia="en-GB"/>
-          <w14:ligatures w14:val="none"/>
-        </w:rPr>
-      </w:pPr>
-      <w:r>
-        <w:rPr>
-          <w:rFonts w:ascii="Times New Roman" w:eastAsia="Times New Roman" w:hAnsi="Times New Roman" w:cs="Times New Roman"/>
-          <w:kern w:val="0"/>
-          <w:lang w:eastAsia="en-GB"/>
-          <w14:ligatures w14:val="none"/>
-        </w:rPr>
-        <w:t>Stability improvements.</w:t>
-      </w:r>
-    </w:p>
-    <w:p>
-      <w:pPr>
-        <w:numPr>
-          <w:ilvl w:val="0"/>
-          <w:numId w:val="23"/>
-        </w:numPr>
-        <w:spacing w:before="100" w:beforeAutospacing="1" w:after="100" w:afterAutospacing="1" w:line="240" w:lineRule="auto"/>
-        <w:rPr>
-          <w:rFonts w:ascii="Times New Roman" w:eastAsia="Times New Roman" w:hAnsi="Times New Roman" w:cs="Times New Roman"/>
-          <w:kern w:val="0"/>
-          <w:lang w:eastAsia="en-GB"/>
-          <w14:ligatures w14:val="none"/>
-        </w:rPr>
-      </w:pPr>
-      <w:r>
-        <w:rPr>
-          <w:rFonts w:ascii="Times New Roman" w:eastAsia="Times New Roman" w:hAnsi="Times New Roman" w:cs="Times New Roman"/>
-          <w:kern w:val="0"/>
-          <w:lang w:eastAsia="en-GB"/>
-          <w14:ligatures w14:val="none"/>
-        </w:rPr>
-        <w:t>Include video link.</w:t>
+        <w:t xml:space="preserve">We used the sensors within a PID controller to stabilise the position of the torso. First, we read the sensors, then used the tanh function on the two relevant accelerometer axes to calculate the angle. We then multiplied the oscilloscope reading by the time between readings to get the angle rather than the angular velocity. We then fed these readings into a complementary filter to combine them. We then took that result and fed it into a PID controller that calculated the error between the measured angle and the desired angle and gave an output of a step that the hip motors should take to keep the robot upright. This code can be found in the “IMU” folder. </w:t>
+      </w:r>
+      <w:r>
+        <w:rPr>
+          <w:rFonts w:ascii="Times New Roman" w:eastAsia="Times New Roman" w:hAnsi="Times New Roman" w:cs="Times New Roman"/>
+          <w:kern w:val="0"/>
+          <w:lang w:eastAsia="en-GB"/>
+          <w14:ligatures w14:val="none"/>
+        </w:rPr>
+        <w:t>Unfortunately,</w:t>
+      </w:r>
+      <w:r>
+        <w:rPr>
+          <w:rFonts w:ascii="Times New Roman" w:eastAsia="Times New Roman" w:hAnsi="Times New Roman" w:cs="Times New Roman"/>
+          <w:kern w:val="0"/>
+          <w:lang w:eastAsia="en-GB"/>
+          <w14:ligatures w14:val="none"/>
+        </w:rPr>
+        <w:t xml:space="preserve"> we never worked out </w:t>
+      </w:r>
+      <w:proofErr w:type="gramStart"/>
+      <w:r>
+        <w:rPr>
+          <w:rFonts w:ascii="Times New Roman" w:eastAsia="Times New Roman" w:hAnsi="Times New Roman" w:cs="Times New Roman"/>
+          <w:kern w:val="0"/>
+          <w:lang w:eastAsia="en-GB"/>
+          <w14:ligatures w14:val="none"/>
+        </w:rPr>
+        <w:t>all of</w:t>
+      </w:r>
+      <w:proofErr w:type="gramEnd"/>
+      <w:r>
+        <w:rPr>
+          <w:rFonts w:ascii="Times New Roman" w:eastAsia="Times New Roman" w:hAnsi="Times New Roman" w:cs="Times New Roman"/>
+          <w:kern w:val="0"/>
+          <w:lang w:eastAsia="en-GB"/>
+          <w14:ligatures w14:val="none"/>
+        </w:rPr>
+        <w:t xml:space="preserve"> the kinks in the system and so </w:t>
+      </w:r>
+      <w:r>
+        <w:rPr>
+          <w:rFonts w:ascii="Times New Roman" w:eastAsia="Times New Roman" w:hAnsi="Times New Roman" w:cs="Times New Roman"/>
+          <w:kern w:val="0"/>
+          <w:lang w:eastAsia="en-GB"/>
+          <w14:ligatures w14:val="none"/>
+        </w:rPr>
+        <w:t>we never had a good example of it working as it would work for a while and then the error value would exponentially increase, and the servos would go to their limits.</w:t>
       </w:r>
     </w:p>
     <w:p>
@@ -2668,15 +2054,11 @@
           <w:lang w:eastAsia="en-GB"/>
           <w14:ligatures w14:val="none"/>
         </w:rPr>
-        <w:t>7. Running Test Results (10 Marks)</w:t>
+        <w:t xml:space="preserve">7. Running Test Results </w:t>
       </w:r>
     </w:p>
     <w:p>
       <w:pPr>
-        <w:numPr>
-          <w:ilvl w:val="0"/>
-          <w:numId w:val="24"/>
-        </w:numPr>
         <w:spacing w:before="100" w:beforeAutospacing="1" w:after="100" w:afterAutospacing="1" w:line="240" w:lineRule="auto"/>
         <w:rPr>
           <w:rFonts w:ascii="Times New Roman" w:eastAsia="Times New Roman" w:hAnsi="Times New Roman" w:cs="Times New Roman"/>
@@ -2692,107 +2074,29 @@
           <w:lang w:eastAsia="en-GB"/>
           <w14:ligatures w14:val="none"/>
         </w:rPr>
-        <w:t>Procedure for 1-metre run.</w:t>
+        <w:t xml:space="preserve">The running test was slightly disappointing as on our first attempt there were some power issues and the robot stopped at 80 centimetres, however we fixed them and managed to get the robot to travel the full metre. This was at a slow time of over 2 minutes, which is slower than the time we recorded in </w:t>
+      </w:r>
+      <w:r>
+        <w:rPr>
+          <w:rFonts w:ascii="Times New Roman" w:eastAsia="Times New Roman" w:hAnsi="Times New Roman" w:cs="Times New Roman"/>
+          <w:kern w:val="0"/>
+          <w:lang w:eastAsia="en-GB"/>
+          <w14:ligatures w14:val="none"/>
+        </w:rPr>
+        <w:t>A</w:t>
+      </w:r>
+      <w:r>
+        <w:rPr>
+          <w:rFonts w:ascii="Times New Roman" w:eastAsia="Times New Roman" w:hAnsi="Times New Roman" w:cs="Times New Roman"/>
+          <w:kern w:val="0"/>
+          <w:lang w:eastAsia="en-GB"/>
+          <w14:ligatures w14:val="none"/>
+        </w:rPr>
+        <w:t>ppendix B. We think that part of this was caused by the table being slightly uneven which resulted in the robot going off course. This shows that our gait is not very resilient and our results are not very repeatable.</w:t>
       </w:r>
     </w:p>
     <w:p>
       <w:pPr>
-        <w:numPr>
-          <w:ilvl w:val="0"/>
-          <w:numId w:val="24"/>
-        </w:numPr>
-        <w:spacing w:before="100" w:beforeAutospacing="1" w:after="100" w:afterAutospacing="1" w:line="240" w:lineRule="auto"/>
-        <w:rPr>
-          <w:rFonts w:ascii="Times New Roman" w:eastAsia="Times New Roman" w:hAnsi="Times New Roman" w:cs="Times New Roman"/>
-          <w:kern w:val="0"/>
-          <w:lang w:eastAsia="en-GB"/>
-          <w14:ligatures w14:val="none"/>
-        </w:rPr>
-      </w:pPr>
-      <w:r>
-        <w:rPr>
-          <w:rFonts w:ascii="Times New Roman" w:eastAsia="Times New Roman" w:hAnsi="Times New Roman" w:cs="Times New Roman"/>
-          <w:kern w:val="0"/>
-          <w:lang w:eastAsia="en-GB"/>
-          <w14:ligatures w14:val="none"/>
-        </w:rPr>
-        <w:t>Environment conditions (floor friction, lighting, obstacles).</w:t>
-      </w:r>
-    </w:p>
-    <w:p>
-      <w:pPr>
-        <w:numPr>
-          <w:ilvl w:val="0"/>
-          <w:numId w:val="24"/>
-        </w:numPr>
-        <w:spacing w:before="100" w:beforeAutospacing="1" w:after="100" w:afterAutospacing="1" w:line="240" w:lineRule="auto"/>
-        <w:rPr>
-          <w:rFonts w:ascii="Times New Roman" w:eastAsia="Times New Roman" w:hAnsi="Times New Roman" w:cs="Times New Roman"/>
-          <w:kern w:val="0"/>
-          <w:lang w:eastAsia="en-GB"/>
-          <w14:ligatures w14:val="none"/>
-        </w:rPr>
-      </w:pPr>
-      <w:r>
-        <w:rPr>
-          <w:rFonts w:ascii="Times New Roman" w:eastAsia="Times New Roman" w:hAnsi="Times New Roman" w:cs="Times New Roman"/>
-          <w:kern w:val="0"/>
-          <w:lang w:eastAsia="en-GB"/>
-          <w14:ligatures w14:val="none"/>
-        </w:rPr>
-        <w:t>Number of attempts and best time recorded.</w:t>
-      </w:r>
-    </w:p>
-    <w:p>
-      <w:pPr>
-        <w:numPr>
-          <w:ilvl w:val="0"/>
-          <w:numId w:val="24"/>
-        </w:numPr>
-        <w:spacing w:before="100" w:beforeAutospacing="1" w:after="100" w:afterAutospacing="1" w:line="240" w:lineRule="auto"/>
-        <w:rPr>
-          <w:rFonts w:ascii="Times New Roman" w:eastAsia="Times New Roman" w:hAnsi="Times New Roman" w:cs="Times New Roman"/>
-          <w:kern w:val="0"/>
-          <w:lang w:eastAsia="en-GB"/>
-          <w14:ligatures w14:val="none"/>
-        </w:rPr>
-      </w:pPr>
-      <w:r>
-        <w:rPr>
-          <w:rFonts w:ascii="Times New Roman" w:eastAsia="Times New Roman" w:hAnsi="Times New Roman" w:cs="Times New Roman"/>
-          <w:kern w:val="0"/>
-          <w:lang w:eastAsia="en-GB"/>
-          <w14:ligatures w14:val="none"/>
-        </w:rPr>
-        <w:t>Evidence (video link).</w:t>
-      </w:r>
-    </w:p>
-    <w:p>
-      <w:pPr>
-        <w:numPr>
-          <w:ilvl w:val="0"/>
-          <w:numId w:val="24"/>
-        </w:numPr>
-        <w:spacing w:before="100" w:beforeAutospacing="1" w:after="100" w:afterAutospacing="1" w:line="240" w:lineRule="auto"/>
-        <w:rPr>
-          <w:rFonts w:ascii="Times New Roman" w:eastAsia="Times New Roman" w:hAnsi="Times New Roman" w:cs="Times New Roman"/>
-          <w:kern w:val="0"/>
-          <w:lang w:eastAsia="en-GB"/>
-          <w14:ligatures w14:val="none"/>
-        </w:rPr>
-      </w:pPr>
-      <w:r>
-        <w:rPr>
-          <w:rFonts w:ascii="Times New Roman" w:eastAsia="Times New Roman" w:hAnsi="Times New Roman" w:cs="Times New Roman"/>
-          <w:kern w:val="0"/>
-          <w:lang w:eastAsia="en-GB"/>
-          <w14:ligatures w14:val="none"/>
-        </w:rPr>
-        <w:t>Factors affecting speed (gait tuning, servo torque).</w:t>
-      </w:r>
-    </w:p>
-    <w:p>
-      <w:pPr>
         <w:spacing w:after="0" w:line="240" w:lineRule="auto"/>
         <w:rPr>
           <w:rFonts w:ascii="Times New Roman" w:eastAsia="Times New Roman" w:hAnsi="Times New Roman" w:cs="Times New Roman"/>
@@ -2808,8 +2112,8 @@
           <w:lang w:eastAsia="en-GB"/>
           <w14:ligatures w14:val="none"/>
         </w:rPr>
-        <w:pict w14:anchorId="63A045E8">
-          <v:rect id="_x0000_i1033" style="width:0;height:1.5pt" o:hralign="center" o:hrstd="t" o:hr="t" fillcolor="#a0a0a0" stroked="f"/>
+        <w:pict w14:anchorId="16A6D0C4">
+          <v:rect id="_x0000_i1034" style="width:0;height:1.5pt" o:hralign="center" o:hrstd="t" o:hr="t" fillcolor="#a0a0a0" stroked="f"/>
         </w:pict>
       </w:r>
     </w:p>
@@ -2839,178 +2143,9 @@
           <w:lang w:eastAsia="en-GB"/>
           <w14:ligatures w14:val="none"/>
         </w:rPr>
-        <w:t>8. Discussion and Evaluation</w:t>
-      </w:r>
-    </w:p>
-    <w:p>
-      <w:pPr>
-        <w:spacing w:before="100" w:beforeAutospacing="1" w:after="100" w:afterAutospacing="1" w:line="240" w:lineRule="auto"/>
-        <w:rPr>
-          <w:rFonts w:ascii="Times New Roman" w:eastAsia="Times New Roman" w:hAnsi="Times New Roman" w:cs="Times New Roman"/>
-          <w:kern w:val="0"/>
-          <w:lang w:eastAsia="en-GB"/>
-          <w14:ligatures w14:val="none"/>
-        </w:rPr>
-      </w:pPr>
-      <w:r>
-        <w:rPr>
-          <w:rFonts w:ascii="Times New Roman" w:eastAsia="Times New Roman" w:hAnsi="Times New Roman" w:cs="Times New Roman"/>
-          <w:b/>
-          <w:bCs/>
-          <w:kern w:val="0"/>
-          <w:lang w:eastAsia="en-GB"/>
-          <w14:ligatures w14:val="none"/>
-        </w:rPr>
-        <w:t>What to write:</w:t>
-      </w:r>
-    </w:p>
-    <w:p>
-      <w:pPr>
-        <w:numPr>
-          <w:ilvl w:val="0"/>
-          <w:numId w:val="25"/>
-        </w:numPr>
-        <w:spacing w:before="100" w:beforeAutospacing="1" w:after="100" w:afterAutospacing="1" w:line="240" w:lineRule="auto"/>
-        <w:rPr>
-          <w:rFonts w:ascii="Times New Roman" w:eastAsia="Times New Roman" w:hAnsi="Times New Roman" w:cs="Times New Roman"/>
-          <w:kern w:val="0"/>
-          <w:lang w:eastAsia="en-GB"/>
-          <w14:ligatures w14:val="none"/>
-        </w:rPr>
-      </w:pPr>
-      <w:r>
-        <w:rPr>
-          <w:rFonts w:ascii="Times New Roman" w:eastAsia="Times New Roman" w:hAnsi="Times New Roman" w:cs="Times New Roman"/>
-          <w:kern w:val="0"/>
-          <w:lang w:eastAsia="en-GB"/>
-          <w14:ligatures w14:val="none"/>
-        </w:rPr>
-        <w:lastRenderedPageBreak/>
-        <w:t>Reflect on design: where it performed well and where it struggled.</w:t>
-      </w:r>
-    </w:p>
-    <w:p>
-      <w:pPr>
-        <w:numPr>
-          <w:ilvl w:val="0"/>
-          <w:numId w:val="25"/>
-        </w:numPr>
-        <w:spacing w:before="100" w:beforeAutospacing="1" w:after="100" w:afterAutospacing="1" w:line="240" w:lineRule="auto"/>
-        <w:rPr>
-          <w:rFonts w:ascii="Times New Roman" w:eastAsia="Times New Roman" w:hAnsi="Times New Roman" w:cs="Times New Roman"/>
-          <w:kern w:val="0"/>
-          <w:lang w:eastAsia="en-GB"/>
-          <w14:ligatures w14:val="none"/>
-        </w:rPr>
-      </w:pPr>
-      <w:r>
-        <w:rPr>
-          <w:rFonts w:ascii="Times New Roman" w:eastAsia="Times New Roman" w:hAnsi="Times New Roman" w:cs="Times New Roman"/>
-          <w:kern w:val="0"/>
-          <w:lang w:eastAsia="en-GB"/>
-          <w14:ligatures w14:val="none"/>
-        </w:rPr>
-        <w:t>Analyse stability, gait smoothness, servo power limitations.</w:t>
-      </w:r>
-    </w:p>
-    <w:p>
-      <w:pPr>
-        <w:numPr>
-          <w:ilvl w:val="0"/>
-          <w:numId w:val="25"/>
-        </w:numPr>
-        <w:spacing w:before="100" w:beforeAutospacing="1" w:after="100" w:afterAutospacing="1" w:line="240" w:lineRule="auto"/>
-        <w:rPr>
-          <w:rFonts w:ascii="Times New Roman" w:eastAsia="Times New Roman" w:hAnsi="Times New Roman" w:cs="Times New Roman"/>
-          <w:kern w:val="0"/>
-          <w:lang w:eastAsia="en-GB"/>
-          <w14:ligatures w14:val="none"/>
-        </w:rPr>
-      </w:pPr>
-      <w:r>
-        <w:rPr>
-          <w:rFonts w:ascii="Times New Roman" w:eastAsia="Times New Roman" w:hAnsi="Times New Roman" w:cs="Times New Roman"/>
-          <w:kern w:val="0"/>
-          <w:lang w:eastAsia="en-GB"/>
-          <w14:ligatures w14:val="none"/>
-        </w:rPr>
-        <w:t>Performance vs expectations.</w:t>
-      </w:r>
-    </w:p>
-    <w:p>
-      <w:pPr>
-        <w:numPr>
-          <w:ilvl w:val="0"/>
-          <w:numId w:val="25"/>
-        </w:numPr>
-        <w:spacing w:before="100" w:beforeAutospacing="1" w:after="100" w:afterAutospacing="1" w:line="240" w:lineRule="auto"/>
-        <w:rPr>
-          <w:rFonts w:ascii="Times New Roman" w:eastAsia="Times New Roman" w:hAnsi="Times New Roman" w:cs="Times New Roman"/>
-          <w:kern w:val="0"/>
-          <w:lang w:eastAsia="en-GB"/>
-          <w14:ligatures w14:val="none"/>
-        </w:rPr>
-      </w:pPr>
-      <w:r>
-        <w:rPr>
-          <w:rFonts w:ascii="Times New Roman" w:eastAsia="Times New Roman" w:hAnsi="Times New Roman" w:cs="Times New Roman"/>
-          <w:kern w:val="0"/>
-          <w:lang w:eastAsia="en-GB"/>
-          <w14:ligatures w14:val="none"/>
-        </w:rPr>
-        <w:t>Comparison to literature on biped locomotion.</w:t>
-      </w:r>
-    </w:p>
-    <w:p>
-      <w:pPr>
-        <w:numPr>
-          <w:ilvl w:val="0"/>
-          <w:numId w:val="25"/>
-        </w:numPr>
-        <w:spacing w:before="100" w:beforeAutospacing="1" w:after="100" w:afterAutospacing="1" w:line="240" w:lineRule="auto"/>
-        <w:rPr>
-          <w:rFonts w:ascii="Times New Roman" w:eastAsia="Times New Roman" w:hAnsi="Times New Roman" w:cs="Times New Roman"/>
-          <w:kern w:val="0"/>
-          <w:lang w:eastAsia="en-GB"/>
-          <w14:ligatures w14:val="none"/>
-        </w:rPr>
-      </w:pPr>
-      <w:r>
-        <w:rPr>
-          <w:rFonts w:ascii="Times New Roman" w:eastAsia="Times New Roman" w:hAnsi="Times New Roman" w:cs="Times New Roman"/>
-          <w:kern w:val="0"/>
-          <w:lang w:eastAsia="en-GB"/>
-          <w14:ligatures w14:val="none"/>
-        </w:rPr>
-        <w:t>Possible improvements (larger feet, better control loop, more DOF).</w:t>
-      </w:r>
-    </w:p>
-    <w:p>
-      <w:pPr>
-        <w:spacing w:after="0" w:line="240" w:lineRule="auto"/>
-        <w:rPr>
-          <w:rFonts w:ascii="Times New Roman" w:eastAsia="Times New Roman" w:hAnsi="Times New Roman" w:cs="Times New Roman"/>
-          <w:kern w:val="0"/>
-          <w:lang w:eastAsia="en-GB"/>
-          <w14:ligatures w14:val="none"/>
-        </w:rPr>
-      </w:pPr>
-      <w:r>
-        <w:rPr>
-          <w:rFonts w:ascii="Times New Roman" w:eastAsia="Times New Roman" w:hAnsi="Times New Roman" w:cs="Times New Roman"/>
-          <w:kern w:val="0"/>
-          <w:lang w:eastAsia="en-GB"/>
-          <w14:ligatures w14:val="none"/>
-        </w:rPr>
-        <w:pict w14:anchorId="16A6D0C4">
-          <v:rect id="_x0000_i1034" style="width:0;height:1.5pt" o:hralign="center" o:hrstd="t" o:hr="t" fillcolor="#a0a0a0" stroked="f"/>
-        </w:pict>
-      </w:r>
-    </w:p>
-    <w:p>
-      <w:pPr>
-        <w:spacing w:before="100" w:beforeAutospacing="1" w:after="100" w:afterAutospacing="1" w:line="240" w:lineRule="auto"/>
-        <w:outlineLvl w:val="0"/>
+        <w:t>8</w:t>
+      </w:r>
+      <w:r>
         <w:rPr>
           <w:rFonts w:ascii="Times New Roman" w:eastAsia="Times New Roman" w:hAnsi="Times New Roman" w:cs="Times New Roman"/>
           <w:b/>
@@ -3021,8 +2156,83 @@
           <w:lang w:eastAsia="en-GB"/>
           <w14:ligatures w14:val="none"/>
         </w:rPr>
-      </w:pPr>
-      <w:r>
+        <w:t>. Conclusion</w:t>
+      </w:r>
+    </w:p>
+    <w:p>
+      <w:pPr>
+        <w:spacing w:before="100" w:beforeAutospacing="1" w:after="100" w:afterAutospacing="1" w:line="240" w:lineRule="auto"/>
+        <w:rPr>
+          <w:rFonts w:ascii="Times New Roman" w:eastAsia="Times New Roman" w:hAnsi="Times New Roman" w:cs="Times New Roman"/>
+          <w:kern w:val="0"/>
+          <w:lang w:eastAsia="en-GB"/>
+          <w14:ligatures w14:val="none"/>
+        </w:rPr>
+      </w:pPr>
+      <w:r>
+        <w:rPr>
+          <w:rFonts w:ascii="Times New Roman" w:eastAsia="Times New Roman" w:hAnsi="Times New Roman" w:cs="Times New Roman"/>
+          <w:kern w:val="0"/>
+          <w:lang w:eastAsia="en-GB"/>
+          <w14:ligatures w14:val="none"/>
+        </w:rPr>
+        <w:t>I am very pleased that in the end our robot was able to complete the task of walking a metre as we put a lot of work into making sure that it would be able to. I am disappointed that we never got the IMU to fully work as I feel that we were very close, perhaps we just needed to tune the P, I, and D values better. Our servo control was very good, and I am happy with how well our P controller worked in smoothing out the movement. In future I would try and make a more stable frame for robot so that it would be able to stand on one foot and so take a proper step. I feel that we underutilised the torque of the motors</w:t>
+      </w:r>
+      <w:r>
+        <w:rPr>
+          <w:rFonts w:ascii="Times New Roman" w:eastAsia="Times New Roman" w:hAnsi="Times New Roman" w:cs="Times New Roman"/>
+          <w:kern w:val="0"/>
+          <w:lang w:eastAsia="en-GB"/>
+          <w14:ligatures w14:val="none"/>
+        </w:rPr>
+        <w:t>, I believe that they would easily cope with a heavier design.</w:t>
+      </w:r>
+      <w:r>
+        <w:rPr>
+          <w:rFonts w:ascii="Times New Roman" w:eastAsia="Times New Roman" w:hAnsi="Times New Roman" w:cs="Times New Roman"/>
+          <w:kern w:val="0"/>
+          <w:lang w:eastAsia="en-GB"/>
+          <w14:ligatures w14:val="none"/>
+        </w:rPr>
+        <w:t xml:space="preserve"> Moving one of the servos from each side down to the foot would have also aided in balancing which was our biggest challenge throughout the project. I believe it is the biggest challenge facing bipedal robots in general. We are only now seeing it </w:t>
+      </w:r>
+      <w:r>
+        <w:rPr>
+          <w:rFonts w:ascii="Times New Roman" w:eastAsia="Times New Roman" w:hAnsi="Times New Roman" w:cs="Times New Roman"/>
+          <w:kern w:val="0"/>
+          <w:lang w:eastAsia="en-GB"/>
+          <w14:ligatures w14:val="none"/>
+        </w:rPr>
+        <w:lastRenderedPageBreak/>
+        <w:t>being reliably solved in the newest bipedal robots with them making use of machine learning instead of having a rigid set of steps to follow.</w:t>
+      </w:r>
+    </w:p>
+    <w:p>
+      <w:pPr>
+        <w:spacing w:after="0" w:line="240" w:lineRule="auto"/>
+        <w:rPr>
+          <w:rFonts w:ascii="Times New Roman" w:eastAsia="Times New Roman" w:hAnsi="Times New Roman" w:cs="Times New Roman"/>
+          <w:kern w:val="0"/>
+          <w:lang w:eastAsia="en-GB"/>
+          <w14:ligatures w14:val="none"/>
+        </w:rPr>
+      </w:pPr>
+      <w:r>
+        <w:rPr>
+          <w:rFonts w:ascii="Times New Roman" w:eastAsia="Times New Roman" w:hAnsi="Times New Roman" w:cs="Times New Roman"/>
+          <w:kern w:val="0"/>
+          <w:lang w:eastAsia="en-GB"/>
+          <w14:ligatures w14:val="none"/>
+        </w:rPr>
+        <w:pict w14:anchorId="5A9EA81F">
+          <v:rect id="_x0000_i1036" style="width:0;height:1.5pt" o:hralign="center" o:hrstd="t" o:hr="t" fillcolor="#a0a0a0" stroked="f"/>
+        </w:pict>
+      </w:r>
+    </w:p>
+    <w:p>
+      <w:pPr>
+        <w:spacing w:before="100" w:beforeAutospacing="1" w:after="100" w:afterAutospacing="1" w:line="240" w:lineRule="auto"/>
+        <w:outlineLvl w:val="0"/>
         <w:rPr>
           <w:rFonts w:ascii="Times New Roman" w:eastAsia="Times New Roman" w:hAnsi="Times New Roman" w:cs="Times New Roman"/>
           <w:b/>
@@ -3033,129 +2243,8 @@
           <w:lang w:eastAsia="en-GB"/>
           <w14:ligatures w14:val="none"/>
         </w:rPr>
-        <w:t>9. Conclusion</w:t>
-      </w:r>
-    </w:p>
-    <w:p>
-      <w:pPr>
-        <w:spacing w:before="100" w:beforeAutospacing="1" w:after="100" w:afterAutospacing="1" w:line="240" w:lineRule="auto"/>
-        <w:rPr>
-          <w:rFonts w:ascii="Times New Roman" w:eastAsia="Times New Roman" w:hAnsi="Times New Roman" w:cs="Times New Roman"/>
-          <w:kern w:val="0"/>
-          <w:lang w:eastAsia="en-GB"/>
-          <w14:ligatures w14:val="none"/>
-        </w:rPr>
-      </w:pPr>
-      <w:r>
-        <w:rPr>
-          <w:rFonts w:ascii="Times New Roman" w:eastAsia="Times New Roman" w:hAnsi="Times New Roman" w:cs="Times New Roman"/>
-          <w:b/>
-          <w:bCs/>
-          <w:kern w:val="0"/>
-          <w:lang w:eastAsia="en-GB"/>
-          <w14:ligatures w14:val="none"/>
-        </w:rPr>
-        <w:t>What to write:</w:t>
-      </w:r>
-    </w:p>
-    <w:p>
-      <w:pPr>
-        <w:numPr>
-          <w:ilvl w:val="0"/>
-          <w:numId w:val="26"/>
-        </w:numPr>
-        <w:spacing w:before="100" w:beforeAutospacing="1" w:after="100" w:afterAutospacing="1" w:line="240" w:lineRule="auto"/>
-        <w:rPr>
-          <w:rFonts w:ascii="Times New Roman" w:eastAsia="Times New Roman" w:hAnsi="Times New Roman" w:cs="Times New Roman"/>
-          <w:kern w:val="0"/>
-          <w:lang w:eastAsia="en-GB"/>
-          <w14:ligatures w14:val="none"/>
-        </w:rPr>
-      </w:pPr>
-      <w:r>
-        <w:rPr>
-          <w:rFonts w:ascii="Times New Roman" w:eastAsia="Times New Roman" w:hAnsi="Times New Roman" w:cs="Times New Roman"/>
-          <w:kern w:val="0"/>
-          <w:lang w:eastAsia="en-GB"/>
-          <w14:ligatures w14:val="none"/>
-        </w:rPr>
-        <w:t>Summarise achievements: servo control, CAD, fabrication, gait, feedback.</w:t>
-      </w:r>
-    </w:p>
-    <w:p>
-      <w:pPr>
-        <w:numPr>
-          <w:ilvl w:val="0"/>
-          <w:numId w:val="26"/>
-        </w:numPr>
-        <w:spacing w:before="100" w:beforeAutospacing="1" w:after="100" w:afterAutospacing="1" w:line="240" w:lineRule="auto"/>
-        <w:rPr>
-          <w:rFonts w:ascii="Times New Roman" w:eastAsia="Times New Roman" w:hAnsi="Times New Roman" w:cs="Times New Roman"/>
-          <w:kern w:val="0"/>
-          <w:lang w:eastAsia="en-GB"/>
-          <w14:ligatures w14:val="none"/>
-        </w:rPr>
-      </w:pPr>
-      <w:r>
-        <w:rPr>
-          <w:rFonts w:ascii="Times New Roman" w:eastAsia="Times New Roman" w:hAnsi="Times New Roman" w:cs="Times New Roman"/>
-          <w:kern w:val="0"/>
-          <w:lang w:eastAsia="en-GB"/>
-          <w14:ligatures w14:val="none"/>
-        </w:rPr>
-        <w:t>Key learning outcomes.</w:t>
-      </w:r>
-    </w:p>
-    <w:p>
-      <w:pPr>
-        <w:numPr>
-          <w:ilvl w:val="0"/>
-          <w:numId w:val="26"/>
-        </w:numPr>
-        <w:spacing w:before="100" w:beforeAutospacing="1" w:after="100" w:afterAutospacing="1" w:line="240" w:lineRule="auto"/>
-        <w:rPr>
-          <w:rFonts w:ascii="Times New Roman" w:eastAsia="Times New Roman" w:hAnsi="Times New Roman" w:cs="Times New Roman"/>
-          <w:kern w:val="0"/>
-          <w:lang w:eastAsia="en-GB"/>
-          <w14:ligatures w14:val="none"/>
-        </w:rPr>
-      </w:pPr>
-      <w:r>
-        <w:rPr>
-          <w:rFonts w:ascii="Times New Roman" w:eastAsia="Times New Roman" w:hAnsi="Times New Roman" w:cs="Times New Roman"/>
-          <w:kern w:val="0"/>
-          <w:lang w:eastAsia="en-GB"/>
-          <w14:ligatures w14:val="none"/>
-        </w:rPr>
-        <w:t>Final statement on robot functionality.</w:t>
-      </w:r>
-    </w:p>
-    <w:p>
-      <w:pPr>
-        <w:spacing w:after="0" w:line="240" w:lineRule="auto"/>
-        <w:rPr>
-          <w:rFonts w:ascii="Times New Roman" w:eastAsia="Times New Roman" w:hAnsi="Times New Roman" w:cs="Times New Roman"/>
-          <w:kern w:val="0"/>
-          <w:lang w:eastAsia="en-GB"/>
-          <w14:ligatures w14:val="none"/>
-        </w:rPr>
-      </w:pPr>
-      <w:r>
-        <w:rPr>
-          <w:rFonts w:ascii="Times New Roman" w:eastAsia="Times New Roman" w:hAnsi="Times New Roman" w:cs="Times New Roman"/>
-          <w:kern w:val="0"/>
-          <w:lang w:eastAsia="en-GB"/>
-          <w14:ligatures w14:val="none"/>
-        </w:rPr>
-        <w:pict w14:anchorId="18A3AFDE">
-          <v:rect id="_x0000_i1035" style="width:0;height:1.5pt" o:hralign="center" o:hrstd="t" o:hr="t" fillcolor="#a0a0a0" stroked="f"/>
-        </w:pict>
-      </w:r>
-    </w:p>
-    <w:p>
-      <w:pPr>
-        <w:spacing w:before="100" w:beforeAutospacing="1" w:after="100" w:afterAutospacing="1" w:line="240" w:lineRule="auto"/>
-        <w:outlineLvl w:val="0"/>
+      </w:pPr>
+      <w:r>
         <w:rPr>
           <w:rFonts w:ascii="Times New Roman" w:eastAsia="Times New Roman" w:hAnsi="Times New Roman" w:cs="Times New Roman"/>
           <w:b/>
@@ -3166,7 +2255,8 @@
           <w:lang w:eastAsia="en-GB"/>
           <w14:ligatures w14:val="none"/>
         </w:rPr>
-      </w:pPr>
+        <w:t>9</w:t>
+      </w:r>
       <w:r>
         <w:rPr>
           <w:rFonts w:ascii="Times New Roman" w:eastAsia="Times New Roman" w:hAnsi="Times New Roman" w:cs="Times New Roman"/>
@@ -3178,583 +2268,184 @@
           <w:lang w:eastAsia="en-GB"/>
           <w14:ligatures w14:val="none"/>
         </w:rPr>
-        <w:t>10. References</w:t>
+        <w:t>. Appendices</w:t>
       </w:r>
     </w:p>
     <w:p>
       <w:pPr>
         <w:spacing w:before="100" w:beforeAutospacing="1" w:after="100" w:afterAutospacing="1" w:line="240" w:lineRule="auto"/>
-        <w:rPr>
-          <w:rFonts w:ascii="Times New Roman" w:eastAsia="Times New Roman" w:hAnsi="Times New Roman" w:cs="Times New Roman"/>
-          <w:kern w:val="0"/>
-          <w:lang w:eastAsia="en-GB"/>
-          <w14:ligatures w14:val="none"/>
-        </w:rPr>
-      </w:pPr>
-      <w:r>
+        <w:outlineLvl w:val="1"/>
         <w:rPr>
           <w:rFonts w:ascii="Times New Roman" w:eastAsia="Times New Roman" w:hAnsi="Times New Roman" w:cs="Times New Roman"/>
           <w:b/>
           <w:bCs/>
           <w:kern w:val="0"/>
-          <w:lang w:eastAsia="en-GB"/>
-          <w14:ligatures w14:val="none"/>
-        </w:rPr>
-        <w:t>What to write:</w:t>
+          <w:sz w:val="36"/>
+          <w:szCs w:val="36"/>
+          <w:lang w:eastAsia="en-GB"/>
+          <w14:ligatures w14:val="none"/>
+        </w:rPr>
+      </w:pPr>
+      <w:r>
+        <w:rPr>
+          <w:rFonts w:ascii="Times New Roman" w:eastAsia="Times New Roman" w:hAnsi="Times New Roman" w:cs="Times New Roman"/>
+          <w:b/>
+          <w:bCs/>
+          <w:kern w:val="0"/>
+          <w:sz w:val="36"/>
+          <w:szCs w:val="36"/>
+          <w:lang w:eastAsia="en-GB"/>
+          <w14:ligatures w14:val="none"/>
+        </w:rPr>
+        <w:t xml:space="preserve">Appendix A – </w:t>
+      </w:r>
+      <w:r>
+        <w:rPr>
+          <w:rFonts w:ascii="Times New Roman" w:eastAsia="Times New Roman" w:hAnsi="Times New Roman" w:cs="Times New Roman"/>
+          <w:b/>
+          <w:bCs/>
+          <w:kern w:val="0"/>
+          <w:sz w:val="36"/>
+          <w:szCs w:val="36"/>
+          <w:lang w:eastAsia="en-GB"/>
+          <w14:ligatures w14:val="none"/>
+        </w:rPr>
+        <w:t>Video of Robot Squatting</w:t>
       </w:r>
     </w:p>
     <w:p>
       <w:pPr>
-        <w:numPr>
-          <w:ilvl w:val="0"/>
-          <w:numId w:val="27"/>
-        </w:numPr>
         <w:spacing w:before="100" w:beforeAutospacing="1" w:after="100" w:afterAutospacing="1" w:line="240" w:lineRule="auto"/>
-        <w:rPr>
-          <w:rFonts w:ascii="Times New Roman" w:eastAsia="Times New Roman" w:hAnsi="Times New Roman" w:cs="Times New Roman"/>
-          <w:kern w:val="0"/>
-          <w:lang w:eastAsia="en-GB"/>
-          <w14:ligatures w14:val="none"/>
-        </w:rPr>
-      </w:pPr>
-      <w:r>
-        <w:rPr>
-          <w:rFonts w:ascii="Times New Roman" w:eastAsia="Times New Roman" w:hAnsi="Times New Roman" w:cs="Times New Roman"/>
-          <w:kern w:val="0"/>
-          <w:lang w:eastAsia="en-GB"/>
-          <w14:ligatures w14:val="none"/>
-        </w:rPr>
-        <w:t>Use Harvard referencing.</w:t>
-      </w:r>
+        <w:ind w:left="720"/>
+        <w:rPr>
+          <w:rFonts w:ascii="Times New Roman" w:eastAsia="Times New Roman" w:hAnsi="Times New Roman" w:cs="Times New Roman"/>
+          <w:kern w:val="0"/>
+          <w:lang w:eastAsia="en-GB"/>
+          <w14:ligatures w14:val="none"/>
+        </w:rPr>
+      </w:pPr>
+      <w:hyperlink r:id="rId10" w:history="1">
+        <w:r>
+          <w:rPr>
+            <w:rStyle w:val="Hyperlink"/>
+            <w:rFonts w:ascii="Times New Roman" w:eastAsia="Times New Roman" w:hAnsi="Times New Roman" w:cs="Times New Roman"/>
+            <w:kern w:val="0"/>
+            <w:lang w:eastAsia="en-GB"/>
+            <w14:ligatures w14:val="none"/>
+          </w:rPr>
+          <w:t>https://youtube.com/shorts/o</w:t>
+        </w:r>
+        <w:r>
+          <w:rPr>
+            <w:rStyle w:val="Hyperlink"/>
+            <w:rFonts w:ascii="Times New Roman" w:eastAsia="Times New Roman" w:hAnsi="Times New Roman" w:cs="Times New Roman"/>
+            <w:kern w:val="0"/>
+            <w:lang w:eastAsia="en-GB"/>
+            <w14:ligatures w14:val="none"/>
+          </w:rPr>
+          <w:t>x</w:t>
+        </w:r>
+        <w:r>
+          <w:rPr>
+            <w:rStyle w:val="Hyperlink"/>
+            <w:rFonts w:ascii="Times New Roman" w:eastAsia="Times New Roman" w:hAnsi="Times New Roman" w:cs="Times New Roman"/>
+            <w:kern w:val="0"/>
+            <w:lang w:eastAsia="en-GB"/>
+            <w14:ligatures w14:val="none"/>
+          </w:rPr>
+          <w:t>xIlt7pca4?feature=share</w:t>
+        </w:r>
+      </w:hyperlink>
     </w:p>
     <w:p>
       <w:pPr>
-        <w:numPr>
-          <w:ilvl w:val="0"/>
-          <w:numId w:val="27"/>
-        </w:numPr>
         <w:spacing w:before="100" w:beforeAutospacing="1" w:after="100" w:afterAutospacing="1" w:line="240" w:lineRule="auto"/>
-        <w:rPr>
-          <w:rFonts w:ascii="Times New Roman" w:eastAsia="Times New Roman" w:hAnsi="Times New Roman" w:cs="Times New Roman"/>
-          <w:kern w:val="0"/>
-          <w:lang w:eastAsia="en-GB"/>
-          <w14:ligatures w14:val="none"/>
-        </w:rPr>
-      </w:pPr>
-      <w:r>
-        <w:rPr>
-          <w:rFonts w:ascii="Times New Roman" w:eastAsia="Times New Roman" w:hAnsi="Times New Roman" w:cs="Times New Roman"/>
-          <w:kern w:val="0"/>
-          <w:lang w:eastAsia="en-GB"/>
-          <w14:ligatures w14:val="none"/>
-        </w:rPr>
-        <w:t>Cite:</w:t>
+        <w:outlineLvl w:val="1"/>
+        <w:rPr>
+          <w:rFonts w:ascii="Times New Roman" w:eastAsia="Times New Roman" w:hAnsi="Times New Roman" w:cs="Times New Roman"/>
+          <w:b/>
+          <w:bCs/>
+          <w:kern w:val="0"/>
+          <w:sz w:val="36"/>
+          <w:szCs w:val="36"/>
+          <w:lang w:eastAsia="en-GB"/>
+          <w14:ligatures w14:val="none"/>
+        </w:rPr>
+      </w:pPr>
+      <w:r>
+        <w:rPr>
+          <w:rFonts w:ascii="Times New Roman" w:eastAsia="Times New Roman" w:hAnsi="Times New Roman" w:cs="Times New Roman"/>
+          <w:b/>
+          <w:bCs/>
+          <w:kern w:val="0"/>
+          <w:sz w:val="36"/>
+          <w:szCs w:val="36"/>
+          <w:lang w:eastAsia="en-GB"/>
+          <w14:ligatures w14:val="none"/>
+        </w:rPr>
+        <w:t xml:space="preserve">Appendix B – </w:t>
+      </w:r>
+      <w:r>
+        <w:rPr>
+          <w:rFonts w:ascii="Times New Roman" w:eastAsia="Times New Roman" w:hAnsi="Times New Roman" w:cs="Times New Roman"/>
+          <w:b/>
+          <w:bCs/>
+          <w:kern w:val="0"/>
+          <w:sz w:val="36"/>
+          <w:szCs w:val="36"/>
+          <w:lang w:eastAsia="en-GB"/>
+          <w14:ligatures w14:val="none"/>
+        </w:rPr>
+        <w:t>Video of Robot Walking 1 Metre</w:t>
       </w:r>
     </w:p>
     <w:p>
       <w:pPr>
-        <w:numPr>
-          <w:ilvl w:val="1"/>
-          <w:numId w:val="27"/>
-        </w:numPr>
         <w:spacing w:before="100" w:beforeAutospacing="1" w:after="100" w:afterAutospacing="1" w:line="240" w:lineRule="auto"/>
-        <w:rPr>
-          <w:rFonts w:ascii="Times New Roman" w:eastAsia="Times New Roman" w:hAnsi="Times New Roman" w:cs="Times New Roman"/>
-          <w:kern w:val="0"/>
-          <w:lang w:eastAsia="en-GB"/>
-          <w14:ligatures w14:val="none"/>
-        </w:rPr>
-      </w:pPr>
-      <w:r>
-        <w:rPr>
-          <w:rFonts w:ascii="Times New Roman" w:eastAsia="Times New Roman" w:hAnsi="Times New Roman" w:cs="Times New Roman"/>
-          <w:kern w:val="0"/>
-          <w:lang w:eastAsia="en-GB"/>
-          <w14:ligatures w14:val="none"/>
-        </w:rPr>
-        <w:t>Servo control tutorials</w:t>
-      </w:r>
+        <w:ind w:left="720"/>
+        <w:rPr>
+          <w:rFonts w:ascii="Times New Roman" w:eastAsia="Times New Roman" w:hAnsi="Times New Roman" w:cs="Times New Roman"/>
+          <w:kern w:val="0"/>
+          <w:lang w:eastAsia="en-GB"/>
+          <w14:ligatures w14:val="none"/>
+        </w:rPr>
+      </w:pPr>
+      <w:hyperlink r:id="rId11" w:history="1">
+        <w:r>
+          <w:rPr>
+            <w:rStyle w:val="Hyperlink"/>
+            <w:rFonts w:ascii="Times New Roman" w:eastAsia="Times New Roman" w:hAnsi="Times New Roman" w:cs="Times New Roman"/>
+            <w:kern w:val="0"/>
+            <w:lang w:eastAsia="en-GB"/>
+            <w14:ligatures w14:val="none"/>
+          </w:rPr>
+          <w:t>https://yout</w:t>
+        </w:r>
+        <w:r>
+          <w:rPr>
+            <w:rStyle w:val="Hyperlink"/>
+            <w:rFonts w:ascii="Times New Roman" w:eastAsia="Times New Roman" w:hAnsi="Times New Roman" w:cs="Times New Roman"/>
+            <w:kern w:val="0"/>
+            <w:lang w:eastAsia="en-GB"/>
+            <w14:ligatures w14:val="none"/>
+          </w:rPr>
+          <w:t>u</w:t>
+        </w:r>
+        <w:r>
+          <w:rPr>
+            <w:rStyle w:val="Hyperlink"/>
+            <w:rFonts w:ascii="Times New Roman" w:eastAsia="Times New Roman" w:hAnsi="Times New Roman" w:cs="Times New Roman"/>
+            <w:kern w:val="0"/>
+            <w:lang w:eastAsia="en-GB"/>
+            <w14:ligatures w14:val="none"/>
+          </w:rPr>
+          <w:t>.be/SJBYeXuyQ8s</w:t>
+        </w:r>
+      </w:hyperlink>
     </w:p>
-    <w:p>
-      <w:pPr>
-        <w:numPr>
-          <w:ilvl w:val="1"/>
-          <w:numId w:val="27"/>
-        </w:numPr>
-        <w:spacing w:before="100" w:beforeAutospacing="1" w:after="100" w:afterAutospacing="1" w:line="240" w:lineRule="auto"/>
-        <w:rPr>
-          <w:rFonts w:ascii="Times New Roman" w:eastAsia="Times New Roman" w:hAnsi="Times New Roman" w:cs="Times New Roman"/>
-          <w:kern w:val="0"/>
-          <w:lang w:eastAsia="en-GB"/>
-          <w14:ligatures w14:val="none"/>
-        </w:rPr>
-      </w:pPr>
-      <w:r>
-        <w:rPr>
-          <w:rFonts w:ascii="Times New Roman" w:eastAsia="Times New Roman" w:hAnsi="Times New Roman" w:cs="Times New Roman"/>
-          <w:kern w:val="0"/>
-          <w:lang w:eastAsia="en-GB"/>
-          <w14:ligatures w14:val="none"/>
-        </w:rPr>
-        <w:t>IMU documentation</w:t>
-      </w:r>
-    </w:p>
-    <w:p>
-      <w:pPr>
-        <w:numPr>
-          <w:ilvl w:val="1"/>
-          <w:numId w:val="27"/>
-        </w:numPr>
-        <w:spacing w:before="100" w:beforeAutospacing="1" w:after="100" w:afterAutospacing="1" w:line="240" w:lineRule="auto"/>
-        <w:rPr>
-          <w:rFonts w:ascii="Times New Roman" w:eastAsia="Times New Roman" w:hAnsi="Times New Roman" w:cs="Times New Roman"/>
-          <w:kern w:val="0"/>
-          <w:lang w:eastAsia="en-GB"/>
-          <w14:ligatures w14:val="none"/>
-        </w:rPr>
-      </w:pPr>
-      <w:r>
-        <w:rPr>
-          <w:rFonts w:ascii="Times New Roman" w:eastAsia="Times New Roman" w:hAnsi="Times New Roman" w:cs="Times New Roman"/>
-          <w:kern w:val="0"/>
-          <w:lang w:eastAsia="en-GB"/>
-          <w14:ligatures w14:val="none"/>
-        </w:rPr>
-        <w:t>PID theory sources</w:t>
-      </w:r>
-    </w:p>
-    <w:p>
-      <w:pPr>
-        <w:numPr>
-          <w:ilvl w:val="1"/>
-          <w:numId w:val="27"/>
-        </w:numPr>
-        <w:spacing w:before="100" w:beforeAutospacing="1" w:after="100" w:afterAutospacing="1" w:line="240" w:lineRule="auto"/>
-        <w:rPr>
-          <w:rFonts w:ascii="Times New Roman" w:eastAsia="Times New Roman" w:hAnsi="Times New Roman" w:cs="Times New Roman"/>
-          <w:kern w:val="0"/>
-          <w:lang w:eastAsia="en-GB"/>
-          <w14:ligatures w14:val="none"/>
-        </w:rPr>
-      </w:pPr>
-      <w:r>
-        <w:rPr>
-          <w:rFonts w:ascii="Times New Roman" w:eastAsia="Times New Roman" w:hAnsi="Times New Roman" w:cs="Times New Roman"/>
-          <w:kern w:val="0"/>
-          <w:lang w:eastAsia="en-GB"/>
-          <w14:ligatures w14:val="none"/>
-        </w:rPr>
-        <w:t>Relevant robotics papers</w:t>
-      </w:r>
-    </w:p>
-    <w:p>
-      <w:pPr>
-        <w:numPr>
-          <w:ilvl w:val="1"/>
-          <w:numId w:val="27"/>
-        </w:numPr>
-        <w:spacing w:before="100" w:beforeAutospacing="1" w:after="100" w:afterAutospacing="1" w:line="240" w:lineRule="auto"/>
-        <w:rPr>
-          <w:rFonts w:ascii="Times New Roman" w:eastAsia="Times New Roman" w:hAnsi="Times New Roman" w:cs="Times New Roman"/>
-          <w:kern w:val="0"/>
-          <w:lang w:eastAsia="en-GB"/>
-          <w14:ligatures w14:val="none"/>
-        </w:rPr>
-      </w:pPr>
-      <w:r>
-        <w:rPr>
-          <w:rFonts w:ascii="Times New Roman" w:eastAsia="Times New Roman" w:hAnsi="Times New Roman" w:cs="Times New Roman"/>
-          <w:kern w:val="0"/>
-          <w:lang w:eastAsia="en-GB"/>
-          <w14:ligatures w14:val="none"/>
-        </w:rPr>
-        <w:t>Fusion 360 documentation</w:t>
-      </w:r>
-    </w:p>
-    <w:p>
-      <w:pPr>
-        <w:spacing w:after="0" w:line="240" w:lineRule="auto"/>
-        <w:rPr>
-          <w:rFonts w:ascii="Times New Roman" w:eastAsia="Times New Roman" w:hAnsi="Times New Roman" w:cs="Times New Roman"/>
-          <w:kern w:val="0"/>
-          <w:lang w:eastAsia="en-GB"/>
-          <w14:ligatures w14:val="none"/>
-        </w:rPr>
-      </w:pPr>
-      <w:r>
-        <w:rPr>
-          <w:rFonts w:ascii="Times New Roman" w:eastAsia="Times New Roman" w:hAnsi="Times New Roman" w:cs="Times New Roman"/>
-          <w:kern w:val="0"/>
-          <w:lang w:eastAsia="en-GB"/>
-          <w14:ligatures w14:val="none"/>
-        </w:rPr>
-        <w:pict w14:anchorId="5A9EA81F">
-          <v:rect id="_x0000_i1036" style="width:0;height:1.5pt" o:hralign="center" o:hrstd="t" o:hr="t" fillcolor="#a0a0a0" stroked="f"/>
-        </w:pict>
-      </w:r>
-    </w:p>
-    <w:p>
-      <w:pPr>
-        <w:spacing w:before="100" w:beforeAutospacing="1" w:after="100" w:afterAutospacing="1" w:line="240" w:lineRule="auto"/>
-        <w:outlineLvl w:val="0"/>
-        <w:rPr>
-          <w:rFonts w:ascii="Times New Roman" w:eastAsia="Times New Roman" w:hAnsi="Times New Roman" w:cs="Times New Roman"/>
-          <w:b/>
-          <w:bCs/>
-          <w:kern w:val="36"/>
-          <w:sz w:val="48"/>
-          <w:szCs w:val="48"/>
-          <w:lang w:eastAsia="en-GB"/>
-          <w14:ligatures w14:val="none"/>
-        </w:rPr>
-      </w:pPr>
-      <w:r>
-        <w:rPr>
-          <w:rFonts w:ascii="Times New Roman" w:eastAsia="Times New Roman" w:hAnsi="Times New Roman" w:cs="Times New Roman"/>
-          <w:b/>
-          <w:bCs/>
-          <w:kern w:val="36"/>
-          <w:sz w:val="48"/>
-          <w:szCs w:val="48"/>
-          <w:lang w:eastAsia="en-GB"/>
-          <w14:ligatures w14:val="none"/>
-        </w:rPr>
-        <w:t>11. Appendices</w:t>
-      </w:r>
-    </w:p>
-    <w:p>
-      <w:pPr>
-        <w:spacing w:before="100" w:beforeAutospacing="1" w:after="100" w:afterAutospacing="1" w:line="240" w:lineRule="auto"/>
-        <w:rPr>
-          <w:rFonts w:ascii="Times New Roman" w:eastAsia="Times New Roman" w:hAnsi="Times New Roman" w:cs="Times New Roman"/>
-          <w:kern w:val="0"/>
-          <w:lang w:eastAsia="en-GB"/>
-          <w14:ligatures w14:val="none"/>
-        </w:rPr>
-      </w:pPr>
-      <w:r>
-        <w:rPr>
-          <w:rFonts w:ascii="Times New Roman" w:eastAsia="Times New Roman" w:hAnsi="Times New Roman" w:cs="Times New Roman"/>
-          <w:kern w:val="0"/>
-          <w:lang w:eastAsia="en-GB"/>
-          <w14:ligatures w14:val="none"/>
-        </w:rPr>
-        <w:t>(Insert these as needed.)</w:t>
-      </w:r>
-    </w:p>
-    <w:p>
-      <w:pPr>
-        <w:spacing w:before="100" w:beforeAutospacing="1" w:after="100" w:afterAutospacing="1" w:line="240" w:lineRule="auto"/>
-        <w:outlineLvl w:val="1"/>
-        <w:rPr>
-          <w:rFonts w:ascii="Times New Roman" w:eastAsia="Times New Roman" w:hAnsi="Times New Roman" w:cs="Times New Roman"/>
-          <w:b/>
-          <w:bCs/>
-          <w:kern w:val="0"/>
-          <w:sz w:val="36"/>
-          <w:szCs w:val="36"/>
-          <w:lang w:eastAsia="en-GB"/>
-          <w14:ligatures w14:val="none"/>
-        </w:rPr>
-      </w:pPr>
-      <w:r>
-        <w:rPr>
-          <w:rFonts w:ascii="Times New Roman" w:eastAsia="Times New Roman" w:hAnsi="Times New Roman" w:cs="Times New Roman"/>
-          <w:b/>
-          <w:bCs/>
-          <w:kern w:val="0"/>
-          <w:sz w:val="36"/>
-          <w:szCs w:val="36"/>
-          <w:lang w:eastAsia="en-GB"/>
-          <w14:ligatures w14:val="none"/>
-        </w:rPr>
-        <w:t>Appendix A – Microcontroller Code</w:t>
-      </w:r>
-    </w:p>
-    <w:p>
-      <w:pPr>
-        <w:numPr>
-          <w:ilvl w:val="0"/>
-          <w:numId w:val="28"/>
-        </w:numPr>
-        <w:spacing w:before="100" w:beforeAutospacing="1" w:after="100" w:afterAutospacing="1" w:line="240" w:lineRule="auto"/>
-        <w:rPr>
-          <w:rFonts w:ascii="Times New Roman" w:eastAsia="Times New Roman" w:hAnsi="Times New Roman" w:cs="Times New Roman"/>
-          <w:kern w:val="0"/>
-          <w:lang w:eastAsia="en-GB"/>
-          <w14:ligatures w14:val="none"/>
-        </w:rPr>
-      </w:pPr>
-      <w:r>
-        <w:rPr>
-          <w:rFonts w:ascii="Times New Roman" w:eastAsia="Times New Roman" w:hAnsi="Times New Roman" w:cs="Times New Roman"/>
-          <w:kern w:val="0"/>
-          <w:lang w:eastAsia="en-GB"/>
-          <w14:ligatures w14:val="none"/>
-        </w:rPr>
-        <w:t>Fully commented ESP32/Arduino scripts.</w:t>
-      </w:r>
-    </w:p>
-    <w:p>
-      <w:pPr>
-        <w:spacing w:before="100" w:beforeAutospacing="1" w:after="100" w:afterAutospacing="1" w:line="240" w:lineRule="auto"/>
-        <w:outlineLvl w:val="1"/>
-        <w:rPr>
-          <w:rFonts w:ascii="Times New Roman" w:eastAsia="Times New Roman" w:hAnsi="Times New Roman" w:cs="Times New Roman"/>
-          <w:b/>
-          <w:bCs/>
-          <w:kern w:val="0"/>
-          <w:sz w:val="36"/>
-          <w:szCs w:val="36"/>
-          <w:lang w:eastAsia="en-GB"/>
-          <w14:ligatures w14:val="none"/>
-        </w:rPr>
-      </w:pPr>
-      <w:r>
-        <w:rPr>
-          <w:rFonts w:ascii="Times New Roman" w:eastAsia="Times New Roman" w:hAnsi="Times New Roman" w:cs="Times New Roman"/>
-          <w:b/>
-          <w:bCs/>
-          <w:kern w:val="0"/>
-          <w:sz w:val="36"/>
-          <w:szCs w:val="36"/>
-          <w:lang w:eastAsia="en-GB"/>
-          <w14:ligatures w14:val="none"/>
-        </w:rPr>
-        <w:t>Appendix B – CAD Drawings &amp; STL Files</w:t>
-      </w:r>
-    </w:p>
-    <w:p>
-      <w:pPr>
-        <w:numPr>
-          <w:ilvl w:val="0"/>
-          <w:numId w:val="29"/>
-        </w:numPr>
-        <w:spacing w:before="100" w:beforeAutospacing="1" w:after="100" w:afterAutospacing="1" w:line="240" w:lineRule="auto"/>
-        <w:rPr>
-          <w:rFonts w:ascii="Times New Roman" w:eastAsia="Times New Roman" w:hAnsi="Times New Roman" w:cs="Times New Roman"/>
-          <w:kern w:val="0"/>
-          <w:lang w:eastAsia="en-GB"/>
-          <w14:ligatures w14:val="none"/>
-        </w:rPr>
-      </w:pPr>
-      <w:r>
-        <w:rPr>
-          <w:rFonts w:ascii="Times New Roman" w:eastAsia="Times New Roman" w:hAnsi="Times New Roman" w:cs="Times New Roman"/>
-          <w:kern w:val="0"/>
-          <w:lang w:eastAsia="en-GB"/>
-          <w14:ligatures w14:val="none"/>
-        </w:rPr>
-        <w:t>Screenshots + links or embedded STL file references.</w:t>
-      </w:r>
-    </w:p>
-    <w:p>
-      <w:pPr>
-        <w:spacing w:before="100" w:beforeAutospacing="1" w:after="100" w:afterAutospacing="1" w:line="240" w:lineRule="auto"/>
-        <w:outlineLvl w:val="1"/>
-        <w:rPr>
-          <w:rFonts w:ascii="Times New Roman" w:eastAsia="Times New Roman" w:hAnsi="Times New Roman" w:cs="Times New Roman"/>
-          <w:b/>
-          <w:bCs/>
-          <w:kern w:val="0"/>
-          <w:sz w:val="36"/>
-          <w:szCs w:val="36"/>
-          <w:lang w:eastAsia="en-GB"/>
-          <w14:ligatures w14:val="none"/>
-        </w:rPr>
-      </w:pPr>
-      <w:r>
-        <w:rPr>
-          <w:rFonts w:ascii="Times New Roman" w:eastAsia="Times New Roman" w:hAnsi="Times New Roman" w:cs="Times New Roman"/>
-          <w:b/>
-          <w:bCs/>
-          <w:kern w:val="0"/>
-          <w:sz w:val="36"/>
-          <w:szCs w:val="36"/>
-          <w:lang w:eastAsia="en-GB"/>
-          <w14:ligatures w14:val="none"/>
-        </w:rPr>
-        <w:t>Appendix C – Video Links</w:t>
-      </w:r>
-    </w:p>
-    <w:p>
-      <w:pPr>
-        <w:numPr>
-          <w:ilvl w:val="0"/>
-          <w:numId w:val="30"/>
-        </w:numPr>
-        <w:spacing w:before="100" w:beforeAutospacing="1" w:after="100" w:afterAutospacing="1" w:line="240" w:lineRule="auto"/>
-        <w:rPr>
-          <w:rFonts w:ascii="Times New Roman" w:eastAsia="Times New Roman" w:hAnsi="Times New Roman" w:cs="Times New Roman"/>
-          <w:kern w:val="0"/>
-          <w:lang w:eastAsia="en-GB"/>
-          <w14:ligatures w14:val="none"/>
-        </w:rPr>
-      </w:pPr>
-      <w:r>
-        <w:rPr>
-          <w:rFonts w:ascii="Times New Roman" w:eastAsia="Times New Roman" w:hAnsi="Times New Roman" w:cs="Times New Roman"/>
-          <w:kern w:val="0"/>
-          <w:lang w:eastAsia="en-GB"/>
-          <w14:ligatures w14:val="none"/>
-        </w:rPr>
-        <w:lastRenderedPageBreak/>
-        <w:t>Servo test video</w:t>
-      </w:r>
-    </w:p>
-    <w:p>
-      <w:pPr>
-        <w:numPr>
-          <w:ilvl w:val="0"/>
-          <w:numId w:val="30"/>
-        </w:numPr>
-        <w:spacing w:before="100" w:beforeAutospacing="1" w:after="100" w:afterAutospacing="1" w:line="240" w:lineRule="auto"/>
-        <w:rPr>
-          <w:rFonts w:ascii="Times New Roman" w:eastAsia="Times New Roman" w:hAnsi="Times New Roman" w:cs="Times New Roman"/>
-          <w:kern w:val="0"/>
-          <w:lang w:eastAsia="en-GB"/>
-          <w14:ligatures w14:val="none"/>
-        </w:rPr>
-      </w:pPr>
-      <w:r>
-        <w:rPr>
-          <w:rFonts w:ascii="Times New Roman" w:eastAsia="Times New Roman" w:hAnsi="Times New Roman" w:cs="Times New Roman"/>
-          <w:kern w:val="0"/>
-          <w:lang w:eastAsia="en-GB"/>
-          <w14:ligatures w14:val="none"/>
-        </w:rPr>
-        <w:t>Assembly video</w:t>
-      </w:r>
-    </w:p>
-    <w:p>
-      <w:pPr>
-        <w:numPr>
-          <w:ilvl w:val="0"/>
-          <w:numId w:val="30"/>
-        </w:numPr>
-        <w:spacing w:before="100" w:beforeAutospacing="1" w:after="100" w:afterAutospacing="1" w:line="240" w:lineRule="auto"/>
-        <w:rPr>
-          <w:rFonts w:ascii="Times New Roman" w:eastAsia="Times New Roman" w:hAnsi="Times New Roman" w:cs="Times New Roman"/>
-          <w:kern w:val="0"/>
-          <w:lang w:eastAsia="en-GB"/>
-          <w14:ligatures w14:val="none"/>
-        </w:rPr>
-      </w:pPr>
-      <w:r>
-        <w:rPr>
-          <w:rFonts w:ascii="Times New Roman" w:eastAsia="Times New Roman" w:hAnsi="Times New Roman" w:cs="Times New Roman"/>
-          <w:kern w:val="0"/>
-          <w:lang w:eastAsia="en-GB"/>
-          <w14:ligatures w14:val="none"/>
-        </w:rPr>
-        <w:t>Gait demonstration</w:t>
-      </w:r>
-    </w:p>
-    <w:p>
-      <w:pPr>
-        <w:numPr>
-          <w:ilvl w:val="0"/>
-          <w:numId w:val="30"/>
-        </w:numPr>
-        <w:spacing w:before="100" w:beforeAutospacing="1" w:after="100" w:afterAutospacing="1" w:line="240" w:lineRule="auto"/>
-        <w:rPr>
-          <w:rFonts w:ascii="Times New Roman" w:eastAsia="Times New Roman" w:hAnsi="Times New Roman" w:cs="Times New Roman"/>
-          <w:kern w:val="0"/>
-          <w:lang w:eastAsia="en-GB"/>
-          <w14:ligatures w14:val="none"/>
-        </w:rPr>
-      </w:pPr>
-      <w:r>
-        <w:rPr>
-          <w:rFonts w:ascii="Times New Roman" w:eastAsia="Times New Roman" w:hAnsi="Times New Roman" w:cs="Times New Roman"/>
-          <w:kern w:val="0"/>
-          <w:lang w:eastAsia="en-GB"/>
-          <w14:ligatures w14:val="none"/>
-        </w:rPr>
-        <w:t>Feedback control test</w:t>
-      </w:r>
-    </w:p>
-    <w:p>
-      <w:pPr>
-        <w:numPr>
-          <w:ilvl w:val="0"/>
-          <w:numId w:val="30"/>
-        </w:numPr>
-        <w:spacing w:before="100" w:beforeAutospacing="1" w:after="100" w:afterAutospacing="1" w:line="240" w:lineRule="auto"/>
-        <w:rPr>
-          <w:rFonts w:ascii="Times New Roman" w:eastAsia="Times New Roman" w:hAnsi="Times New Roman" w:cs="Times New Roman"/>
-          <w:kern w:val="0"/>
-          <w:lang w:eastAsia="en-GB"/>
-          <w14:ligatures w14:val="none"/>
-        </w:rPr>
-      </w:pPr>
-      <w:r>
-        <w:rPr>
-          <w:rFonts w:ascii="Times New Roman" w:eastAsia="Times New Roman" w:hAnsi="Times New Roman" w:cs="Times New Roman"/>
-          <w:kern w:val="0"/>
-          <w:lang w:eastAsia="en-GB"/>
-          <w14:ligatures w14:val="none"/>
-        </w:rPr>
-        <w:t>1-metre run</w:t>
-      </w:r>
-    </w:p>
-    <w:p>
-      <w:pPr>
-        <w:spacing w:before="100" w:beforeAutospacing="1" w:after="100" w:afterAutospacing="1" w:line="240" w:lineRule="auto"/>
-        <w:outlineLvl w:val="1"/>
-        <w:rPr>
-          <w:rFonts w:ascii="Times New Roman" w:eastAsia="Times New Roman" w:hAnsi="Times New Roman" w:cs="Times New Roman"/>
-          <w:b/>
-          <w:bCs/>
-          <w:kern w:val="0"/>
-          <w:sz w:val="36"/>
-          <w:szCs w:val="36"/>
-          <w:lang w:eastAsia="en-GB"/>
-          <w14:ligatures w14:val="none"/>
-        </w:rPr>
-      </w:pPr>
-      <w:r>
-        <w:rPr>
-          <w:rFonts w:ascii="Times New Roman" w:eastAsia="Times New Roman" w:hAnsi="Times New Roman" w:cs="Times New Roman"/>
-          <w:b/>
-          <w:bCs/>
-          <w:kern w:val="0"/>
-          <w:sz w:val="36"/>
-          <w:szCs w:val="36"/>
-          <w:lang w:eastAsia="en-GB"/>
-          <w14:ligatures w14:val="none"/>
-        </w:rPr>
-        <w:t>Appendix D – Additional Calculations</w:t>
-      </w:r>
-    </w:p>
-    <w:p>
-      <w:pPr>
-        <w:numPr>
-          <w:ilvl w:val="0"/>
-          <w:numId w:val="31"/>
-        </w:numPr>
-        <w:spacing w:before="100" w:beforeAutospacing="1" w:after="100" w:afterAutospacing="1" w:line="240" w:lineRule="auto"/>
-        <w:rPr>
-          <w:rFonts w:ascii="Times New Roman" w:eastAsia="Times New Roman" w:hAnsi="Times New Roman" w:cs="Times New Roman"/>
-          <w:kern w:val="0"/>
-          <w:lang w:eastAsia="en-GB"/>
-          <w14:ligatures w14:val="none"/>
-        </w:rPr>
-      </w:pPr>
-      <w:r>
-        <w:rPr>
-          <w:rFonts w:ascii="Times New Roman" w:eastAsia="Times New Roman" w:hAnsi="Times New Roman" w:cs="Times New Roman"/>
-          <w:kern w:val="0"/>
-          <w:lang w:eastAsia="en-GB"/>
-          <w14:ligatures w14:val="none"/>
-        </w:rPr>
-        <w:t>Angle lists, gait matrices, PID tuning constants.</w:t>
-      </w:r>
-    </w:p>
-    <w:p/>
     <w:sectPr>
-      <w:headerReference w:type="default" r:id="rId7"/>
-      <w:footerReference w:type="default" r:id="rId8"/>
+      <w:headerReference w:type="default" r:id="rId12"/>
+      <w:footerReference w:type="default" r:id="rId13"/>
       <w:pgSz w:w="11906" w:h="16838"/>
       <w:pgMar w:top="1440" w:right="1440" w:bottom="1440" w:left="1440" w:header="708" w:footer="708" w:gutter="0"/>
       <w:cols w:space="708"/>
@@ -3765,7 +2456,7 @@
 </file>
 
 <file path=word/endnotes.xml><?xml version="1.0" encoding="utf-8"?>
-<w:endnotes xmlns:wpc="http://schemas.microsoft.com/office/word/2010/wordprocessingCanvas" xmlns:cx="http://schemas.microsoft.com/office/drawing/2014/chartex" xmlns:cx1="http://schemas.microsoft.com/office/drawing/2015/9/8/chartex" xmlns:cx2="http://schemas.microsoft.com/office/drawing/2015/10/21/chartex" xmlns:cx3="http://schemas.microsoft.com/office/drawing/2016/5/9/chartex" xmlns:cx4="http://schemas.microsoft.com/office/drawing/2016/5/10/chartex" xmlns:cx5="http://schemas.microsoft.com/office/drawing/2016/5/11/chartex" xmlns:cx6="http://schemas.microsoft.com/office/drawing/2016/5/12/chartex" xmlns:cx7="http://schemas.microsoft.com/office/drawing/2016/5/13/chartex" xmlns:cx8="http://schemas.microsoft.com/office/drawing/2016/5/14/chartex" xmlns:mc="http://schemas.openxmlformats.org/markup-compatibility/2006" xmlns:aink="http://schemas.microsoft.com/office/drawing/2016/ink" xmlns:am3d="http://schemas.microsoft.com/office/drawing/2017/model3d" xmlns:o="urn:schemas-microsoft-com:office:office" xmlns:r="http://schemas.openxmlformats.org/officeDocument/2006/relationships" xmlns:m="http://schemas.openxmlformats.org/officeDocument/2006/math" xmlns:v="urn:schemas-microsoft-com:vml" xmlns:wp14="http://schemas.microsoft.com/office/word/2010/wordprocessingDrawing" xmlns:wp="http://schemas.openxmlformats.org/drawingml/2006/wordprocessingDrawing" xmlns:w10="urn:schemas-microsoft-com:office:word" xmlns:w="http://schemas.openxmlformats.org/wordprocessingml/2006/main" xmlns:w14="http://schemas.microsoft.com/office/word/2010/wordml" xmlns:w15="http://schemas.microsoft.com/office/word/2012/wordml" xmlns:w16cid="http://schemas.microsoft.com/office/word/2016/wordml/cid" xmlns:w16se="http://schemas.microsoft.com/office/word/2015/wordml/symex" xmlns:wpg="http://schemas.microsoft.com/office/word/2010/wordprocessingGroup" xmlns:wpi="http://schemas.microsoft.com/office/word/2010/wordprocessingInk" xmlns:wne="http://schemas.microsoft.com/office/word/2006/wordml" xmlns:wps="http://schemas.microsoft.com/office/word/2010/wordprocessingShape" mc:Ignorable="w14 w15 w16se w16cid wp14">
+<w:endnotes xmlns:wpc="http://schemas.microsoft.com/office/word/2010/wordprocessingCanvas" xmlns:cx="http://schemas.microsoft.com/office/drawing/2014/chartex" xmlns:cx1="http://schemas.microsoft.com/office/drawing/2015/9/8/chartex" xmlns:cx2="http://schemas.microsoft.com/office/drawing/2015/10/21/chartex" xmlns:cx3="http://schemas.microsoft.com/office/drawing/2016/5/9/chartex" xmlns:cx4="http://schemas.microsoft.com/office/drawing/2016/5/10/chartex" xmlns:cx5="http://schemas.microsoft.com/office/drawing/2016/5/11/chartex" xmlns:cx6="http://schemas.microsoft.com/office/drawing/2016/5/12/chartex" xmlns:cx7="http://schemas.microsoft.com/office/drawing/2016/5/13/chartex" xmlns:cx8="http://schemas.microsoft.com/office/drawing/2016/5/14/chartex" xmlns:mc="http://schemas.openxmlformats.org/markup-compatibility/2006" xmlns:aink="http://schemas.microsoft.com/office/drawing/2016/ink" xmlns:am3d="http://schemas.microsoft.com/office/drawing/2017/model3d" xmlns:o="urn:schemas-microsoft-com:office:office" xmlns:oel="http://schemas.microsoft.com/office/2019/extlst" xmlns:r="http://schemas.openxmlformats.org/officeDocument/2006/relationships" xmlns:m="http://schemas.openxmlformats.org/officeDocument/2006/math" xmlns:v="urn:schemas-microsoft-com:vml" xmlns:wp14="http://schemas.microsoft.com/office/word/2010/wordprocessingDrawing" xmlns:wp="http://schemas.openxmlformats.org/drawingml/2006/wordprocessingDrawing" xmlns:w10="urn:schemas-microsoft-com:office:word" xmlns:w="http://schemas.openxmlformats.org/wordprocessingml/2006/main" xmlns:w14="http://schemas.microsoft.com/office/word/2010/wordml" xmlns:w15="http://schemas.microsoft.com/office/word/2012/wordml" xmlns:w16cex="http://schemas.microsoft.com/office/word/2018/wordml/cex" xmlns:w16cid="http://schemas.microsoft.com/office/word/2016/wordml/cid" xmlns:w16="http://schemas.microsoft.com/office/word/2018/wordml" xmlns:w16du="http://schemas.microsoft.com/office/word/2023/wordml/word16du" xmlns:w16sdtdh="http://schemas.microsoft.com/office/word/2020/wordml/sdtdatahash" xmlns:w16sdtfl="http://schemas.microsoft.com/office/word/2024/wordml/sdtformatlock" xmlns:w16se="http://schemas.microsoft.com/office/word/2015/wordml/symex" xmlns:wpg="http://schemas.microsoft.com/office/word/2010/wordprocessingGroup" xmlns:wpi="http://schemas.microsoft.com/office/word/2010/wordprocessingInk" xmlns:wne="http://schemas.microsoft.com/office/word/2006/wordml" xmlns:wps="http://schemas.microsoft.com/office/word/2010/wordprocessingShape" mc:Ignorable="w14 w15 w16se w16cid w16 w16cex w16sdtdh w16sdtfl w16du wp14">
   <w:endnote w:type="separator" w:id="-1">
     <w:p>
       <w:pPr>
@@ -3790,7 +2481,7 @@
 </file>
 
 <file path=word/footer1.xml><?xml version="1.0" encoding="utf-8"?>
-<w:ftr xmlns:wpc="http://schemas.microsoft.com/office/word/2010/wordprocessingCanvas" xmlns:cx="http://schemas.microsoft.com/office/drawing/2014/chartex" xmlns:cx1="http://schemas.microsoft.com/office/drawing/2015/9/8/chartex" xmlns:cx2="http://schemas.microsoft.com/office/drawing/2015/10/21/chartex" xmlns:cx3="http://schemas.microsoft.com/office/drawing/2016/5/9/chartex" xmlns:cx4="http://schemas.microsoft.com/office/drawing/2016/5/10/chartex" xmlns:cx5="http://schemas.microsoft.com/office/drawing/2016/5/11/chartex" xmlns:cx6="http://schemas.microsoft.com/office/drawing/2016/5/12/chartex" xmlns:cx7="http://schemas.microsoft.com/office/drawing/2016/5/13/chartex" xmlns:cx8="http://schemas.microsoft.com/office/drawing/2016/5/14/chartex" xmlns:mc="http://schemas.openxmlformats.org/markup-compatibility/2006" xmlns:aink="http://schemas.microsoft.com/office/drawing/2016/ink" xmlns:am3d="http://schemas.microsoft.com/office/drawing/2017/model3d" xmlns:o="urn:schemas-microsoft-com:office:office" xmlns:r="http://schemas.openxmlformats.org/officeDocument/2006/relationships" xmlns:m="http://schemas.openxmlformats.org/officeDocument/2006/math" xmlns:v="urn:schemas-microsoft-com:vml" xmlns:wp14="http://schemas.microsoft.com/office/word/2010/wordprocessingDrawing" xmlns:wp="http://schemas.openxmlformats.org/drawingml/2006/wordprocessingDrawing" xmlns:w10="urn:schemas-microsoft-com:office:word" xmlns:w="http://schemas.openxmlformats.org/wordprocessingml/2006/main" xmlns:w14="http://schemas.microsoft.com/office/word/2010/wordml" xmlns:w15="http://schemas.microsoft.com/office/word/2012/wordml" xmlns:w16cid="http://schemas.microsoft.com/office/word/2016/wordml/cid" xmlns:w16se="http://schemas.microsoft.com/office/word/2015/wordml/symex" xmlns:wpg="http://schemas.microsoft.com/office/word/2010/wordprocessingGroup" xmlns:wpi="http://schemas.microsoft.com/office/word/2010/wordprocessingInk" xmlns:wne="http://schemas.microsoft.com/office/word/2006/wordml" xmlns:wps="http://schemas.microsoft.com/office/word/2010/wordprocessingShape" mc:Ignorable="w14 w15 w16se w16cid wp14">
+<w:ftr xmlns:wpc="http://schemas.microsoft.com/office/word/2010/wordprocessingCanvas" xmlns:cx="http://schemas.microsoft.com/office/drawing/2014/chartex" xmlns:cx1="http://schemas.microsoft.com/office/drawing/2015/9/8/chartex" xmlns:cx2="http://schemas.microsoft.com/office/drawing/2015/10/21/chartex" xmlns:cx3="http://schemas.microsoft.com/office/drawing/2016/5/9/chartex" xmlns:cx4="http://schemas.microsoft.com/office/drawing/2016/5/10/chartex" xmlns:cx5="http://schemas.microsoft.com/office/drawing/2016/5/11/chartex" xmlns:cx6="http://schemas.microsoft.com/office/drawing/2016/5/12/chartex" xmlns:cx7="http://schemas.microsoft.com/office/drawing/2016/5/13/chartex" xmlns:cx8="http://schemas.microsoft.com/office/drawing/2016/5/14/chartex" xmlns:mc="http://schemas.openxmlformats.org/markup-compatibility/2006" xmlns:aink="http://schemas.microsoft.com/office/drawing/2016/ink" xmlns:am3d="http://schemas.microsoft.com/office/drawing/2017/model3d" xmlns:o="urn:schemas-microsoft-com:office:office" xmlns:oel="http://schemas.microsoft.com/office/2019/extlst" xmlns:r="http://schemas.openxmlformats.org/officeDocument/2006/relationships" xmlns:m="http://schemas.openxmlformats.org/officeDocument/2006/math" xmlns:v="urn:schemas-microsoft-com:vml" xmlns:wp14="http://schemas.microsoft.com/office/word/2010/wordprocessingDrawing" xmlns:wp="http://schemas.openxmlformats.org/drawingml/2006/wordprocessingDrawing" xmlns:w10="urn:schemas-microsoft-com:office:word" xmlns:w="http://schemas.openxmlformats.org/wordprocessingml/2006/main" xmlns:w14="http://schemas.microsoft.com/office/word/2010/wordml" xmlns:w15="http://schemas.microsoft.com/office/word/2012/wordml" xmlns:w16cex="http://schemas.microsoft.com/office/word/2018/wordml/cex" xmlns:w16cid="http://schemas.microsoft.com/office/word/2016/wordml/cid" xmlns:w16="http://schemas.microsoft.com/office/word/2018/wordml" xmlns:w16du="http://schemas.microsoft.com/office/word/2023/wordml/word16du" xmlns:w16sdtdh="http://schemas.microsoft.com/office/word/2020/wordml/sdtdatahash" xmlns:w16sdtfl="http://schemas.microsoft.com/office/word/2024/wordml/sdtformatlock" xmlns:w16se="http://schemas.microsoft.com/office/word/2015/wordml/symex" xmlns:wpg="http://schemas.microsoft.com/office/word/2010/wordprocessingGroup" xmlns:wpi="http://schemas.microsoft.com/office/word/2010/wordprocessingInk" xmlns:wne="http://schemas.microsoft.com/office/word/2006/wordml" xmlns:wps="http://schemas.microsoft.com/office/word/2010/wordprocessingShape" mc:Ignorable="w14 w15 w16se w16cid w16 w16cex w16sdtdh w16sdtfl w16du wp14">
   <w:sdt>
     <w:sdtPr>
       <w:id w:val="1765187862"/>
@@ -3843,7 +2534,7 @@
 </file>
 
 <file path=word/footnotes.xml><?xml version="1.0" encoding="utf-8"?>
-<w:footnotes xmlns:wpc="http://schemas.microsoft.com/office/word/2010/wordprocessingCanvas" xmlns:cx="http://schemas.microsoft.com/office/drawing/2014/chartex" xmlns:cx1="http://schemas.microsoft.com/office/drawing/2015/9/8/chartex" xmlns:cx2="http://schemas.microsoft.com/office/drawing/2015/10/21/chartex" xmlns:cx3="http://schemas.microsoft.com/office/drawing/2016/5/9/chartex" xmlns:cx4="http://schemas.microsoft.com/office/drawing/2016/5/10/chartex" xmlns:cx5="http://schemas.microsoft.com/office/drawing/2016/5/11/chartex" xmlns:cx6="http://schemas.microsoft.com/office/drawing/2016/5/12/chartex" xmlns:cx7="http://schemas.microsoft.com/office/drawing/2016/5/13/chartex" xmlns:cx8="http://schemas.microsoft.com/office/drawing/2016/5/14/chartex" xmlns:mc="http://schemas.openxmlformats.org/markup-compatibility/2006" xmlns:aink="http://schemas.microsoft.com/office/drawing/2016/ink" xmlns:am3d="http://schemas.microsoft.com/office/drawing/2017/model3d" xmlns:o="urn:schemas-microsoft-com:office:office" xmlns:r="http://schemas.openxmlformats.org/officeDocument/2006/relationships" xmlns:m="http://schemas.openxmlformats.org/officeDocument/2006/math" xmlns:v="urn:schemas-microsoft-com:vml" xmlns:wp14="http://schemas.microsoft.com/office/word/2010/wordprocessingDrawing" xmlns:wp="http://schemas.openxmlformats.org/drawingml/2006/wordprocessingDrawing" xmlns:w10="urn:schemas-microsoft-com:office:word" xmlns:w="http://schemas.openxmlformats.org/wordprocessingml/2006/main" xmlns:w14="http://schemas.microsoft.com/office/word/2010/wordml" xmlns:w15="http://schemas.microsoft.com/office/word/2012/wordml" xmlns:w16cid="http://schemas.microsoft.com/office/word/2016/wordml/cid" xmlns:w16se="http://schemas.microsoft.com/office/word/2015/wordml/symex" xmlns:wpg="http://schemas.microsoft.com/office/word/2010/wordprocessingGroup" xmlns:wpi="http://schemas.microsoft.com/office/word/2010/wordprocessingInk" xmlns:wne="http://schemas.microsoft.com/office/word/2006/wordml" xmlns:wps="http://schemas.microsoft.com/office/word/2010/wordprocessingShape" mc:Ignorable="w14 w15 w16se w16cid wp14">
+<w:footnotes xmlns:wpc="http://schemas.microsoft.com/office/word/2010/wordprocessingCanvas" xmlns:cx="http://schemas.microsoft.com/office/drawing/2014/chartex" xmlns:cx1="http://schemas.microsoft.com/office/drawing/2015/9/8/chartex" xmlns:cx2="http://schemas.microsoft.com/office/drawing/2015/10/21/chartex" xmlns:cx3="http://schemas.microsoft.com/office/drawing/2016/5/9/chartex" xmlns:cx4="http://schemas.microsoft.com/office/drawing/2016/5/10/chartex" xmlns:cx5="http://schemas.microsoft.com/office/drawing/2016/5/11/chartex" xmlns:cx6="http://schemas.microsoft.com/office/drawing/2016/5/12/chartex" xmlns:cx7="http://schemas.microsoft.com/office/drawing/2016/5/13/chartex" xmlns:cx8="http://schemas.microsoft.com/office/drawing/2016/5/14/chartex" xmlns:mc="http://schemas.openxmlformats.org/markup-compatibility/2006" xmlns:aink="http://schemas.microsoft.com/office/drawing/2016/ink" xmlns:am3d="http://schemas.microsoft.com/office/drawing/2017/model3d" xmlns:o="urn:schemas-microsoft-com:office:office" xmlns:oel="http://schemas.microsoft.com/office/2019/extlst" xmlns:r="http://schemas.openxmlformats.org/officeDocument/2006/relationships" xmlns:m="http://schemas.openxmlformats.org/officeDocument/2006/math" xmlns:v="urn:schemas-microsoft-com:vml" xmlns:wp14="http://schemas.microsoft.com/office/word/2010/wordprocessingDrawing" xmlns:wp="http://schemas.openxmlformats.org/drawingml/2006/wordprocessingDrawing" xmlns:w10="urn:schemas-microsoft-com:office:word" xmlns:w="http://schemas.openxmlformats.org/wordprocessingml/2006/main" xmlns:w14="http://schemas.microsoft.com/office/word/2010/wordml" xmlns:w15="http://schemas.microsoft.com/office/word/2012/wordml" xmlns:w16cex="http://schemas.microsoft.com/office/word/2018/wordml/cex" xmlns:w16cid="http://schemas.microsoft.com/office/word/2016/wordml/cid" xmlns:w16="http://schemas.microsoft.com/office/word/2018/wordml" xmlns:w16du="http://schemas.microsoft.com/office/word/2023/wordml/word16du" xmlns:w16sdtdh="http://schemas.microsoft.com/office/word/2020/wordml/sdtdatahash" xmlns:w16sdtfl="http://schemas.microsoft.com/office/word/2024/wordml/sdtformatlock" xmlns:w16se="http://schemas.microsoft.com/office/word/2015/wordml/symex" xmlns:wpg="http://schemas.microsoft.com/office/word/2010/wordprocessingGroup" xmlns:wpi="http://schemas.microsoft.com/office/word/2010/wordprocessingInk" xmlns:wne="http://schemas.microsoft.com/office/word/2006/wordml" xmlns:wps="http://schemas.microsoft.com/office/word/2010/wordprocessingShape" mc:Ignorable="w14 w15 w16se w16cid w16 w16cex w16sdtdh w16sdtfl w16du wp14">
   <w:footnote w:type="separator" w:id="-1">
     <w:p>
       <w:pPr>
@@ -3868,7 +2559,7 @@
 </file>
 
 <file path=word/header1.xml><?xml version="1.0" encoding="utf-8"?>
-<w:hdr xmlns:wpc="http://schemas.microsoft.com/office/word/2010/wordprocessingCanvas" xmlns:cx="http://schemas.microsoft.com/office/drawing/2014/chartex" xmlns:cx1="http://schemas.microsoft.com/office/drawing/2015/9/8/chartex" xmlns:cx2="http://schemas.microsoft.com/office/drawing/2015/10/21/chartex" xmlns:cx3="http://schemas.microsoft.com/office/drawing/2016/5/9/chartex" xmlns:cx4="http://schemas.microsoft.com/office/drawing/2016/5/10/chartex" xmlns:cx5="http://schemas.microsoft.com/office/drawing/2016/5/11/chartex" xmlns:cx6="http://schemas.microsoft.com/office/drawing/2016/5/12/chartex" xmlns:cx7="http://schemas.microsoft.com/office/drawing/2016/5/13/chartex" xmlns:cx8="http://schemas.microsoft.com/office/drawing/2016/5/14/chartex" xmlns:mc="http://schemas.openxmlformats.org/markup-compatibility/2006" xmlns:aink="http://schemas.microsoft.com/office/drawing/2016/ink" xmlns:am3d="http://schemas.microsoft.com/office/drawing/2017/model3d" xmlns:o="urn:schemas-microsoft-com:office:office" xmlns:r="http://schemas.openxmlformats.org/officeDocument/2006/relationships" xmlns:m="http://schemas.openxmlformats.org/officeDocument/2006/math" xmlns:v="urn:schemas-microsoft-com:vml" xmlns:wp14="http://schemas.microsoft.com/office/word/2010/wordprocessingDrawing" xmlns:wp="http://schemas.openxmlformats.org/drawingml/2006/wordprocessingDrawing" xmlns:w10="urn:schemas-microsoft-com:office:word" xmlns:w="http://schemas.openxmlformats.org/wordprocessingml/2006/main" xmlns:w14="http://schemas.microsoft.com/office/word/2010/wordml" xmlns:w15="http://schemas.microsoft.com/office/word/2012/wordml" xmlns:w16cid="http://schemas.microsoft.com/office/word/2016/wordml/cid" xmlns:w16se="http://schemas.microsoft.com/office/word/2015/wordml/symex" xmlns:wpg="http://schemas.microsoft.com/office/word/2010/wordprocessingGroup" xmlns:wpi="http://schemas.microsoft.com/office/word/2010/wordprocessingInk" xmlns:wne="http://schemas.microsoft.com/office/word/2006/wordml" xmlns:wps="http://schemas.microsoft.com/office/word/2010/wordprocessingShape" mc:Ignorable="w14 w15 w16se w16cid wp14">
+<w:hdr xmlns:wpc="http://schemas.microsoft.com/office/word/2010/wordprocessingCanvas" xmlns:cx="http://schemas.microsoft.com/office/drawing/2014/chartex" xmlns:cx1="http://schemas.microsoft.com/office/drawing/2015/9/8/chartex" xmlns:cx2="http://schemas.microsoft.com/office/drawing/2015/10/21/chartex" xmlns:cx3="http://schemas.microsoft.com/office/drawing/2016/5/9/chartex" xmlns:cx4="http://schemas.microsoft.com/office/drawing/2016/5/10/chartex" xmlns:cx5="http://schemas.microsoft.com/office/drawing/2016/5/11/chartex" xmlns:cx6="http://schemas.microsoft.com/office/drawing/2016/5/12/chartex" xmlns:cx7="http://schemas.microsoft.com/office/drawing/2016/5/13/chartex" xmlns:cx8="http://schemas.microsoft.com/office/drawing/2016/5/14/chartex" xmlns:mc="http://schemas.openxmlformats.org/markup-compatibility/2006" xmlns:aink="http://schemas.microsoft.com/office/drawing/2016/ink" xmlns:am3d="http://schemas.microsoft.com/office/drawing/2017/model3d" xmlns:o="urn:schemas-microsoft-com:office:office" xmlns:oel="http://schemas.microsoft.com/office/2019/extlst" xmlns:r="http://schemas.openxmlformats.org/officeDocument/2006/relationships" xmlns:m="http://schemas.openxmlformats.org/officeDocument/2006/math" xmlns:v="urn:schemas-microsoft-com:vml" xmlns:wp14="http://schemas.microsoft.com/office/word/2010/wordprocessingDrawing" xmlns:wp="http://schemas.openxmlformats.org/drawingml/2006/wordprocessingDrawing" xmlns:w10="urn:schemas-microsoft-com:office:word" xmlns:w="http://schemas.openxmlformats.org/wordprocessingml/2006/main" xmlns:w14="http://schemas.microsoft.com/office/word/2010/wordml" xmlns:w15="http://schemas.microsoft.com/office/word/2012/wordml" xmlns:w16cex="http://schemas.microsoft.com/office/word/2018/wordml/cex" xmlns:w16cid="http://schemas.microsoft.com/office/word/2016/wordml/cid" xmlns:w16="http://schemas.microsoft.com/office/word/2018/wordml" xmlns:w16du="http://schemas.microsoft.com/office/word/2023/wordml/word16du" xmlns:w16sdtdh="http://schemas.microsoft.com/office/word/2020/wordml/sdtdatahash" xmlns:w16sdtfl="http://schemas.microsoft.com/office/word/2024/wordml/sdtformatlock" xmlns:w16se="http://schemas.microsoft.com/office/word/2015/wordml/symex" xmlns:wpg="http://schemas.microsoft.com/office/word/2010/wordprocessingGroup" xmlns:wpi="http://schemas.microsoft.com/office/word/2010/wordprocessingInk" xmlns:wne="http://schemas.microsoft.com/office/word/2006/wordml" xmlns:wps="http://schemas.microsoft.com/office/word/2010/wordprocessingShape" mc:Ignorable="w14 w15 w16se w16cid w16 w16cex w16sdtdh w16sdtfl w16du wp14">
   <w:p>
     <w:pPr>
       <w:pStyle w:val="Header"/>
@@ -3899,7 +2590,7 @@
 </file>
 
 <file path=word/numbering.xml><?xml version="1.0" encoding="utf-8"?>
-<w:numbering xmlns:wpc="http://schemas.microsoft.com/office/word/2010/wordprocessingCanvas" xmlns:cx="http://schemas.microsoft.com/office/drawing/2014/chartex" xmlns:cx1="http://schemas.microsoft.com/office/drawing/2015/9/8/chartex" xmlns:cx2="http://schemas.microsoft.com/office/drawing/2015/10/21/chartex" xmlns:cx3="http://schemas.microsoft.com/office/drawing/2016/5/9/chartex" xmlns:cx4="http://schemas.microsoft.com/office/drawing/2016/5/10/chartex" xmlns:cx5="http://schemas.microsoft.com/office/drawing/2016/5/11/chartex" xmlns:cx6="http://schemas.microsoft.com/office/drawing/2016/5/12/chartex" xmlns:cx7="http://schemas.microsoft.com/office/drawing/2016/5/13/chartex" xmlns:cx8="http://schemas.microsoft.com/office/drawing/2016/5/14/chartex" xmlns:mc="http://schemas.openxmlformats.org/markup-compatibility/2006" xmlns:aink="http://schemas.microsoft.com/office/drawing/2016/ink" xmlns:am3d="http://schemas.microsoft.com/office/drawing/2017/model3d" xmlns:o="urn:schemas-microsoft-com:office:office" xmlns:r="http://schemas.openxmlformats.org/officeDocument/2006/relationships" xmlns:m="http://schemas.openxmlformats.org/officeDocument/2006/math" xmlns:v="urn:schemas-microsoft-com:vml" xmlns:wp14="http://schemas.microsoft.com/office/word/2010/wordprocessingDrawing" xmlns:wp="http://schemas.openxmlformats.org/drawingml/2006/wordprocessingDrawing" xmlns:w10="urn:schemas-microsoft-com:office:word" xmlns:w="http://schemas.openxmlformats.org/wordprocessingml/2006/main" xmlns:w14="http://schemas.microsoft.com/office/word/2010/wordml" xmlns:w15="http://schemas.microsoft.com/office/word/2012/wordml" xmlns:w16cid="http://schemas.microsoft.com/office/word/2016/wordml/cid" xmlns:w16se="http://schemas.microsoft.com/office/word/2015/wordml/symex" xmlns:wpg="http://schemas.microsoft.com/office/word/2010/wordprocessingGroup" xmlns:wpi="http://schemas.microsoft.com/office/word/2010/wordprocessingInk" xmlns:wne="http://schemas.microsoft.com/office/word/2006/wordml" xmlns:wps="http://schemas.microsoft.com/office/word/2010/wordprocessingShape" mc:Ignorable="w14 w15 w16se w16cid wp14">
+<w:numbering xmlns:wpc="http://schemas.microsoft.com/office/word/2010/wordprocessingCanvas" xmlns:cx="http://schemas.microsoft.com/office/drawing/2014/chartex" xmlns:cx1="http://schemas.microsoft.com/office/drawing/2015/9/8/chartex" xmlns:cx2="http://schemas.microsoft.com/office/drawing/2015/10/21/chartex" xmlns:cx3="http://schemas.microsoft.com/office/drawing/2016/5/9/chartex" xmlns:cx4="http://schemas.microsoft.com/office/drawing/2016/5/10/chartex" xmlns:cx5="http://schemas.microsoft.com/office/drawing/2016/5/11/chartex" xmlns:cx6="http://schemas.microsoft.com/office/drawing/2016/5/12/chartex" xmlns:cx7="http://schemas.microsoft.com/office/drawing/2016/5/13/chartex" xmlns:cx8="http://schemas.microsoft.com/office/drawing/2016/5/14/chartex" xmlns:mc="http://schemas.openxmlformats.org/markup-compatibility/2006" xmlns:aink="http://schemas.microsoft.com/office/drawing/2016/ink" xmlns:am3d="http://schemas.microsoft.com/office/drawing/2017/model3d" xmlns:o="urn:schemas-microsoft-com:office:office" xmlns:oel="http://schemas.microsoft.com/office/2019/extlst" xmlns:r="http://schemas.openxmlformats.org/officeDocument/2006/relationships" xmlns:m="http://schemas.openxmlformats.org/officeDocument/2006/math" xmlns:v="urn:schemas-microsoft-com:vml" xmlns:wp14="http://schemas.microsoft.com/office/word/2010/wordprocessingDrawing" xmlns:wp="http://schemas.openxmlformats.org/drawingml/2006/wordprocessingDrawing" xmlns:w10="urn:schemas-microsoft-com:office:word" xmlns:w="http://schemas.openxmlformats.org/wordprocessingml/2006/main" xmlns:w14="http://schemas.microsoft.com/office/word/2010/wordml" xmlns:w15="http://schemas.microsoft.com/office/word/2012/wordml" xmlns:w16cex="http://schemas.microsoft.com/office/word/2018/wordml/cex" xmlns:w16cid="http://schemas.microsoft.com/office/word/2016/wordml/cid" xmlns:w16="http://schemas.microsoft.com/office/word/2018/wordml" xmlns:w16du="http://schemas.microsoft.com/office/word/2023/wordml/word16du" xmlns:w16sdtdh="http://schemas.microsoft.com/office/word/2020/wordml/sdtdatahash" xmlns:w16sdtfl="http://schemas.microsoft.com/office/word/2024/wordml/sdtformatlock" xmlns:w16se="http://schemas.microsoft.com/office/word/2015/wordml/symex" xmlns:wpg="http://schemas.microsoft.com/office/word/2010/wordprocessingGroup" xmlns:wpi="http://schemas.microsoft.com/office/word/2010/wordprocessingInk" xmlns:wne="http://schemas.microsoft.com/office/word/2006/wordml" xmlns:wps="http://schemas.microsoft.com/office/word/2010/wordprocessingShape" mc:Ignorable="w14 w15 w16se w16cid w16 w16cex w16sdtdh w16sdtfl w16du wp14">
   <w:abstractNum w:abstractNumId="0" w15:restartNumberingAfterBreak="0">
     <w:nsid w:val="060C20F2"/>
     <w:multiLevelType w:val="multilevel"/>
@@ -6881,6 +5572,119 @@
     </w:lvl>
   </w:abstractNum>
   <w:abstractNum w:abstractNumId="20" w15:restartNumberingAfterBreak="0">
+    <w:nsid w:val="3F3D53B9"/>
+    <w:multiLevelType w:val="multilevel"/>
+    <w:tmpl w:val="73B0B7AA"/>
+    <w:lvl w:ilvl="0">
+      <w:start w:val="6"/>
+      <w:numFmt w:val="decimal"/>
+      <w:lvlText w:val="%1"/>
+      <w:lvlJc w:val="left"/>
+      <w:pPr>
+        <w:ind w:left="456" w:hanging="456"/>
+      </w:pPr>
+      <w:rPr>
+        <w:rFonts w:hint="default"/>
+      </w:rPr>
+    </w:lvl>
+    <w:lvl w:ilvl="1">
+      <w:start w:val="1"/>
+      <w:numFmt w:val="decimal"/>
+      <w:lvlText w:val="%1.%2"/>
+      <w:lvlJc w:val="left"/>
+      <w:pPr>
+        <w:ind w:left="456" w:hanging="456"/>
+      </w:pPr>
+      <w:rPr>
+        <w:rFonts w:hint="default"/>
+      </w:rPr>
+    </w:lvl>
+    <w:lvl w:ilvl="2">
+      <w:start w:val="1"/>
+      <w:numFmt w:val="decimal"/>
+      <w:lvlText w:val="%1.%2.%3"/>
+      <w:lvlJc w:val="left"/>
+      <w:pPr>
+        <w:ind w:left="720" w:hanging="720"/>
+      </w:pPr>
+      <w:rPr>
+        <w:rFonts w:hint="default"/>
+      </w:rPr>
+    </w:lvl>
+    <w:lvl w:ilvl="3">
+      <w:start w:val="1"/>
+      <w:numFmt w:val="decimal"/>
+      <w:lvlText w:val="%1.%2.%3.%4"/>
+      <w:lvlJc w:val="left"/>
+      <w:pPr>
+        <w:ind w:left="720" w:hanging="720"/>
+      </w:pPr>
+      <w:rPr>
+        <w:rFonts w:hint="default"/>
+      </w:rPr>
+    </w:lvl>
+    <w:lvl w:ilvl="4">
+      <w:start w:val="1"/>
+      <w:numFmt w:val="decimal"/>
+      <w:lvlText w:val="%1.%2.%3.%4.%5"/>
+      <w:lvlJc w:val="left"/>
+      <w:pPr>
+        <w:ind w:left="1080" w:hanging="1080"/>
+      </w:pPr>
+      <w:rPr>
+        <w:rFonts w:hint="default"/>
+      </w:rPr>
+    </w:lvl>
+    <w:lvl w:ilvl="5">
+      <w:start w:val="1"/>
+      <w:numFmt w:val="decimal"/>
+      <w:lvlText w:val="%1.%2.%3.%4.%5.%6"/>
+      <w:lvlJc w:val="left"/>
+      <w:pPr>
+        <w:ind w:left="1080" w:hanging="1080"/>
+      </w:pPr>
+      <w:rPr>
+        <w:rFonts w:hint="default"/>
+      </w:rPr>
+    </w:lvl>
+    <w:lvl w:ilvl="6">
+      <w:start w:val="1"/>
+      <w:numFmt w:val="decimal"/>
+      <w:lvlText w:val="%1.%2.%3.%4.%5.%6.%7"/>
+      <w:lvlJc w:val="left"/>
+      <w:pPr>
+        <w:ind w:left="1440" w:hanging="1440"/>
+      </w:pPr>
+      <w:rPr>
+        <w:rFonts w:hint="default"/>
+      </w:rPr>
+    </w:lvl>
+    <w:lvl w:ilvl="7">
+      <w:start w:val="1"/>
+      <w:numFmt w:val="decimal"/>
+      <w:lvlText w:val="%1.%2.%3.%4.%5.%6.%7.%8"/>
+      <w:lvlJc w:val="left"/>
+      <w:pPr>
+        <w:ind w:left="1440" w:hanging="1440"/>
+      </w:pPr>
+      <w:rPr>
+        <w:rFonts w:hint="default"/>
+      </w:rPr>
+    </w:lvl>
+    <w:lvl w:ilvl="8">
+      <w:start w:val="1"/>
+      <w:numFmt w:val="decimal"/>
+      <w:lvlText w:val="%1.%2.%3.%4.%5.%6.%7.%8.%9"/>
+      <w:lvlJc w:val="left"/>
+      <w:pPr>
+        <w:ind w:left="1800" w:hanging="1800"/>
+      </w:pPr>
+      <w:rPr>
+        <w:rFonts w:hint="default"/>
+      </w:rPr>
+    </w:lvl>
+  </w:abstractNum>
+  <w:abstractNum w:abstractNumId="21" w15:restartNumberingAfterBreak="0">
     <w:nsid w:val="43D762D7"/>
     <w:multiLevelType w:val="multilevel"/>
     <w:tmpl w:val="247C0786"/>
@@ -7029,7 +5833,7 @@
       </w:rPr>
     </w:lvl>
   </w:abstractNum>
-  <w:abstractNum w:abstractNumId="21" w15:restartNumberingAfterBreak="0">
+  <w:abstractNum w:abstractNumId="22" w15:restartNumberingAfterBreak="0">
     <w:nsid w:val="48B86FD7"/>
     <w:multiLevelType w:val="multilevel"/>
     <w:tmpl w:val="C46E3A70"/>
@@ -7178,7 +5982,7 @@
       </w:rPr>
     </w:lvl>
   </w:abstractNum>
-  <w:abstractNum w:abstractNumId="22" w15:restartNumberingAfterBreak="0">
+  <w:abstractNum w:abstractNumId="23" w15:restartNumberingAfterBreak="0">
     <w:nsid w:val="4DCE18AF"/>
     <w:multiLevelType w:val="multilevel"/>
     <w:tmpl w:val="56D6C8B6"/>
@@ -7291,7 +6095,7 @@
       </w:pPr>
     </w:lvl>
   </w:abstractNum>
-  <w:abstractNum w:abstractNumId="23" w15:restartNumberingAfterBreak="0">
+  <w:abstractNum w:abstractNumId="24" w15:restartNumberingAfterBreak="0">
     <w:nsid w:val="4FAB2425"/>
     <w:multiLevelType w:val="multilevel"/>
     <w:tmpl w:val="8EB42216"/>
@@ -7440,7 +6244,7 @@
       </w:rPr>
     </w:lvl>
   </w:abstractNum>
-  <w:abstractNum w:abstractNumId="24" w15:restartNumberingAfterBreak="0">
+  <w:abstractNum w:abstractNumId="25" w15:restartNumberingAfterBreak="0">
     <w:nsid w:val="50187162"/>
     <w:multiLevelType w:val="multilevel"/>
     <w:tmpl w:val="3304A938"/>
@@ -7589,7 +6393,7 @@
       </w:rPr>
     </w:lvl>
   </w:abstractNum>
-  <w:abstractNum w:abstractNumId="25" w15:restartNumberingAfterBreak="0">
+  <w:abstractNum w:abstractNumId="26" w15:restartNumberingAfterBreak="0">
     <w:nsid w:val="530D6611"/>
     <w:multiLevelType w:val="multilevel"/>
     <w:tmpl w:val="AAEA6EF8"/>
@@ -7738,7 +6542,7 @@
       </w:rPr>
     </w:lvl>
   </w:abstractNum>
-  <w:abstractNum w:abstractNumId="26" w15:restartNumberingAfterBreak="0">
+  <w:abstractNum w:abstractNumId="27" w15:restartNumberingAfterBreak="0">
     <w:nsid w:val="6E754BBD"/>
     <w:multiLevelType w:val="multilevel"/>
     <w:tmpl w:val="97F41282"/>
@@ -7887,7 +6691,7 @@
       </w:rPr>
     </w:lvl>
   </w:abstractNum>
-  <w:abstractNum w:abstractNumId="27" w15:restartNumberingAfterBreak="0">
+  <w:abstractNum w:abstractNumId="28" w15:restartNumberingAfterBreak="0">
     <w:nsid w:val="75E64D98"/>
     <w:multiLevelType w:val="multilevel"/>
     <w:tmpl w:val="FD02E8AA"/>
@@ -8036,7 +6840,7 @@
       </w:rPr>
     </w:lvl>
   </w:abstractNum>
-  <w:abstractNum w:abstractNumId="28" w15:restartNumberingAfterBreak="0">
+  <w:abstractNum w:abstractNumId="29" w15:restartNumberingAfterBreak="0">
     <w:nsid w:val="7AFB3343"/>
     <w:multiLevelType w:val="multilevel"/>
     <w:tmpl w:val="BBA89F9E"/>
@@ -8185,7 +6989,7 @@
       </w:rPr>
     </w:lvl>
   </w:abstractNum>
-  <w:abstractNum w:abstractNumId="29" w15:restartNumberingAfterBreak="0">
+  <w:abstractNum w:abstractNumId="30" w15:restartNumberingAfterBreak="0">
     <w:nsid w:val="7C5D56F0"/>
     <w:multiLevelType w:val="multilevel"/>
     <w:tmpl w:val="D7E4D4C4"/>
@@ -8334,7 +7138,7 @@
       </w:rPr>
     </w:lvl>
   </w:abstractNum>
-  <w:abstractNum w:abstractNumId="30" w15:restartNumberingAfterBreak="0">
+  <w:abstractNum w:abstractNumId="31" w15:restartNumberingAfterBreak="0">
     <w:nsid w:val="7CBB54F3"/>
     <w:multiLevelType w:val="multilevel"/>
     <w:tmpl w:val="7F5446BE"/>
@@ -8483,105 +7287,108 @@
       </w:rPr>
     </w:lvl>
   </w:abstractNum>
-  <w:num w:numId="1">
+  <w:num w:numId="1" w16cid:durableId="355273975">
+    <w:abstractNumId w:val="23"/>
+  </w:num>
+  <w:num w:numId="2" w16cid:durableId="296421965">
+    <w:abstractNumId w:val="18"/>
+  </w:num>
+  <w:num w:numId="3" w16cid:durableId="321348461">
+    <w:abstractNumId w:val="14"/>
+  </w:num>
+  <w:num w:numId="4" w16cid:durableId="1625233405">
+    <w:abstractNumId w:val="17"/>
+  </w:num>
+  <w:num w:numId="5" w16cid:durableId="1454861145">
+    <w:abstractNumId w:val="3"/>
+  </w:num>
+  <w:num w:numId="6" w16cid:durableId="320695373">
+    <w:abstractNumId w:val="19"/>
+  </w:num>
+  <w:num w:numId="7" w16cid:durableId="1838691141">
     <w:abstractNumId w:val="22"/>
   </w:num>
-  <w:num w:numId="2">
-    <w:abstractNumId w:val="18"/>
+  <w:num w:numId="8" w16cid:durableId="2147165280">
+    <w:abstractNumId w:val="26"/>
   </w:num>
-  <w:num w:numId="3">
-    <w:abstractNumId w:val="14"/>
+  <w:num w:numId="9" w16cid:durableId="1131823707">
+    <w:abstractNumId w:val="9"/>
   </w:num>
-  <w:num w:numId="4">
-    <w:abstractNumId w:val="17"/>
+  <w:num w:numId="10" w16cid:durableId="863398559">
+    <w:abstractNumId w:val="7"/>
   </w:num>
-  <w:num w:numId="5">
-    <w:abstractNumId w:val="3"/>
-  </w:num>
-  <w:num w:numId="6">
-    <w:abstractNumId w:val="19"/>
-  </w:num>
-  <w:num w:numId="7">
+  <w:num w:numId="11" w16cid:durableId="241373727">
     <w:abstractNumId w:val="21"/>
   </w:num>
-  <w:num w:numId="8">
+  <w:num w:numId="12" w16cid:durableId="832068786">
+    <w:abstractNumId w:val="6"/>
+  </w:num>
+  <w:num w:numId="13" w16cid:durableId="1456095353">
+    <w:abstractNumId w:val="13"/>
+  </w:num>
+  <w:num w:numId="14" w16cid:durableId="364722719">
+    <w:abstractNumId w:val="31"/>
+  </w:num>
+  <w:num w:numId="15" w16cid:durableId="344290755">
+    <w:abstractNumId w:val="16"/>
+  </w:num>
+  <w:num w:numId="16" w16cid:durableId="913904044">
+    <w:abstractNumId w:val="29"/>
+  </w:num>
+  <w:num w:numId="17" w16cid:durableId="776221265">
+    <w:abstractNumId w:val="12"/>
+  </w:num>
+  <w:num w:numId="18" w16cid:durableId="2002924227">
+    <w:abstractNumId w:val="24"/>
+  </w:num>
+  <w:num w:numId="19" w16cid:durableId="1760373712">
     <w:abstractNumId w:val="25"/>
   </w:num>
-  <w:num w:numId="9">
-    <w:abstractNumId w:val="9"/>
+  <w:num w:numId="20" w16cid:durableId="1180968409">
+    <w:abstractNumId w:val="8"/>
   </w:num>
-  <w:num w:numId="10">
-    <w:abstractNumId w:val="7"/>
+  <w:num w:numId="21" w16cid:durableId="1108042115">
+    <w:abstractNumId w:val="4"/>
   </w:num>
-  <w:num w:numId="11">
-    <w:abstractNumId w:val="20"/>
+  <w:num w:numId="22" w16cid:durableId="1671056405">
+    <w:abstractNumId w:val="2"/>
   </w:num>
-  <w:num w:numId="12">
-    <w:abstractNumId w:val="6"/>
+  <w:num w:numId="23" w16cid:durableId="1630622584">
+    <w:abstractNumId w:val="28"/>
   </w:num>
-  <w:num w:numId="13">
-    <w:abstractNumId w:val="13"/>
+  <w:num w:numId="24" w16cid:durableId="1919241678">
+    <w:abstractNumId w:val="1"/>
   </w:num>
-  <w:num w:numId="14">
+  <w:num w:numId="25" w16cid:durableId="1181506427">
+    <w:abstractNumId w:val="10"/>
+  </w:num>
+  <w:num w:numId="26" w16cid:durableId="941834923">
+    <w:abstractNumId w:val="27"/>
+  </w:num>
+  <w:num w:numId="27" w16cid:durableId="2129472987">
+    <w:abstractNumId w:val="5"/>
+  </w:num>
+  <w:num w:numId="28" w16cid:durableId="327100007">
     <w:abstractNumId w:val="30"/>
   </w:num>
-  <w:num w:numId="15">
-    <w:abstractNumId w:val="16"/>
-  </w:num>
-  <w:num w:numId="16">
-    <w:abstractNumId w:val="28"/>
-  </w:num>
-  <w:num w:numId="17">
-    <w:abstractNumId w:val="12"/>
-  </w:num>
-  <w:num w:numId="18">
-    <w:abstractNumId w:val="23"/>
-  </w:num>
-  <w:num w:numId="19">
-    <w:abstractNumId w:val="24"/>
-  </w:num>
-  <w:num w:numId="20">
-    <w:abstractNumId w:val="8"/>
-  </w:num>
-  <w:num w:numId="21">
-    <w:abstractNumId w:val="4"/>
-  </w:num>
-  <w:num w:numId="22">
-    <w:abstractNumId w:val="2"/>
-  </w:num>
-  <w:num w:numId="23">
-    <w:abstractNumId w:val="27"/>
-  </w:num>
-  <w:num w:numId="24">
-    <w:abstractNumId w:val="1"/>
-  </w:num>
-  <w:num w:numId="25">
-    <w:abstractNumId w:val="10"/>
-  </w:num>
-  <w:num w:numId="26">
-    <w:abstractNumId w:val="26"/>
-  </w:num>
-  <w:num w:numId="27">
-    <w:abstractNumId w:val="5"/>
-  </w:num>
-  <w:num w:numId="28">
-    <w:abstractNumId w:val="29"/>
-  </w:num>
-  <w:num w:numId="29">
+  <w:num w:numId="29" w16cid:durableId="1855067127">
     <w:abstractNumId w:val="0"/>
   </w:num>
-  <w:num w:numId="30">
+  <w:num w:numId="30" w16cid:durableId="2112241991">
     <w:abstractNumId w:val="15"/>
   </w:num>
-  <w:num w:numId="31">
+  <w:num w:numId="31" w16cid:durableId="802503785">
     <w:abstractNumId w:val="11"/>
+  </w:num>
+  <w:num w:numId="32" w16cid:durableId="1117066675">
+    <w:abstractNumId w:val="20"/>
   </w:num>
   <w:numIdMacAtCleanup w:val="31"/>
 </w:numbering>
 </file>
 
 <file path=word/styles.xml><?xml version="1.0" encoding="utf-8"?>
-<w:styles xmlns:mc="http://schemas.openxmlformats.org/markup-compatibility/2006" xmlns:r="http://schemas.openxmlformats.org/officeDocument/2006/relationships" xmlns:w="http://schemas.openxmlformats.org/wordprocessingml/2006/main" xmlns:w14="http://schemas.microsoft.com/office/word/2010/wordml" xmlns:w15="http://schemas.microsoft.com/office/word/2012/wordml" xmlns:w16cid="http://schemas.microsoft.com/office/word/2016/wordml/cid" xmlns:w16se="http://schemas.microsoft.com/office/word/2015/wordml/symex" mc:Ignorable="w14 w15 w16se w16cid">
+<w:styles xmlns:mc="http://schemas.openxmlformats.org/markup-compatibility/2006" xmlns:r="http://schemas.openxmlformats.org/officeDocument/2006/relationships" xmlns:w="http://schemas.openxmlformats.org/wordprocessingml/2006/main" xmlns:w14="http://schemas.microsoft.com/office/word/2010/wordml" xmlns:w15="http://schemas.microsoft.com/office/word/2012/wordml" xmlns:w16cex="http://schemas.microsoft.com/office/word/2018/wordml/cex" xmlns:w16cid="http://schemas.microsoft.com/office/word/2016/wordml/cid" xmlns:w16="http://schemas.microsoft.com/office/word/2018/wordml" xmlns:w16du="http://schemas.microsoft.com/office/word/2023/wordml/word16du" xmlns:w16sdtdh="http://schemas.microsoft.com/office/word/2020/wordml/sdtdatahash" xmlns:w16sdtfl="http://schemas.microsoft.com/office/word/2024/wordml/sdtformatlock" xmlns:w16se="http://schemas.microsoft.com/office/word/2015/wordml/symex" mc:Ignorable="w14 w15 w16se w16cid w16 w16cex w16sdtdh w16sdtfl w16du">
   <w:docDefaults>
     <w:rPrDefault>
       <w:rPr>
@@ -8599,7 +7406,7 @@
       </w:pPr>
     </w:pPrDefault>
   </w:docDefaults>
-  <w:latentStyles w:defLockedState="0" w:defUIPriority="99" w:defSemiHidden="0" w:defUnhideWhenUsed="0" w:defQFormat="0" w:count="375">
+  <w:latentStyles w:defLockedState="0" w:defUIPriority="99" w:defSemiHidden="0" w:defUnhideWhenUsed="0" w:defQFormat="0" w:count="376">
     <w:lsdException w:name="Normal" w:uiPriority="0" w:qFormat="1"/>
     <w:lsdException w:name="heading 1" w:uiPriority="9" w:qFormat="1"/>
     <w:lsdException w:name="heading 2" w:semiHidden="1" w:uiPriority="9" w:unhideWhenUsed="1" w:qFormat="1"/>
@@ -8975,6 +7782,7 @@
     <w:lsdException w:name="Smart Hyperlink" w:semiHidden="1" w:unhideWhenUsed="1"/>
     <w:lsdException w:name="Hashtag" w:semiHidden="1" w:unhideWhenUsed="1"/>
     <w:lsdException w:name="Unresolved Mention" w:semiHidden="1" w:unhideWhenUsed="1"/>
+    <w:lsdException w:name="Smart Link" w:semiHidden="1" w:unhideWhenUsed="1"/>
   </w:latentStyles>
   <w:style w:type="paragraph" w:default="1" w:styleId="Normal">
     <w:name w:val="Normal"/>
@@ -9540,6 +8348,60 @@
     <w:uiPriority w:val="99"/>
     <w:rsid w:val="004A05D7"/>
   </w:style>
+  <w:style w:type="character" w:styleId="Hyperlink">
+    <w:name w:val="Hyperlink"/>
+    <w:basedOn w:val="DefaultParagraphFont"/>
+    <w:uiPriority w:val="99"/>
+    <w:unhideWhenUsed/>
+    <w:rsid w:val="0037718A"/>
+    <w:rPr>
+      <w:color w:val="467886" w:themeColor="hyperlink"/>
+      <w:u w:val="single"/>
+    </w:rPr>
+  </w:style>
+  <w:style w:type="character" w:styleId="UnresolvedMention">
+    <w:name w:val="Unresolved Mention"/>
+    <w:basedOn w:val="DefaultParagraphFont"/>
+    <w:uiPriority w:val="99"/>
+    <w:semiHidden/>
+    <w:unhideWhenUsed/>
+    <w:rsid w:val="0037718A"/>
+    <w:rPr>
+      <w:color w:val="605E5C"/>
+      <w:shd w:val="clear" w:color="auto" w:fill="E1DFDD"/>
+    </w:rPr>
+  </w:style>
+  <w:style w:type="character" w:styleId="FollowedHyperlink">
+    <w:name w:val="FollowedHyperlink"/>
+    <w:basedOn w:val="DefaultParagraphFont"/>
+    <w:uiPriority w:val="99"/>
+    <w:semiHidden/>
+    <w:unhideWhenUsed/>
+    <w:rsid w:val="0037718A"/>
+    <w:rPr>
+      <w:color w:val="96607D" w:themeColor="followedHyperlink"/>
+      <w:u w:val="single"/>
+    </w:rPr>
+  </w:style>
+  <w:style w:type="table" w:styleId="TableGrid">
+    <w:name w:val="Table Grid"/>
+    <w:basedOn w:val="TableNormal"/>
+    <w:uiPriority w:val="39"/>
+    <w:rsid w:val="0037718A"/>
+    <w:pPr>
+      <w:spacing w:after="0" w:line="240" w:lineRule="auto"/>
+    </w:pPr>
+    <w:tblPr>
+      <w:tblBorders>
+        <w:top w:val="single" w:sz="4" w:space="0" w:color="auto"/>
+        <w:left w:val="single" w:sz="4" w:space="0" w:color="auto"/>
+        <w:bottom w:val="single" w:sz="4" w:space="0" w:color="auto"/>
+        <w:right w:val="single" w:sz="4" w:space="0" w:color="auto"/>
+        <w:insideH w:val="single" w:sz="4" w:space="0" w:color="auto"/>
+        <w:insideV w:val="single" w:sz="4" w:space="0" w:color="auto"/>
+      </w:tblBorders>
+    </w:tblPr>
+  </w:style>
 </w:styles>
 </file>
 
